--- a/SE-Assignments/Assignment-8/SRS_02.docx
+++ b/SE-Assignments/Assignment-8/SRS_02.docx
@@ -10,6 +10,7 @@
           <w:numId w:val="0"/>
         </w:numPr>
         <w:spacing w:lineRule="auto" w:line="240" w:before="0" w:afterAutospacing="1"/>
+        <w:ind w:left="0" w:hanging="0"/>
         <w:jc w:val="both"/>
         <w:outlineLvl w:val="0"/>
         <w:rPr>
@@ -37,7 +38,7 @@
       </w:r>
       <w:r>
         <w:rPr>
-          <w:rStyle w:val="StrongEmphasis"/>
+          <w:rStyle w:val="Strong"/>
           <w:rFonts w:eastAsia="Times New Roman" w:cs="Times New Roman" w:ascii="Times New Roman" w:hAnsi="Times New Roman"/>
           <w:kern w:val="2"/>
           <w:sz w:val="40"/>
@@ -55,6 +56,7 @@
           <w:numId w:val="0"/>
         </w:numPr>
         <w:spacing w:lineRule="auto" w:line="240" w:beforeAutospacing="1" w:afterAutospacing="1"/>
+        <w:ind w:left="0" w:hanging="0"/>
         <w:jc w:val="both"/>
         <w:outlineLvl w:val="1"/>
         <w:rPr>
@@ -87,6 +89,7 @@
           <w:numId w:val="0"/>
         </w:numPr>
         <w:spacing w:lineRule="auto" w:line="240" w:beforeAutospacing="1" w:afterAutospacing="1"/>
+        <w:ind w:left="0" w:hanging="0"/>
         <w:jc w:val="both"/>
         <w:outlineLvl w:val="2"/>
         <w:rPr>
@@ -119,6 +122,7 @@
           <w:numId w:val="0"/>
         </w:numPr>
         <w:spacing w:lineRule="auto" w:line="240" w:beforeAutospacing="1" w:afterAutospacing="1"/>
+        <w:ind w:left="0" w:hanging="0"/>
         <w:jc w:val="both"/>
         <w:outlineLvl w:val="2"/>
         <w:rPr>
@@ -142,6 +146,7 @@
           <w:numId w:val="0"/>
         </w:numPr>
         <w:spacing w:lineRule="auto" w:line="240" w:beforeAutospacing="1" w:afterAutospacing="1"/>
+        <w:ind w:left="0" w:hanging="0"/>
         <w:jc w:val="both"/>
         <w:outlineLvl w:val="2"/>
         <w:rPr>
@@ -255,16 +260,7 @@
           <w:szCs w:val="24"/>
           <w:lang w:eastAsia="en-GB"/>
         </w:rPr>
-        <w:t>A</w:t>
-      </w:r>
-      <w:r>
-        <w:rPr>
-          <w:rFonts w:eastAsia="Times New Roman" w:cs="Times New Roman" w:ascii="Times New Roman" w:hAnsi="Times New Roman"/>
-          <w:sz w:val="24"/>
-          <w:szCs w:val="24"/>
-          <w:lang w:eastAsia="en-GB"/>
-        </w:rPr>
-        <w:t>utomatic reminders for lectures, assignments, exercise, meals, etc.</w:t>
+        <w:t>Automatic reminders for lectures, assignments, exercise, meals, etc.</w:t>
       </w:r>
     </w:p>
     <w:p>
@@ -340,6 +336,7 @@
           <w:numId w:val="0"/>
         </w:numPr>
         <w:spacing w:lineRule="auto" w:line="240" w:beforeAutospacing="1" w:afterAutospacing="1"/>
+        <w:ind w:left="0" w:hanging="0"/>
         <w:jc w:val="both"/>
         <w:outlineLvl w:val="2"/>
         <w:rPr/>
@@ -384,7 +381,7 @@
         <w:pStyle w:val="TextBody"/>
         <w:numPr>
           <w:ilvl w:val="0"/>
-          <w:numId w:val="15"/>
+          <w:numId w:val="14"/>
         </w:numPr>
         <w:tabs>
           <w:tab w:val="clear" w:pos="720"/>
@@ -396,7 +393,7 @@
       </w:pPr>
       <w:r>
         <w:rPr>
-          <w:rStyle w:val="StrongEmphasis"/>
+          <w:rStyle w:val="Strong"/>
           <w:rFonts w:ascii="Times new roman" w:hAnsi="Times new roman"/>
         </w:rPr>
         <w:t>CPS</w:t>
@@ -413,7 +410,7 @@
         <w:pStyle w:val="TextBody"/>
         <w:numPr>
           <w:ilvl w:val="0"/>
-          <w:numId w:val="15"/>
+          <w:numId w:val="14"/>
         </w:numPr>
         <w:tabs>
           <w:tab w:val="clear" w:pos="720"/>
@@ -425,7 +422,7 @@
       </w:pPr>
       <w:r>
         <w:rPr>
-          <w:rStyle w:val="StrongEmphasis"/>
+          <w:rStyle w:val="Strong"/>
           <w:rFonts w:ascii="Times new roman" w:hAnsi="Times new roman"/>
         </w:rPr>
         <w:t>SRAMS</w:t>
@@ -442,7 +439,7 @@
         <w:pStyle w:val="TextBody"/>
         <w:numPr>
           <w:ilvl w:val="0"/>
-          <w:numId w:val="15"/>
+          <w:numId w:val="14"/>
         </w:numPr>
         <w:tabs>
           <w:tab w:val="clear" w:pos="720"/>
@@ -454,7 +451,7 @@
       </w:pPr>
       <w:r>
         <w:rPr>
-          <w:rStyle w:val="StrongEmphasis"/>
+          <w:rStyle w:val="Strong"/>
           <w:rFonts w:ascii="Times new roman" w:hAnsi="Times new roman"/>
         </w:rPr>
         <w:t>IoT</w:t>
@@ -471,7 +468,7 @@
         <w:pStyle w:val="TextBody"/>
         <w:numPr>
           <w:ilvl w:val="0"/>
-          <w:numId w:val="15"/>
+          <w:numId w:val="14"/>
         </w:numPr>
         <w:tabs>
           <w:tab w:val="clear" w:pos="720"/>
@@ -483,7 +480,7 @@
       </w:pPr>
       <w:r>
         <w:rPr>
-          <w:rStyle w:val="StrongEmphasis"/>
+          <w:rStyle w:val="Strong"/>
           <w:rFonts w:ascii="Times new roman" w:hAnsi="Times new roman"/>
         </w:rPr>
         <w:t>UI/UX</w:t>
@@ -500,7 +497,7 @@
         <w:pStyle w:val="TextBody"/>
         <w:numPr>
           <w:ilvl w:val="0"/>
-          <w:numId w:val="15"/>
+          <w:numId w:val="14"/>
         </w:numPr>
         <w:tabs>
           <w:tab w:val="clear" w:pos="720"/>
@@ -512,7 +509,7 @@
       </w:pPr>
       <w:r>
         <w:rPr>
-          <w:rStyle w:val="StrongEmphasis"/>
+          <w:rStyle w:val="Strong"/>
           <w:rFonts w:ascii="Times new roman" w:hAnsi="Times new roman"/>
         </w:rPr>
         <w:t>API</w:t>
@@ -532,6 +529,7 @@
           <w:numId w:val="0"/>
         </w:numPr>
         <w:spacing w:lineRule="auto" w:line="240" w:beforeAutospacing="1" w:afterAutospacing="1"/>
+        <w:ind w:left="0" w:hanging="0"/>
         <w:jc w:val="both"/>
         <w:outlineLvl w:val="2"/>
         <w:rPr>
@@ -561,7 +559,7 @@
         <w:pStyle w:val="Normal"/>
         <w:numPr>
           <w:ilvl w:val="0"/>
-          <w:numId w:val="14"/>
+          <w:numId w:val="13"/>
         </w:numPr>
         <w:spacing w:lineRule="auto" w:line="240" w:beforeAutospacing="1" w:after="0"/>
         <w:jc w:val="both"/>
@@ -606,7 +604,7 @@
         <w:pStyle w:val="Normal"/>
         <w:numPr>
           <w:ilvl w:val="0"/>
-          <w:numId w:val="14"/>
+          <w:numId w:val="13"/>
         </w:numPr>
         <w:spacing w:lineRule="auto" w:line="240" w:before="0" w:after="0"/>
         <w:jc w:val="both"/>
@@ -651,7 +649,7 @@
         <w:pStyle w:val="Normal"/>
         <w:numPr>
           <w:ilvl w:val="0"/>
-          <w:numId w:val="14"/>
+          <w:numId w:val="13"/>
         </w:numPr>
         <w:spacing w:lineRule="auto" w:line="240" w:before="0" w:afterAutospacing="1"/>
         <w:jc w:val="both"/>
@@ -699,6 +697,7 @@
           <w:numId w:val="0"/>
         </w:numPr>
         <w:spacing w:lineRule="auto" w:line="240" w:beforeAutospacing="1" w:afterAutospacing="1"/>
+        <w:ind w:left="0" w:hanging="0"/>
         <w:jc w:val="both"/>
         <w:outlineLvl w:val="2"/>
         <w:rPr>
@@ -754,22 +753,23 @@
         <w:t xml:space="preserve"> </w:t>
       </w:r>
       <w:r>
-        <w:rPr/>
+        <w:rPr>
+          <w:rFonts w:eastAsia="Times New Roman" w:cs="Times New Roman" w:ascii="Times New Roman" w:hAnsi="Times New Roman"/>
+          <w:sz w:val="24"/>
+          <w:szCs w:val="24"/>
+          <w:lang w:eastAsia="en-GB"/>
+        </w:rPr>
         <mc:AlternateContent>
           <mc:Choice Requires="wps">
             <w:drawing>
               <wp:inline distT="0" distB="0" distL="0" distR="0">
                 <wp:extent cx="5731510" cy="19050"/>
                 <wp:effectExtent l="0" t="0" r="0" b="177800"/>
-                <wp:docPr id="1" name=""/>
+                <wp:docPr id="1" name="Shape1"/>
                 <a:graphic xmlns:a="http://schemas.openxmlformats.org/drawingml/2006/main">
                   <a:graphicData uri="http://schemas.microsoft.com/office/word/2010/wordprocessingShape">
                     <wps:wsp>
                       <wps:cNvSpPr/>
-                      <wps:nvSpPr>
-                        <wps:cNvPr id="0" name=""/>
-                        <wps:cNvSpPr/>
-                      </wps:nvSpPr>
                       <wps:spPr>
                         <a:xfrm>
                           <a:off x="0" y="0"/>
@@ -785,6 +785,12 @@
                           <a:noFill/>
                         </a:ln>
                       </wps:spPr>
+                      <wps:style>
+                        <a:lnRef idx="0"/>
+                        <a:fillRef idx="0"/>
+                        <a:effectRef idx="0"/>
+                        <a:fontRef idx="minor"/>
+                      </wps:style>
                       <wps:bodyPr/>
                     </wps:wsp>
                   </a:graphicData>
@@ -797,10 +803,10 @@
           </mc:Choice>
           <mc:Fallback>
             <w:pict>
-              <v:rect id="shape_0" fillcolor="#a0a0a0" stroked="f" o:allowincell="f" style="position:absolute;margin-left:0pt;margin-top:-15.55pt;width:451.25pt;height:1.45pt;mso-wrap-style:none;v-text-anchor:middle;mso-position-horizontal:center;mso-position-vertical:top">
+              <v:rect id="shape_0" ID="Shape1" path="m0,0l-2147483645,0l-2147483645,-2147483646l0,-2147483646xe" fillcolor="#a0a0a0" stroked="f" o:allowincell="f" style="position:absolute;margin-left:0pt;margin-top:-15.55pt;width:451.25pt;height:1.45pt;mso-wrap-style:none;v-text-anchor:middle;mso-position-vertical:top">
                 <v:fill o:detectmouseclick="t" type="solid" color2="#5f5f5f"/>
                 <v:stroke color="#3465a4" joinstyle="round" endcap="flat"/>
-                <w10:wrap type="topAndBottom"/>
+                <w10:wrap type="square"/>
               </v:rect>
             </w:pict>
           </mc:Fallback>
@@ -815,6 +821,7 @@
           <w:numId w:val="0"/>
         </w:numPr>
         <w:spacing w:lineRule="auto" w:line="240" w:beforeAutospacing="1" w:afterAutospacing="1"/>
+        <w:ind w:left="0" w:hanging="0"/>
         <w:jc w:val="both"/>
         <w:outlineLvl w:val="1"/>
         <w:rPr>
@@ -847,6 +854,7 @@
           <w:numId w:val="0"/>
         </w:numPr>
         <w:spacing w:lineRule="auto" w:line="240" w:beforeAutospacing="1" w:afterAutospacing="1"/>
+        <w:ind w:left="0" w:hanging="0"/>
         <w:jc w:val="both"/>
         <w:outlineLvl w:val="2"/>
         <w:rPr>
@@ -894,6 +902,7 @@
           <w:numId w:val="0"/>
         </w:numPr>
         <w:spacing w:lineRule="auto" w:line="240" w:beforeAutospacing="1" w:afterAutospacing="1"/>
+        <w:ind w:left="0" w:hanging="0"/>
         <w:jc w:val="both"/>
         <w:outlineLvl w:val="2"/>
         <w:rPr>
@@ -954,7 +963,7 @@
         <w:pStyle w:val="TextBody"/>
         <w:numPr>
           <w:ilvl w:val="0"/>
-          <w:numId w:val="16"/>
+          <w:numId w:val="15"/>
         </w:numPr>
         <w:tabs>
           <w:tab w:val="clear" w:pos="720"/>
@@ -984,6 +993,145 @@
           <w:szCs w:val="24"/>
         </w:rPr>
         <w:t>Syncs with wearable or mobile sensors to track sleep, activity, and breaks.</w:t>
+      </w:r>
+    </w:p>
+    <w:p>
+      <w:pPr>
+        <w:pStyle w:val="TextBody"/>
+        <w:numPr>
+          <w:ilvl w:val="0"/>
+          <w:numId w:val="15"/>
+        </w:numPr>
+        <w:tabs>
+          <w:tab w:val="clear" w:pos="720"/>
+          <w:tab w:val="left" w:pos="0" w:leader="none"/>
+        </w:tabs>
+        <w:ind w:left="709" w:hanging="283"/>
+        <w:rPr>
+          <w:rFonts w:ascii="Times new roman" w:hAnsi="Times new roman"/>
+          <w:sz w:val="24"/>
+          <w:szCs w:val="24"/>
+        </w:rPr>
+      </w:pPr>
+      <w:r>
+        <w:rPr>
+          <w:rFonts w:ascii="Times new roman" w:hAnsi="Times new roman"/>
+          <w:b/>
+          <w:bCs/>
+          <w:sz w:val="24"/>
+          <w:szCs w:val="24"/>
+        </w:rPr>
+        <w:t xml:space="preserve">Productivity Reports: </w:t>
+      </w:r>
+      <w:r>
+        <w:rPr>
+          <w:rFonts w:ascii="Times new roman" w:hAnsi="Times new roman"/>
+          <w:sz w:val="24"/>
+          <w:szCs w:val="24"/>
+        </w:rPr>
+        <w:t>Visual dashboards with charts and daily/weekly insights.</w:t>
+      </w:r>
+    </w:p>
+    <w:p>
+      <w:pPr>
+        <w:pStyle w:val="TextBody"/>
+        <w:numPr>
+          <w:ilvl w:val="0"/>
+          <w:numId w:val="15"/>
+        </w:numPr>
+        <w:tabs>
+          <w:tab w:val="clear" w:pos="720"/>
+          <w:tab w:val="left" w:pos="0" w:leader="none"/>
+        </w:tabs>
+        <w:ind w:left="709" w:hanging="283"/>
+        <w:rPr>
+          <w:rFonts w:ascii="Times new roman" w:hAnsi="Times new roman"/>
+          <w:sz w:val="24"/>
+          <w:szCs w:val="24"/>
+        </w:rPr>
+      </w:pPr>
+      <w:r>
+        <w:rPr>
+          <w:rFonts w:ascii="Times new roman" w:hAnsi="Times new roman"/>
+          <w:b/>
+          <w:bCs/>
+          <w:sz w:val="24"/>
+          <w:szCs w:val="24"/>
+        </w:rPr>
+        <w:t xml:space="preserve">Academic Sync: </w:t>
+      </w:r>
+      <w:r>
+        <w:rPr>
+          <w:rFonts w:ascii="Times new roman" w:hAnsi="Times new roman"/>
+          <w:sz w:val="24"/>
+          <w:szCs w:val="24"/>
+        </w:rPr>
+        <w:t>Integration with Google Classroom, Moodle, etc., to fetch assignments and exam dates.</w:t>
+      </w:r>
+    </w:p>
+    <w:p>
+      <w:pPr>
+        <w:pStyle w:val="TextBody"/>
+        <w:numPr>
+          <w:ilvl w:val="0"/>
+          <w:numId w:val="15"/>
+        </w:numPr>
+        <w:tabs>
+          <w:tab w:val="clear" w:pos="720"/>
+          <w:tab w:val="left" w:pos="0" w:leader="none"/>
+        </w:tabs>
+        <w:ind w:left="709" w:hanging="283"/>
+        <w:rPr>
+          <w:rFonts w:ascii="Times new roman" w:hAnsi="Times new roman"/>
+          <w:sz w:val="24"/>
+          <w:szCs w:val="24"/>
+        </w:rPr>
+      </w:pPr>
+      <w:r>
+        <w:rPr>
+          <w:rFonts w:ascii="Times new roman" w:hAnsi="Times new roman"/>
+          <w:b/>
+          <w:bCs/>
+          <w:sz w:val="24"/>
+          <w:szCs w:val="24"/>
+        </w:rPr>
+        <w:t xml:space="preserve">Habit Tracker: </w:t>
+      </w:r>
+      <w:r>
+        <w:rPr>
+          <w:rFonts w:ascii="Times new roman" w:hAnsi="Times new roman"/>
+          <w:sz w:val="24"/>
+          <w:szCs w:val="24"/>
+        </w:rPr>
+        <w:t>Tracks consistency in tasks like meditation, walking, reading.</w:t>
+      </w:r>
+    </w:p>
+    <w:p>
+      <w:pPr>
+        <w:pStyle w:val="Normal"/>
+        <w:numPr>
+          <w:ilvl w:val="0"/>
+          <w:numId w:val="0"/>
+        </w:numPr>
+        <w:spacing w:lineRule="auto" w:line="240" w:beforeAutospacing="1" w:afterAutospacing="1"/>
+        <w:ind w:left="0" w:hanging="0"/>
+        <w:jc w:val="both"/>
+        <w:outlineLvl w:val="2"/>
+        <w:rPr>
+          <w:sz w:val="24"/>
+          <w:szCs w:val="24"/>
+        </w:rPr>
+      </w:pPr>
+      <w:r>
+        <w:rPr>
+          <w:rFonts w:eastAsia="Times New Roman" w:cs="Times New Roman" w:ascii="Times New Roman" w:hAnsi="Times New Roman"/>
+          <w:b/>
+          <w:bCs/>
+          <w:sz w:val="24"/>
+          <w:szCs w:val="24"/>
+          <w:lang w:eastAsia="en-GB"/>
+        </w:rPr>
+        <w:t>2.3 User Characteristics</w:t>
       </w:r>
     </w:p>
     <w:p>
@@ -997,30 +1145,19 @@
           <w:tab w:val="clear" w:pos="720"/>
           <w:tab w:val="left" w:pos="0" w:leader="none"/>
         </w:tabs>
-        <w:ind w:left="709" w:hanging="283"/>
-        <w:rPr>
-          <w:rFonts w:ascii="Times new roman" w:hAnsi="Times new roman"/>
-          <w:sz w:val="24"/>
-          <w:szCs w:val="24"/>
-        </w:rPr>
-      </w:pPr>
-      <w:r>
-        <w:rPr>
-          <w:rFonts w:ascii="Times new roman" w:hAnsi="Times new roman"/>
-          <w:b/>
-          <w:bCs/>
-          <w:sz w:val="24"/>
-          <w:szCs w:val="24"/>
-        </w:rPr>
-        <w:t xml:space="preserve">Productivity Reports: </w:t>
-      </w:r>
-      <w:r>
-        <w:rPr>
-          <w:rFonts w:ascii="Times new roman" w:hAnsi="Times new roman"/>
-          <w:sz w:val="24"/>
-          <w:szCs w:val="24"/>
-        </w:rPr>
-        <w:t>Visual dashboards with charts and daily/weekly insights.</w:t>
+        <w:spacing w:lineRule="auto" w:line="240"/>
+        <w:ind w:left="720" w:hanging="283"/>
+        <w:rPr/>
+      </w:pPr>
+      <w:r>
+        <w:rPr>
+          <w:rStyle w:val="Strong"/>
+          <w:rFonts w:eastAsia="Times New Roman" w:cs="Times New Roman" w:ascii="TIMES NEW ROMAN" w:hAnsi="TIMES NEW ROMAN"/>
+          <w:sz w:val="24"/>
+          <w:szCs w:val="24"/>
+          <w:lang w:eastAsia="en-GB"/>
+        </w:rPr>
+        <w:t>Students: Core users aiming to balance academics and personal growth.</w:t>
       </w:r>
     </w:p>
     <w:p>
@@ -1028,73 +1165,32 @@
         <w:pStyle w:val="TextBody"/>
         <w:numPr>
           <w:ilvl w:val="0"/>
-          <w:numId w:val="16"/>
+          <w:numId w:val="17"/>
         </w:numPr>
         <w:tabs>
           <w:tab w:val="clear" w:pos="720"/>
           <w:tab w:val="left" w:pos="0" w:leader="none"/>
         </w:tabs>
-        <w:ind w:left="709" w:hanging="283"/>
-        <w:rPr>
-          <w:rFonts w:ascii="Times new roman" w:hAnsi="Times new roman"/>
-          <w:sz w:val="24"/>
-          <w:szCs w:val="24"/>
-        </w:rPr>
-      </w:pPr>
-      <w:r>
-        <w:rPr>
-          <w:rFonts w:ascii="Times new roman" w:hAnsi="Times new roman"/>
-          <w:b/>
-          <w:bCs/>
-          <w:sz w:val="24"/>
-          <w:szCs w:val="24"/>
-        </w:rPr>
-        <w:t xml:space="preserve">Academic Sync: </w:t>
-      </w:r>
-      <w:r>
-        <w:rPr>
-          <w:rFonts w:ascii="Times new roman" w:hAnsi="Times new roman"/>
-          <w:sz w:val="24"/>
-          <w:szCs w:val="24"/>
-        </w:rPr>
-        <w:t>Integration with Google Classroom, Moodle, etc., to fetch assignments and exam dates.</w:t>
-      </w:r>
-    </w:p>
-    <w:p>
-      <w:pPr>
-        <w:pStyle w:val="TextBody"/>
-        <w:numPr>
-          <w:ilvl w:val="0"/>
-          <w:numId w:val="16"/>
-        </w:numPr>
-        <w:tabs>
-          <w:tab w:val="clear" w:pos="720"/>
-          <w:tab w:val="left" w:pos="0" w:leader="none"/>
-        </w:tabs>
-        <w:ind w:left="709" w:hanging="283"/>
-        <w:rPr>
-          <w:rFonts w:ascii="Times new roman" w:hAnsi="Times new roman"/>
-          <w:sz w:val="24"/>
-          <w:szCs w:val="24"/>
-        </w:rPr>
-      </w:pPr>
-      <w:r>
-        <w:rPr>
-          <w:rFonts w:ascii="Times new roman" w:hAnsi="Times new roman"/>
-          <w:b/>
-          <w:bCs/>
-          <w:sz w:val="24"/>
-          <w:szCs w:val="24"/>
-        </w:rPr>
-        <w:t xml:space="preserve">Habit Tracker: </w:t>
-      </w:r>
-      <w:r>
-        <w:rPr>
-          <w:rFonts w:ascii="Times new roman" w:hAnsi="Times new roman"/>
-          <w:sz w:val="24"/>
-          <w:szCs w:val="24"/>
-        </w:rPr>
-        <w:t>Tracks consistency in tasks like meditation, walking, reading.</w:t>
+        <w:spacing w:lineRule="auto" w:line="240"/>
+        <w:ind w:left="720" w:hanging="283"/>
+        <w:rPr/>
+      </w:pPr>
+      <w:r>
+        <w:rPr>
+          <w:rStyle w:val="Strong"/>
+          <w:rFonts w:ascii="TIMES NEW ROMAN" w:hAnsi="TIMES NEW ROMAN"/>
+          <w:sz w:val="24"/>
+          <w:szCs w:val="24"/>
+        </w:rPr>
+        <w:t>System Admins</w:t>
+      </w:r>
+      <w:r>
+        <w:rPr>
+          <w:rFonts w:ascii="TIMES NEW ROMAN" w:hAnsi="TIMES NEW ROMAN"/>
+          <w:sz w:val="24"/>
+          <w:szCs w:val="24"/>
+        </w:rPr>
+        <w:t>: Manage back-end operations, security, and analytics.</w:t>
       </w:r>
     </w:p>
     <w:p>
@@ -1105,6 +1201,7 @@
           <w:numId w:val="0"/>
         </w:numPr>
         <w:spacing w:lineRule="auto" w:line="240" w:beforeAutospacing="1" w:afterAutospacing="1"/>
+        <w:ind w:left="0" w:hanging="0"/>
         <w:jc w:val="both"/>
         <w:outlineLvl w:val="2"/>
         <w:rPr>
@@ -1121,33 +1218,167 @@
           <w:szCs w:val="24"/>
           <w:lang w:eastAsia="en-GB"/>
         </w:rPr>
-        <w:t>2.3 User Characteristics</w:t>
-      </w:r>
-    </w:p>
-    <w:p>
-      <w:pPr>
-        <w:pStyle w:val="TextBody"/>
+        <w:t>2.4 Constraints</w:t>
+      </w:r>
+    </w:p>
+    <w:p>
+      <w:pPr>
+        <w:pStyle w:val="Normal"/>
         <w:numPr>
           <w:ilvl w:val="0"/>
-          <w:numId w:val="17"/>
+          <w:numId w:val="4"/>
         </w:numPr>
-        <w:tabs>
-          <w:tab w:val="clear" w:pos="720"/>
-          <w:tab w:val="left" w:pos="0" w:leader="none"/>
-        </w:tabs>
-        <w:spacing w:lineRule="auto" w:line="240"/>
-        <w:ind w:left="720" w:hanging="283"/>
-        <w:rPr/>
-      </w:pPr>
-      <w:r>
-        <w:rPr>
-          <w:rStyle w:val="StrongEmphasis"/>
-          <w:rFonts w:eastAsia="Times New Roman" w:cs="Times New Roman" w:ascii="TIMES NEW ROMAN" w:hAnsi="TIMES NEW ROMAN"/>
-          <w:sz w:val="24"/>
-          <w:szCs w:val="24"/>
-          <w:lang w:eastAsia="en-GB"/>
-        </w:rPr>
-        <w:t>Students: Core users aiming to balance academics and personal growth.</w:t>
+        <w:spacing w:lineRule="auto" w:line="240" w:beforeAutospacing="1" w:after="0"/>
+        <w:jc w:val="both"/>
+        <w:rPr>
+          <w:sz w:val="24"/>
+          <w:szCs w:val="24"/>
+        </w:rPr>
+      </w:pPr>
+      <w:r>
+        <w:rPr>
+          <w:rFonts w:eastAsia="Times New Roman" w:cs="Times New Roman" w:ascii="Times New Roman" w:hAnsi="Times New Roman"/>
+          <w:sz w:val="24"/>
+          <w:szCs w:val="24"/>
+          <w:lang w:eastAsia="en-GB"/>
+        </w:rPr>
+        <w:t xml:space="preserve">Requires permission to access </w:t>
+      </w:r>
+      <w:r>
+        <w:rPr>
+          <w:rFonts w:eastAsia="Times New Roman" w:cs="Times New Roman" w:ascii="Times New Roman" w:hAnsi="Times New Roman"/>
+          <w:b/>
+          <w:bCs/>
+          <w:sz w:val="24"/>
+          <w:szCs w:val="24"/>
+          <w:lang w:eastAsia="en-GB"/>
+        </w:rPr>
+        <w:t>device data</w:t>
+      </w:r>
+      <w:r>
+        <w:rPr>
+          <w:rFonts w:eastAsia="Times New Roman" w:cs="Times New Roman" w:ascii="Times New Roman" w:hAnsi="Times New Roman"/>
+          <w:sz w:val="24"/>
+          <w:szCs w:val="24"/>
+          <w:lang w:eastAsia="en-GB"/>
+        </w:rPr>
+        <w:t xml:space="preserve"> (calendar, location, sensors).</w:t>
+      </w:r>
+    </w:p>
+    <w:p>
+      <w:pPr>
+        <w:pStyle w:val="Normal"/>
+        <w:numPr>
+          <w:ilvl w:val="0"/>
+          <w:numId w:val="4"/>
+        </w:numPr>
+        <w:spacing w:lineRule="auto" w:line="240" w:before="0" w:after="0"/>
+        <w:jc w:val="both"/>
+        <w:rPr>
+          <w:sz w:val="24"/>
+          <w:szCs w:val="24"/>
+        </w:rPr>
+      </w:pPr>
+      <w:r>
+        <w:rPr>
+          <w:rFonts w:eastAsia="Times New Roman" w:cs="Times New Roman" w:ascii="Times New Roman" w:hAnsi="Times New Roman"/>
+          <w:sz w:val="24"/>
+          <w:szCs w:val="24"/>
+          <w:lang w:eastAsia="en-GB"/>
+        </w:rPr>
+        <w:t>Requires</w:t>
+      </w:r>
+      <w:r>
+        <w:rPr>
+          <w:rFonts w:eastAsia="Times New Roman" w:cs="Times New Roman" w:ascii="Times New Roman" w:hAnsi="Times New Roman"/>
+          <w:b/>
+          <w:bCs/>
+          <w:sz w:val="24"/>
+          <w:szCs w:val="24"/>
+          <w:lang w:eastAsia="en-GB"/>
+        </w:rPr>
+        <w:t xml:space="preserve"> reliable internet </w:t>
+      </w:r>
+      <w:r>
+        <w:rPr>
+          <w:rFonts w:eastAsia="Times New Roman" w:cs="Times New Roman" w:ascii="Times New Roman" w:hAnsi="Times New Roman"/>
+          <w:sz w:val="24"/>
+          <w:szCs w:val="24"/>
+          <w:lang w:eastAsia="en-GB"/>
+        </w:rPr>
+        <w:t>for cloud sync.</w:t>
+      </w:r>
+    </w:p>
+    <w:p>
+      <w:pPr>
+        <w:pStyle w:val="Normal"/>
+        <w:numPr>
+          <w:ilvl w:val="0"/>
+          <w:numId w:val="4"/>
+        </w:numPr>
+        <w:spacing w:lineRule="auto" w:line="240" w:before="0" w:after="0"/>
+        <w:jc w:val="both"/>
+        <w:rPr>
+          <w:sz w:val="24"/>
+          <w:szCs w:val="24"/>
+        </w:rPr>
+      </w:pPr>
+      <w:r>
+        <w:rPr>
+          <w:rFonts w:eastAsia="Times New Roman" w:cs="Times New Roman" w:ascii="Times New Roman" w:hAnsi="Times New Roman"/>
+          <w:sz w:val="24"/>
+          <w:szCs w:val="24"/>
+          <w:lang w:eastAsia="en-GB"/>
+        </w:rPr>
+        <w:t xml:space="preserve">Privacy of </w:t>
+      </w:r>
+      <w:r>
+        <w:rPr>
+          <w:rFonts w:eastAsia="Times New Roman" w:cs="Times New Roman" w:ascii="Times New Roman" w:hAnsi="Times New Roman"/>
+          <w:b/>
+          <w:bCs/>
+          <w:sz w:val="24"/>
+          <w:szCs w:val="24"/>
+          <w:lang w:eastAsia="en-GB"/>
+        </w:rPr>
+        <w:t xml:space="preserve">personal data </w:t>
+      </w:r>
+      <w:r>
+        <w:rPr>
+          <w:rFonts w:eastAsia="Times New Roman" w:cs="Times New Roman" w:ascii="Times New Roman" w:hAnsi="Times New Roman"/>
+          <w:sz w:val="24"/>
+          <w:szCs w:val="24"/>
+          <w:lang w:eastAsia="en-GB"/>
+        </w:rPr>
+        <w:t>must be maintained.</w:t>
+      </w:r>
+    </w:p>
+    <w:p>
+      <w:pPr>
+        <w:pStyle w:val="Normal"/>
+        <w:numPr>
+          <w:ilvl w:val="0"/>
+          <w:numId w:val="0"/>
+        </w:numPr>
+        <w:spacing w:lineRule="auto" w:line="240" w:beforeAutospacing="1" w:afterAutospacing="1"/>
+        <w:ind w:left="0" w:hanging="0"/>
+        <w:jc w:val="both"/>
+        <w:outlineLvl w:val="2"/>
+        <w:rPr>
+          <w:sz w:val="24"/>
+          <w:szCs w:val="24"/>
+        </w:rPr>
+      </w:pPr>
+      <w:r>
+        <w:rPr>
+          <w:rFonts w:eastAsia="Times New Roman" w:cs="Times New Roman" w:ascii="Times New Roman" w:hAnsi="Times New Roman"/>
+          <w:b/>
+          <w:bCs/>
+          <w:sz w:val="24"/>
+          <w:szCs w:val="24"/>
+          <w:lang w:eastAsia="en-GB"/>
+        </w:rPr>
+        <w:t>2.5 Assumptions and Dependencies</w:t>
       </w:r>
     </w:p>
     <w:p>
@@ -1157,216 +1388,41 @@
           <w:ilvl w:val="0"/>
           <w:numId w:val="18"/>
         </w:numPr>
-        <w:tabs>
-          <w:tab w:val="clear" w:pos="720"/>
-          <w:tab w:val="left" w:pos="0" w:leader="none"/>
-        </w:tabs>
-        <w:spacing w:lineRule="auto" w:line="240"/>
-        <w:ind w:left="720" w:hanging="283"/>
-        <w:rPr/>
-      </w:pPr>
-      <w:r>
-        <w:rPr>
-          <w:rStyle w:val="StrongEmphasis"/>
-          <w:rFonts w:ascii="TIMES NEW ROMAN" w:hAnsi="TIMES NEW ROMAN"/>
-          <w:sz w:val="24"/>
-          <w:szCs w:val="24"/>
-        </w:rPr>
-        <w:t>System Admins</w:t>
-      </w:r>
-      <w:r>
-        <w:rPr>
-          <w:rFonts w:ascii="TIMES NEW ROMAN" w:hAnsi="TIMES NEW ROMAN"/>
-          <w:sz w:val="24"/>
-          <w:szCs w:val="24"/>
-        </w:rPr>
-        <w:t>: Manage back-end operations, security, and analytics.</w:t>
-      </w:r>
-    </w:p>
-    <w:p>
-      <w:pPr>
-        <w:pStyle w:val="Normal"/>
-        <w:numPr>
-          <w:ilvl w:val="0"/>
-          <w:numId w:val="0"/>
-        </w:numPr>
-        <w:spacing w:lineRule="auto" w:line="240" w:beforeAutospacing="1" w:afterAutospacing="1"/>
-        <w:jc w:val="both"/>
-        <w:outlineLvl w:val="2"/>
-        <w:rPr>
-          <w:sz w:val="24"/>
-          <w:szCs w:val="24"/>
-        </w:rPr>
-      </w:pPr>
-      <w:r>
-        <w:rPr>
-          <w:rFonts w:eastAsia="Times New Roman" w:cs="Times New Roman" w:ascii="Times New Roman" w:hAnsi="Times New Roman"/>
-          <w:b/>
-          <w:bCs/>
-          <w:sz w:val="24"/>
-          <w:szCs w:val="24"/>
-          <w:lang w:eastAsia="en-GB"/>
-        </w:rPr>
-        <w:t>2.4 Constraints</w:t>
-      </w:r>
-    </w:p>
-    <w:p>
-      <w:pPr>
-        <w:pStyle w:val="Normal"/>
-        <w:numPr>
-          <w:ilvl w:val="0"/>
-          <w:numId w:val="4"/>
-        </w:numPr>
-        <w:spacing w:lineRule="auto" w:line="240" w:beforeAutospacing="1" w:after="0"/>
-        <w:jc w:val="both"/>
-        <w:rPr>
-          <w:sz w:val="24"/>
-          <w:szCs w:val="24"/>
-        </w:rPr>
-      </w:pPr>
-      <w:r>
-        <w:rPr>
-          <w:rFonts w:eastAsia="Times New Roman" w:cs="Times New Roman" w:ascii="Times New Roman" w:hAnsi="Times New Roman"/>
-          <w:sz w:val="24"/>
-          <w:szCs w:val="24"/>
-          <w:lang w:eastAsia="en-GB"/>
-        </w:rPr>
-        <w:t xml:space="preserve">Requires permission to access </w:t>
-      </w:r>
-      <w:r>
-        <w:rPr>
-          <w:rFonts w:eastAsia="Times New Roman" w:cs="Times New Roman" w:ascii="Times New Roman" w:hAnsi="Times New Roman"/>
-          <w:b/>
-          <w:bCs/>
-          <w:sz w:val="24"/>
-          <w:szCs w:val="24"/>
-          <w:lang w:eastAsia="en-GB"/>
-        </w:rPr>
-        <w:t>device data</w:t>
-      </w:r>
-      <w:r>
-        <w:rPr>
-          <w:rFonts w:eastAsia="Times New Roman" w:cs="Times New Roman" w:ascii="Times New Roman" w:hAnsi="Times New Roman"/>
-          <w:sz w:val="24"/>
-          <w:szCs w:val="24"/>
-          <w:lang w:eastAsia="en-GB"/>
-        </w:rPr>
-        <w:t xml:space="preserve"> (calendar, location, sensors).</w:t>
-      </w:r>
-    </w:p>
-    <w:p>
-      <w:pPr>
-        <w:pStyle w:val="Normal"/>
-        <w:numPr>
-          <w:ilvl w:val="0"/>
-          <w:numId w:val="4"/>
-        </w:numPr>
-        <w:spacing w:lineRule="auto" w:line="240" w:beforeAutospacing="1" w:after="0"/>
-        <w:jc w:val="both"/>
-        <w:rPr>
-          <w:sz w:val="24"/>
-          <w:szCs w:val="24"/>
-        </w:rPr>
-      </w:pPr>
-      <w:r>
-        <w:rPr>
-          <w:rFonts w:eastAsia="Times New Roman" w:cs="Times New Roman" w:ascii="Times New Roman" w:hAnsi="Times New Roman"/>
-          <w:sz w:val="24"/>
-          <w:szCs w:val="24"/>
-          <w:lang w:eastAsia="en-GB"/>
-        </w:rPr>
-        <w:t>Requires</w:t>
-      </w:r>
-      <w:r>
-        <w:rPr>
-          <w:rFonts w:eastAsia="Times New Roman" w:cs="Times New Roman" w:ascii="Times New Roman" w:hAnsi="Times New Roman"/>
-          <w:b/>
-          <w:bCs/>
-          <w:sz w:val="24"/>
-          <w:szCs w:val="24"/>
-          <w:lang w:eastAsia="en-GB"/>
-        </w:rPr>
-        <w:t xml:space="preserve"> reliable internet </w:t>
-      </w:r>
-      <w:r>
-        <w:rPr>
-          <w:rFonts w:eastAsia="Times New Roman" w:cs="Times New Roman" w:ascii="Times New Roman" w:hAnsi="Times New Roman"/>
-          <w:sz w:val="24"/>
-          <w:szCs w:val="24"/>
-          <w:lang w:eastAsia="en-GB"/>
-        </w:rPr>
-        <w:t>for cloud sync.</w:t>
-      </w:r>
-    </w:p>
-    <w:p>
-      <w:pPr>
-        <w:pStyle w:val="Normal"/>
-        <w:numPr>
-          <w:ilvl w:val="0"/>
-          <w:numId w:val="4"/>
-        </w:numPr>
-        <w:spacing w:lineRule="auto" w:line="240" w:beforeAutospacing="1" w:after="0"/>
-        <w:jc w:val="both"/>
-        <w:rPr>
-          <w:sz w:val="24"/>
-          <w:szCs w:val="24"/>
-        </w:rPr>
-      </w:pPr>
-      <w:r>
-        <w:rPr>
-          <w:rFonts w:eastAsia="Times New Roman" w:cs="Times New Roman" w:ascii="Times New Roman" w:hAnsi="Times New Roman"/>
-          <w:sz w:val="24"/>
-          <w:szCs w:val="24"/>
-          <w:lang w:eastAsia="en-GB"/>
-        </w:rPr>
-        <w:t xml:space="preserve">Privacy of </w:t>
-      </w:r>
-      <w:r>
-        <w:rPr>
-          <w:rFonts w:eastAsia="Times New Roman" w:cs="Times New Roman" w:ascii="Times New Roman" w:hAnsi="Times New Roman"/>
-          <w:b/>
-          <w:bCs/>
-          <w:sz w:val="24"/>
-          <w:szCs w:val="24"/>
-          <w:lang w:eastAsia="en-GB"/>
-        </w:rPr>
-        <w:t xml:space="preserve">personal data </w:t>
-      </w:r>
-      <w:r>
-        <w:rPr>
-          <w:rFonts w:eastAsia="Times New Roman" w:cs="Times New Roman" w:ascii="Times New Roman" w:hAnsi="Times New Roman"/>
-          <w:sz w:val="24"/>
-          <w:szCs w:val="24"/>
-          <w:lang w:eastAsia="en-GB"/>
-        </w:rPr>
-        <w:t>must be maintained.</w:t>
-      </w:r>
-    </w:p>
-    <w:p>
-      <w:pPr>
-        <w:pStyle w:val="Normal"/>
-        <w:numPr>
-          <w:ilvl w:val="0"/>
-          <w:numId w:val="0"/>
-        </w:numPr>
-        <w:spacing w:lineRule="auto" w:line="240" w:beforeAutospacing="1" w:afterAutospacing="1"/>
-        <w:jc w:val="both"/>
-        <w:outlineLvl w:val="2"/>
-        <w:rPr>
-          <w:sz w:val="24"/>
-          <w:szCs w:val="24"/>
-        </w:rPr>
-      </w:pPr>
-      <w:r>
-        <w:rPr>
-          <w:rFonts w:eastAsia="Times New Roman" w:cs="Times New Roman" w:ascii="Times New Roman" w:hAnsi="Times New Roman"/>
-          <w:b/>
-          <w:bCs/>
-          <w:sz w:val="24"/>
-          <w:szCs w:val="24"/>
-          <w:lang w:eastAsia="en-GB"/>
-        </w:rPr>
-        <w:t>2.5 Assumptions and Dependencies</w:t>
+        <w:spacing w:lineRule="auto" w:line="240" w:before="0" w:after="0"/>
+        <w:jc w:val="both"/>
+        <w:rPr>
+          <w:sz w:val="24"/>
+          <w:szCs w:val="24"/>
+        </w:rPr>
+      </w:pPr>
+      <w:r>
+        <w:rPr>
+          <w:rFonts w:eastAsia="Times New Roman" w:cs="Times New Roman" w:ascii="Times New Roman" w:hAnsi="Times New Roman"/>
+          <w:sz w:val="24"/>
+          <w:szCs w:val="24"/>
+          <w:lang w:eastAsia="en-GB"/>
+        </w:rPr>
+        <w:t xml:space="preserve">Students have </w:t>
+      </w:r>
+      <w:r>
+        <w:rPr>
+          <w:rFonts w:eastAsia="Times New Roman" w:cs="Times New Roman" w:ascii="Times New Roman" w:hAnsi="Times New Roman"/>
+          <w:b/>
+          <w:bCs/>
+          <w:sz w:val="24"/>
+          <w:szCs w:val="24"/>
+          <w:lang w:eastAsia="en-GB"/>
+        </w:rPr>
+        <w:t>smartphones</w:t>
+      </w:r>
+      <w:r>
+        <w:rPr>
+          <w:rFonts w:eastAsia="Times New Roman" w:cs="Times New Roman" w:ascii="Times New Roman" w:hAnsi="Times New Roman"/>
+          <w:sz w:val="24"/>
+          <w:szCs w:val="24"/>
+          <w:lang w:eastAsia="en-GB"/>
+        </w:rPr>
+        <w:t xml:space="preserve"> or smartwatches.</w:t>
       </w:r>
     </w:p>
     <w:p>
@@ -1374,51 +1430,7 @@
         <w:pStyle w:val="TextBody"/>
         <w:numPr>
           <w:ilvl w:val="0"/>
-          <w:numId w:val="19"/>
-        </w:numPr>
-        <w:spacing w:lineRule="auto" w:line="240" w:before="0" w:afterAutospacing="1"/>
-        <w:jc w:val="both"/>
-        <w:rPr>
-          <w:sz w:val="24"/>
-          <w:szCs w:val="24"/>
-        </w:rPr>
-      </w:pPr>
-      <w:r>
-        <w:rPr>
-          <w:rFonts w:eastAsia="Times New Roman" w:cs="Times New Roman" w:ascii="Times New Roman" w:hAnsi="Times New Roman"/>
-          <w:sz w:val="24"/>
-          <w:szCs w:val="24"/>
-          <w:lang w:eastAsia="en-GB"/>
-        </w:rPr>
-        <w:t xml:space="preserve">Students have </w:t>
-      </w:r>
-      <w:r>
-        <w:rPr>
-          <w:rFonts w:eastAsia="Times New Roman" w:cs="Times New Roman" w:ascii="Times New Roman" w:hAnsi="Times New Roman"/>
-          <w:b/>
-          <w:bCs/>
-          <w:sz w:val="24"/>
-          <w:szCs w:val="24"/>
-          <w:lang w:eastAsia="en-GB"/>
-        </w:rPr>
-        <w:t>smartphones</w:t>
-      </w:r>
-      <w:r>
-        <w:rPr>
-          <w:rFonts w:eastAsia="Times New Roman" w:cs="Times New Roman" w:ascii="Times New Roman" w:hAnsi="Times New Roman"/>
-          <w:sz w:val="24"/>
-          <w:szCs w:val="24"/>
-          <w:lang w:eastAsia="en-GB"/>
-        </w:rPr>
-        <w:t xml:space="preserve"> or smartwatches.</w:t>
-      </w:r>
-    </w:p>
-    <w:p>
-      <w:pPr>
-        <w:pStyle w:val="TextBody"/>
-        <w:numPr>
-          <w:ilvl w:val="0"/>
-          <w:numId w:val="19"/>
+          <w:numId w:val="18"/>
         </w:numPr>
         <w:spacing w:lineRule="auto" w:line="240" w:before="0" w:afterAutospacing="1"/>
         <w:jc w:val="both"/>
@@ -1530,25 +1542,18 @@
         </w:rPr>
       </w:pPr>
       <w:r>
-        <w:rPr>
-          <w:sz w:val="24"/>
-          <w:szCs w:val="24"/>
-        </w:rPr>
+        <w:rPr/>
         <mc:AlternateContent>
           <mc:Choice Requires="wps">
             <w:drawing>
               <wp:inline distT="0" distB="0" distL="0" distR="0">
                 <wp:extent cx="5731510" cy="19050"/>
                 <wp:effectExtent l="0" t="0" r="0" b="0"/>
-                <wp:docPr id="2" name=""/>
+                <wp:docPr id="2" name="Shape2"/>
                 <a:graphic xmlns:a="http://schemas.openxmlformats.org/drawingml/2006/main">
                   <a:graphicData uri="http://schemas.microsoft.com/office/word/2010/wordprocessingShape">
                     <wps:wsp>
                       <wps:cNvSpPr/>
-                      <wps:nvSpPr>
-                        <wps:cNvPr id="1" name=""/>
-                        <wps:cNvSpPr/>
-                      </wps:nvSpPr>
                       <wps:spPr>
                         <a:xfrm>
                           <a:off x="0" y="0"/>
@@ -1564,6 +1569,12 @@
                           <a:noFill/>
                         </a:ln>
                       </wps:spPr>
+                      <wps:style>
+                        <a:lnRef idx="0"/>
+                        <a:fillRef idx="0"/>
+                        <a:effectRef idx="0"/>
+                        <a:fontRef idx="minor"/>
+                      </wps:style>
                       <wps:bodyPr/>
                     </wps:wsp>
                   </a:graphicData>
@@ -1576,10 +1587,10 @@
           </mc:Choice>
           <mc:Fallback>
             <w:pict>
-              <v:rect id="shape_0" fillcolor="#a0a0a0" stroked="f" o:allowincell="f" style="position:absolute;margin-left:0pt;margin-top:-1.55pt;width:451.25pt;height:1.45pt;mso-wrap-style:none;v-text-anchor:middle;mso-position-horizontal:center;mso-position-vertical:top">
+              <v:rect id="shape_0" ID="Shape2" path="m0,0l-2147483645,0l-2147483645,-2147483646l0,-2147483646xe" fillcolor="#a0a0a0" stroked="f" o:allowincell="f" style="position:absolute;margin-left:0pt;margin-top:74.2pt;width:451.25pt;height:1.45pt;mso-wrap-style:none;v-text-anchor:middle">
                 <v:fill o:detectmouseclick="t" type="solid" color2="#5f5f5f"/>
                 <v:stroke color="#3465a4" joinstyle="round" endcap="flat"/>
-                <w10:wrap type="topAndBottom"/>
+                <w10:wrap type="square"/>
               </v:rect>
             </w:pict>
           </mc:Fallback>
@@ -1594,6 +1605,7 @@
           <w:numId w:val="0"/>
         </w:numPr>
         <w:spacing w:lineRule="auto" w:line="240" w:beforeAutospacing="1" w:afterAutospacing="1"/>
+        <w:ind w:left="0" w:hanging="0"/>
         <w:jc w:val="both"/>
         <w:outlineLvl w:val="1"/>
         <w:rPr>
@@ -1602,12 +1614,52 @@
         </w:rPr>
       </w:pPr>
       <w:r>
-        <w:rPr>
-          <w:rFonts w:eastAsia="Times New Roman" w:cs="Times New Roman" w:ascii="Times New Roman" w:hAnsi="Times New Roman"/>
-          <w:b/>
-          <w:bCs/>
+        <w:rPr/>
+      </w:r>
+    </w:p>
+    <w:p>
+      <w:pPr>
+        <w:pStyle w:val="Normal"/>
+        <w:numPr>
+          <w:ilvl w:val="0"/>
+          <w:numId w:val="0"/>
+        </w:numPr>
+        <w:spacing w:lineRule="auto" w:line="240" w:beforeAutospacing="1" w:afterAutospacing="1"/>
+        <w:ind w:left="0" w:hanging="0"/>
+        <w:jc w:val="both"/>
+        <w:outlineLvl w:val="1"/>
+        <w:rPr>
           <w:sz w:val="26"/>
           <w:szCs w:val="26"/>
+        </w:rPr>
+      </w:pPr>
+      <w:r>
+        <w:rPr/>
+      </w:r>
+    </w:p>
+    <w:p>
+      <w:pPr>
+        <w:pStyle w:val="Normal"/>
+        <w:numPr>
+          <w:ilvl w:val="0"/>
+          <w:numId w:val="0"/>
+        </w:numPr>
+        <w:spacing w:lineRule="auto" w:line="240" w:beforeAutospacing="1" w:afterAutospacing="1"/>
+        <w:ind w:left="0" w:hanging="0"/>
+        <w:jc w:val="both"/>
+        <w:outlineLvl w:val="1"/>
+        <w:rPr>
+          <w:sz w:val="26"/>
+          <w:szCs w:val="26"/>
+        </w:rPr>
+      </w:pPr>
+      <w:r>
+        <w:rPr>
+          <w:rFonts w:eastAsia="Times New Roman" w:cs="Times New Roman" w:ascii="Times New Roman" w:hAnsi="Times New Roman"/>
+          <w:b/>
+          <w:bCs/>
+          <w:sz w:val="26"/>
+          <w:szCs w:val="26"/>
           <w:lang w:eastAsia="en-GB"/>
         </w:rPr>
         <w:t>3. Specific Requirements</w:t>
@@ -1634,6 +1686,219 @@
         </w:rPr>
         <w:t>3.1 FUNCTIONAL REQUIREMENTS</w:t>
         <w:tab/>
+      </w:r>
+    </w:p>
+    <w:p>
+      <w:pPr>
+        <w:pStyle w:val="Normal"/>
+        <w:numPr>
+          <w:ilvl w:val="0"/>
+          <w:numId w:val="7"/>
+        </w:numPr>
+        <w:spacing w:lineRule="auto" w:line="240" w:beforeAutospacing="1" w:after="0"/>
+        <w:jc w:val="both"/>
+        <w:rPr>
+          <w:rFonts w:ascii="Times New Roman" w:hAnsi="Times New Roman" w:eastAsia="Times New Roman" w:cs="Times New Roman"/>
+          <w:sz w:val="24"/>
+          <w:szCs w:val="24"/>
+        </w:rPr>
+      </w:pPr>
+      <w:r>
+        <w:rPr>
+          <w:rFonts w:eastAsia="Times New Roman" w:cs="Times New Roman" w:ascii="Times New Roman" w:hAnsi="Times New Roman"/>
+          <w:b/>
+          <w:bCs/>
+          <w:sz w:val="24"/>
+          <w:szCs w:val="24"/>
+        </w:rPr>
+        <w:t xml:space="preserve">Routine Planner: </w:t>
+      </w:r>
+      <w:r>
+        <w:rPr>
+          <w:rFonts w:eastAsia="Times New Roman" w:cs="Times New Roman" w:ascii="Times New Roman" w:hAnsi="Times New Roman"/>
+          <w:sz w:val="24"/>
+          <w:szCs w:val="24"/>
+        </w:rPr>
+        <w:t>Create and auto-adjust schedules based on task importance and available time.</w:t>
+      </w:r>
+    </w:p>
+    <w:p>
+      <w:pPr>
+        <w:pStyle w:val="Normal"/>
+        <w:numPr>
+          <w:ilvl w:val="0"/>
+          <w:numId w:val="7"/>
+        </w:numPr>
+        <w:spacing w:lineRule="auto" w:line="240" w:before="0" w:after="0"/>
+        <w:jc w:val="both"/>
+        <w:rPr>
+          <w:rFonts w:ascii="Times New Roman" w:hAnsi="Times New Roman" w:eastAsia="Times New Roman" w:cs="Times New Roman"/>
+          <w:sz w:val="24"/>
+          <w:szCs w:val="24"/>
+        </w:rPr>
+      </w:pPr>
+      <w:r>
+        <w:rPr>
+          <w:rFonts w:eastAsia="Times New Roman" w:cs="Times New Roman" w:ascii="Times New Roman" w:hAnsi="Times New Roman"/>
+          <w:b/>
+          <w:bCs/>
+          <w:sz w:val="24"/>
+          <w:szCs w:val="24"/>
+        </w:rPr>
+        <w:t xml:space="preserve">Sensor Monitoring: </w:t>
+      </w:r>
+      <w:r>
+        <w:rPr>
+          <w:rFonts w:eastAsia="Times New Roman" w:cs="Times New Roman" w:ascii="Times New Roman" w:hAnsi="Times New Roman"/>
+          <w:sz w:val="24"/>
+          <w:szCs w:val="24"/>
+        </w:rPr>
+        <w:t>Detect sleep/wake cycles, movement, and idle time.</w:t>
+      </w:r>
+    </w:p>
+    <w:p>
+      <w:pPr>
+        <w:pStyle w:val="Normal"/>
+        <w:numPr>
+          <w:ilvl w:val="0"/>
+          <w:numId w:val="7"/>
+        </w:numPr>
+        <w:spacing w:lineRule="auto" w:line="240" w:before="0" w:after="0"/>
+        <w:jc w:val="both"/>
+        <w:rPr>
+          <w:rFonts w:ascii="Times New Roman" w:hAnsi="Times New Roman" w:eastAsia="Times New Roman" w:cs="Times New Roman"/>
+          <w:sz w:val="24"/>
+          <w:szCs w:val="24"/>
+        </w:rPr>
+      </w:pPr>
+      <w:r>
+        <w:rPr>
+          <w:rFonts w:eastAsia="Times New Roman" w:cs="Times New Roman" w:ascii="Times New Roman" w:hAnsi="Times New Roman"/>
+          <w:b/>
+          <w:bCs/>
+          <w:sz w:val="24"/>
+          <w:szCs w:val="24"/>
+        </w:rPr>
+        <w:t>Reminder System:</w:t>
+      </w:r>
+      <w:r>
+        <w:rPr>
+          <w:rFonts w:eastAsia="Times New Roman" w:cs="Times New Roman" w:ascii="Times New Roman" w:hAnsi="Times New Roman"/>
+          <w:sz w:val="24"/>
+          <w:szCs w:val="24"/>
+        </w:rPr>
+        <w:t xml:space="preserve"> Notify students of tasks with customizable alerts.</w:t>
+      </w:r>
+    </w:p>
+    <w:p>
+      <w:pPr>
+        <w:pStyle w:val="Normal"/>
+        <w:numPr>
+          <w:ilvl w:val="0"/>
+          <w:numId w:val="7"/>
+        </w:numPr>
+        <w:spacing w:lineRule="auto" w:line="240" w:before="0" w:after="0"/>
+        <w:jc w:val="both"/>
+        <w:rPr>
+          <w:rFonts w:ascii="Times New Roman" w:hAnsi="Times New Roman" w:eastAsia="Times New Roman" w:cs="Times New Roman"/>
+          <w:sz w:val="24"/>
+          <w:szCs w:val="24"/>
+        </w:rPr>
+      </w:pPr>
+      <w:r>
+        <w:rPr>
+          <w:rFonts w:eastAsia="Times New Roman" w:cs="Times New Roman" w:ascii="Times New Roman" w:hAnsi="Times New Roman"/>
+          <w:b/>
+          <w:bCs/>
+          <w:sz w:val="24"/>
+          <w:szCs w:val="24"/>
+        </w:rPr>
+        <w:t xml:space="preserve">Academic SYnc: </w:t>
+      </w:r>
+      <w:r>
+        <w:rPr>
+          <w:rFonts w:eastAsia="Times New Roman" w:cs="Times New Roman" w:ascii="Times New Roman" w:hAnsi="Times New Roman"/>
+          <w:sz w:val="24"/>
+          <w:szCs w:val="24"/>
+        </w:rPr>
+        <w:t>Pull in academic deadlines and events from portals.</w:t>
+      </w:r>
+    </w:p>
+    <w:p>
+      <w:pPr>
+        <w:pStyle w:val="Normal"/>
+        <w:numPr>
+          <w:ilvl w:val="0"/>
+          <w:numId w:val="7"/>
+        </w:numPr>
+        <w:spacing w:lineRule="auto" w:line="240" w:before="0" w:after="0"/>
+        <w:jc w:val="both"/>
+        <w:rPr>
+          <w:rFonts w:ascii="Times New Roman" w:hAnsi="Times New Roman" w:eastAsia="Times New Roman" w:cs="Times New Roman"/>
+          <w:sz w:val="24"/>
+          <w:szCs w:val="24"/>
+        </w:rPr>
+      </w:pPr>
+      <w:r>
+        <w:rPr>
+          <w:rFonts w:eastAsia="Times New Roman" w:cs="Times New Roman" w:ascii="Times New Roman" w:hAnsi="Times New Roman"/>
+          <w:b/>
+          <w:bCs/>
+          <w:sz w:val="24"/>
+          <w:szCs w:val="24"/>
+        </w:rPr>
+        <w:t xml:space="preserve">Report Generation: </w:t>
+      </w:r>
+      <w:r>
+        <w:rPr>
+          <w:rFonts w:eastAsia="Times New Roman" w:cs="Times New Roman" w:ascii="Times New Roman" w:hAnsi="Times New Roman"/>
+          <w:sz w:val="24"/>
+          <w:szCs w:val="24"/>
+        </w:rPr>
+        <w:t>Show productivity scores, time spent on activities, and routine health.</w:t>
+      </w:r>
+    </w:p>
+    <w:p>
+      <w:pPr>
+        <w:pStyle w:val="Normal"/>
+        <w:spacing w:lineRule="auto" w:line="240" w:beforeAutospacing="1" w:afterAutospacing="1"/>
+        <w:jc w:val="both"/>
+        <w:rPr>
+          <w:rFonts w:ascii="Times New Roman" w:hAnsi="Times New Roman" w:eastAsia="Times New Roman" w:cs="Times New Roman"/>
+          <w:sz w:val="24"/>
+          <w:szCs w:val="24"/>
+        </w:rPr>
+      </w:pPr>
+      <w:r>
+        <w:rPr>
+          <w:rFonts w:eastAsia="Times New Roman" w:cs="Times New Roman" w:ascii="Times New Roman" w:hAnsi="Times New Roman"/>
+          <w:sz w:val="24"/>
+          <w:szCs w:val="24"/>
+        </w:rPr>
+      </w:r>
+    </w:p>
+    <w:p>
+      <w:pPr>
+        <w:pStyle w:val="Heading4"/>
+        <w:spacing w:before="280" w:after="280"/>
+        <w:jc w:val="both"/>
+        <w:rPr>
+          <w:rStyle w:val="Strong"/>
+          <w:b/>
+          <w:b/>
+          <w:i/>
+          <w:i/>
+          <w:iCs/>
+          <w:color w:val="000000" w:themeColor="text1"/>
+        </w:rPr>
+      </w:pPr>
+      <w:r>
+        <w:rPr>
+          <w:rStyle w:val="Strong"/>
+          <w:b/>
+          <w:color w:val="000000" w:themeColor="text1"/>
+        </w:rPr>
+        <w:t>3.2 NON-FUNCTIONAL REQUIREMENTS</w:t>
       </w:r>
     </w:p>
     <w:p>
@@ -1646,28 +1911,27 @@
         <w:spacing w:lineRule="auto" w:line="240" w:beforeAutospacing="1" w:after="0"/>
         <w:jc w:val="both"/>
         <w:rPr>
-          <w:rFonts w:ascii="Times New Roman" w:hAnsi="Times New Roman" w:eastAsia="Times New Roman" w:cs="Times New Roman"/>
-          <w:sz w:val="24"/>
-          <w:szCs w:val="24"/>
-        </w:rPr>
-      </w:pPr>
-      <w:r>
-        <w:rPr>
-          <w:rFonts w:eastAsia="Times New Roman" w:cs="Times New Roman" w:ascii="Times New Roman" w:hAnsi="Times New Roman"/>
-          <w:b/>
-          <w:bCs/>
-          <w:sz w:val="24"/>
-          <w:szCs w:val="24"/>
-        </w:rPr>
-        <w:t xml:space="preserve">Routine Planner: </w:t>
-      </w:r>
-      <w:r>
-        <w:rPr>
-          <w:rFonts w:eastAsia="Times New Roman" w:cs="Times New Roman" w:ascii="Times New Roman" w:hAnsi="Times New Roman"/>
-          <w:sz w:val="24"/>
-          <w:szCs w:val="24"/>
-        </w:rPr>
-        <w:t>Create and auto-adjust schedules based on task importance and available time.</w:t>
+          <w:sz w:val="24"/>
+          <w:szCs w:val="24"/>
+        </w:rPr>
+      </w:pPr>
+      <w:r>
+        <w:rPr>
+          <w:rFonts w:eastAsia="Times New Roman" w:cs="Times New Roman" w:ascii="Times New Roman" w:hAnsi="Times New Roman"/>
+          <w:b/>
+          <w:bCs/>
+          <w:sz w:val="24"/>
+          <w:szCs w:val="24"/>
+        </w:rPr>
+        <w:t>Performance</w:t>
+      </w:r>
+      <w:r>
+        <w:rPr>
+          <w:rFonts w:eastAsia="Times New Roman" w:cs="Times New Roman" w:ascii="Times New Roman" w:hAnsi="Times New Roman"/>
+          <w:sz w:val="24"/>
+          <w:szCs w:val="24"/>
+        </w:rPr>
+        <w:t>: Response time &lt; 2 seconds; sync with cloud in &lt; 5 seconds.</w:t>
       </w:r>
     </w:p>
     <w:p>
@@ -1677,31 +1941,30 @@
           <w:ilvl w:val="0"/>
           <w:numId w:val="8"/>
         </w:numPr>
-        <w:spacing w:lineRule="auto" w:line="240" w:beforeAutospacing="1" w:after="0"/>
-        <w:jc w:val="both"/>
-        <w:rPr>
-          <w:rFonts w:ascii="Times New Roman" w:hAnsi="Times New Roman" w:eastAsia="Times New Roman" w:cs="Times New Roman"/>
-          <w:sz w:val="24"/>
-          <w:szCs w:val="24"/>
-        </w:rPr>
-      </w:pPr>
-      <w:r>
-        <w:rPr>
-          <w:rFonts w:eastAsia="Times New Roman" w:cs="Times New Roman" w:ascii="Times New Roman" w:hAnsi="Times New Roman"/>
-          <w:b/>
-          <w:bCs/>
-          <w:sz w:val="24"/>
-          <w:szCs w:val="24"/>
-        </w:rPr>
-        <w:t xml:space="preserve">Sensor Monitoring: </w:t>
-      </w:r>
-      <w:r>
-        <w:rPr>
-          <w:rFonts w:eastAsia="Times New Roman" w:cs="Times New Roman" w:ascii="Times New Roman" w:hAnsi="Times New Roman"/>
-          <w:sz w:val="24"/>
-          <w:szCs w:val="24"/>
-        </w:rPr>
-        <w:t>Detect sleep/wake cycles, movement, and idle time.</w:t>
+        <w:spacing w:lineRule="auto" w:line="240" w:before="0" w:after="0"/>
+        <w:jc w:val="both"/>
+        <w:rPr>
+          <w:sz w:val="24"/>
+          <w:szCs w:val="24"/>
+        </w:rPr>
+      </w:pPr>
+      <w:r>
+        <w:rPr>
+          <w:rFonts w:eastAsia="Times New Roman" w:cs="Times New Roman" w:ascii="Times New Roman" w:hAnsi="Times New Roman"/>
+          <w:b/>
+          <w:bCs/>
+          <w:sz w:val="24"/>
+          <w:szCs w:val="24"/>
+        </w:rPr>
+        <w:t>Usability</w:t>
+      </w:r>
+      <w:r>
+        <w:rPr>
+          <w:rFonts w:eastAsia="Times New Roman" w:cs="Times New Roman" w:ascii="Times New Roman" w:hAnsi="Times New Roman"/>
+          <w:sz w:val="24"/>
+          <w:szCs w:val="24"/>
+        </w:rPr>
+        <w:t xml:space="preserve"> Simple UI for students of all age groups.</w:t>
       </w:r>
     </w:p>
     <w:p>
@@ -1711,31 +1974,30 @@
           <w:ilvl w:val="0"/>
           <w:numId w:val="8"/>
         </w:numPr>
-        <w:spacing w:lineRule="auto" w:line="240" w:beforeAutospacing="1" w:after="0"/>
-        <w:jc w:val="both"/>
-        <w:rPr>
-          <w:rFonts w:ascii="Times New Roman" w:hAnsi="Times New Roman" w:eastAsia="Times New Roman" w:cs="Times New Roman"/>
-          <w:sz w:val="24"/>
-          <w:szCs w:val="24"/>
-        </w:rPr>
-      </w:pPr>
-      <w:r>
-        <w:rPr>
-          <w:rFonts w:eastAsia="Times New Roman" w:cs="Times New Roman" w:ascii="Times New Roman" w:hAnsi="Times New Roman"/>
-          <w:b/>
-          <w:bCs/>
-          <w:sz w:val="24"/>
-          <w:szCs w:val="24"/>
-        </w:rPr>
-        <w:t>Reminder System:</w:t>
-      </w:r>
-      <w:r>
-        <w:rPr>
-          <w:rFonts w:eastAsia="Times New Roman" w:cs="Times New Roman" w:ascii="Times New Roman" w:hAnsi="Times New Roman"/>
-          <w:sz w:val="24"/>
-          <w:szCs w:val="24"/>
-        </w:rPr>
-        <w:t xml:space="preserve"> Notify students of tasks with customizable alerts.</w:t>
+        <w:spacing w:lineRule="auto" w:line="240" w:before="0" w:after="0"/>
+        <w:jc w:val="both"/>
+        <w:rPr>
+          <w:sz w:val="24"/>
+          <w:szCs w:val="24"/>
+        </w:rPr>
+      </w:pPr>
+      <w:r>
+        <w:rPr>
+          <w:rFonts w:eastAsia="Times New Roman" w:cs="Times New Roman" w:ascii="Times New Roman" w:hAnsi="Times New Roman"/>
+          <w:b/>
+          <w:bCs/>
+          <w:sz w:val="24"/>
+          <w:szCs w:val="24"/>
+        </w:rPr>
+        <w:t>Security</w:t>
+      </w:r>
+      <w:r>
+        <w:rPr>
+          <w:rFonts w:eastAsia="Times New Roman" w:cs="Times New Roman" w:ascii="Times New Roman" w:hAnsi="Times New Roman"/>
+          <w:sz w:val="24"/>
+          <w:szCs w:val="24"/>
+        </w:rPr>
+        <w:t>: End-to-end encryption, biometric login (optional).</w:t>
       </w:r>
     </w:p>
     <w:p>
@@ -1745,51 +2007,30 @@
           <w:ilvl w:val="0"/>
           <w:numId w:val="8"/>
         </w:numPr>
-        <w:spacing w:lineRule="auto" w:line="240" w:beforeAutospacing="1" w:after="0"/>
-        <w:jc w:val="both"/>
-        <w:rPr>
-          <w:rFonts w:ascii="Times New Roman" w:hAnsi="Times New Roman" w:eastAsia="Times New Roman" w:cs="Times New Roman"/>
-          <w:sz w:val="24"/>
-          <w:szCs w:val="24"/>
-        </w:rPr>
-      </w:pPr>
-      <w:r>
-        <w:rPr>
-          <w:rFonts w:eastAsia="Times New Roman" w:cs="Times New Roman" w:ascii="Times New Roman" w:hAnsi="Times New Roman"/>
-          <w:b/>
-          <w:bCs/>
-          <w:sz w:val="24"/>
-          <w:szCs w:val="24"/>
-        </w:rPr>
-        <w:t>Academic S</w:t>
-      </w:r>
-      <w:r>
-        <w:rPr>
-          <w:rFonts w:eastAsia="Times New Roman" w:cs="Times New Roman" w:ascii="Times New Roman" w:hAnsi="Times New Roman"/>
-          <w:b/>
-          <w:bCs/>
-          <w:sz w:val="24"/>
-          <w:szCs w:val="24"/>
-        </w:rPr>
-        <w:t>Y</w:t>
-      </w:r>
-      <w:r>
-        <w:rPr>
-          <w:rFonts w:eastAsia="Times New Roman" w:cs="Times New Roman" w:ascii="Times New Roman" w:hAnsi="Times New Roman"/>
-          <w:b/>
-          <w:bCs/>
-          <w:sz w:val="24"/>
-          <w:szCs w:val="24"/>
-        </w:rPr>
-        <w:t xml:space="preserve">nc: </w:t>
-      </w:r>
-      <w:r>
-        <w:rPr>
-          <w:rFonts w:eastAsia="Times New Roman" w:cs="Times New Roman" w:ascii="Times New Roman" w:hAnsi="Times New Roman"/>
-          <w:sz w:val="24"/>
-          <w:szCs w:val="24"/>
-        </w:rPr>
-        <w:t>Pull in academic deadlines and events from portals.</w:t>
+        <w:spacing w:lineRule="auto" w:line="240" w:before="0" w:after="0"/>
+        <w:jc w:val="both"/>
+        <w:rPr>
+          <w:sz w:val="24"/>
+          <w:szCs w:val="24"/>
+        </w:rPr>
+      </w:pPr>
+      <w:r>
+        <w:rPr>
+          <w:rFonts w:eastAsia="Times New Roman" w:cs="Times New Roman" w:ascii="Times New Roman" w:hAnsi="Times New Roman"/>
+          <w:b/>
+          <w:bCs/>
+          <w:sz w:val="24"/>
+          <w:szCs w:val="24"/>
+        </w:rPr>
+        <w:t>Availability</w:t>
+      </w:r>
+      <w:r>
+        <w:rPr>
+          <w:rFonts w:eastAsia="Times New Roman" w:cs="Times New Roman" w:ascii="Times New Roman" w:hAnsi="Times New Roman"/>
+          <w:sz w:val="24"/>
+          <w:szCs w:val="24"/>
+        </w:rPr>
+        <w:t>: 99.5% uptime.</w:t>
       </w:r>
     </w:p>
     <w:p>
@@ -1799,212 +2040,7 @@
           <w:ilvl w:val="0"/>
           <w:numId w:val="8"/>
         </w:numPr>
-        <w:spacing w:lineRule="auto" w:line="240" w:beforeAutospacing="1" w:after="0"/>
-        <w:jc w:val="both"/>
-        <w:rPr>
-          <w:rFonts w:ascii="Times New Roman" w:hAnsi="Times New Roman" w:eastAsia="Times New Roman" w:cs="Times New Roman"/>
-          <w:sz w:val="24"/>
-          <w:szCs w:val="24"/>
-        </w:rPr>
-      </w:pPr>
-      <w:r>
-        <w:rPr>
-          <w:rFonts w:eastAsia="Times New Roman" w:cs="Times New Roman" w:ascii="Times New Roman" w:hAnsi="Times New Roman"/>
-          <w:b/>
-          <w:bCs/>
-          <w:sz w:val="24"/>
-          <w:szCs w:val="24"/>
-        </w:rPr>
-        <w:t xml:space="preserve">Report Generation: </w:t>
-      </w:r>
-      <w:r>
-        <w:rPr>
-          <w:rFonts w:eastAsia="Times New Roman" w:cs="Times New Roman" w:ascii="Times New Roman" w:hAnsi="Times New Roman"/>
-          <w:sz w:val="24"/>
-          <w:szCs w:val="24"/>
-        </w:rPr>
-        <w:t>Show productivity scores, time spent on activities, and routine health.</w:t>
-      </w:r>
-    </w:p>
-    <w:p>
-      <w:pPr>
-        <w:pStyle w:val="Normal"/>
-        <w:spacing w:lineRule="auto" w:line="240" w:beforeAutospacing="1" w:afterAutospacing="1"/>
-        <w:jc w:val="both"/>
-        <w:rPr>
-          <w:rFonts w:ascii="Times New Roman" w:hAnsi="Times New Roman" w:eastAsia="Times New Roman" w:cs="Times New Roman"/>
-          <w:sz w:val="24"/>
-          <w:szCs w:val="24"/>
-        </w:rPr>
-      </w:pPr>
-      <w:r>
-        <w:rPr/>
-      </w:r>
-    </w:p>
-    <w:p>
-      <w:pPr>
-        <w:pStyle w:val="Heading4"/>
-        <w:spacing w:before="280" w:after="280"/>
-        <w:jc w:val="both"/>
-        <w:rPr>
-          <w:rStyle w:val="Strong"/>
-          <w:b/>
-          <w:b/>
-          <w:i/>
-          <w:i/>
-          <w:iCs/>
-          <w:color w:val="000000" w:themeColor="text1"/>
-        </w:rPr>
-      </w:pPr>
-      <w:r>
-        <w:rPr>
-          <w:rStyle w:val="Strong"/>
-          <w:b/>
-          <w:color w:val="000000" w:themeColor="text1"/>
-        </w:rPr>
-        <w:t>3.2 NON-FUNCTIONAL REQUIREMENTS</w:t>
-      </w:r>
-    </w:p>
-    <w:p>
-      <w:pPr>
-        <w:pStyle w:val="Normal"/>
-        <w:numPr>
-          <w:ilvl w:val="0"/>
-          <w:numId w:val="9"/>
-        </w:numPr>
-        <w:spacing w:lineRule="auto" w:line="240" w:beforeAutospacing="1" w:after="0"/>
-        <w:jc w:val="both"/>
-        <w:rPr>
-          <w:sz w:val="24"/>
-          <w:szCs w:val="24"/>
-        </w:rPr>
-      </w:pPr>
-      <w:r>
-        <w:rPr>
-          <w:rFonts w:eastAsia="Times New Roman" w:cs="Times New Roman" w:ascii="Times New Roman" w:hAnsi="Times New Roman"/>
-          <w:b/>
-          <w:bCs/>
-          <w:sz w:val="24"/>
-          <w:szCs w:val="24"/>
-        </w:rPr>
-        <w:t>Performance</w:t>
-      </w:r>
-      <w:r>
-        <w:rPr>
-          <w:rFonts w:eastAsia="Times New Roman" w:cs="Times New Roman" w:ascii="Times New Roman" w:hAnsi="Times New Roman"/>
-          <w:sz w:val="24"/>
-          <w:szCs w:val="24"/>
-        </w:rPr>
-        <w:t>: Response time &lt; 2 seconds; sync with cloud in &lt; 5 seconds.</w:t>
-      </w:r>
-    </w:p>
-    <w:p>
-      <w:pPr>
-        <w:pStyle w:val="Normal"/>
-        <w:numPr>
-          <w:ilvl w:val="0"/>
-          <w:numId w:val="9"/>
-        </w:numPr>
-        <w:spacing w:lineRule="auto" w:line="240" w:beforeAutospacing="1" w:after="0"/>
-        <w:jc w:val="both"/>
-        <w:rPr>
-          <w:sz w:val="24"/>
-          <w:szCs w:val="24"/>
-        </w:rPr>
-      </w:pPr>
-      <w:r>
-        <w:rPr>
-          <w:rFonts w:eastAsia="Times New Roman" w:cs="Times New Roman" w:ascii="Times New Roman" w:hAnsi="Times New Roman"/>
-          <w:b/>
-          <w:bCs/>
-          <w:sz w:val="24"/>
-          <w:szCs w:val="24"/>
-        </w:rPr>
-        <w:t>Usability</w:t>
-      </w:r>
-      <w:r>
-        <w:rPr>
-          <w:rFonts w:eastAsia="Times New Roman" w:cs="Times New Roman" w:ascii="Times New Roman" w:hAnsi="Times New Roman"/>
-          <w:sz w:val="24"/>
-          <w:szCs w:val="24"/>
-        </w:rPr>
-        <w:t xml:space="preserve"> Simple UI for students of all age groups.</w:t>
-      </w:r>
-    </w:p>
-    <w:p>
-      <w:pPr>
-        <w:pStyle w:val="Normal"/>
-        <w:numPr>
-          <w:ilvl w:val="0"/>
-          <w:numId w:val="9"/>
-        </w:numPr>
-        <w:spacing w:lineRule="auto" w:line="240" w:beforeAutospacing="1" w:after="0"/>
-        <w:jc w:val="both"/>
-        <w:rPr>
-          <w:sz w:val="24"/>
-          <w:szCs w:val="24"/>
-        </w:rPr>
-      </w:pPr>
-      <w:r>
-        <w:rPr>
-          <w:rFonts w:eastAsia="Times New Roman" w:cs="Times New Roman" w:ascii="Times New Roman" w:hAnsi="Times New Roman"/>
-          <w:b/>
-          <w:bCs/>
-          <w:sz w:val="24"/>
-          <w:szCs w:val="24"/>
-        </w:rPr>
-        <w:t>Security</w:t>
-      </w:r>
-      <w:r>
-        <w:rPr>
-          <w:rFonts w:eastAsia="Times New Roman" w:cs="Times New Roman" w:ascii="Times New Roman" w:hAnsi="Times New Roman"/>
-          <w:sz w:val="24"/>
-          <w:szCs w:val="24"/>
-        </w:rPr>
-        <w:t>: End-to-end encryption, biometric login (optional).</w:t>
-      </w:r>
-    </w:p>
-    <w:p>
-      <w:pPr>
-        <w:pStyle w:val="Normal"/>
-        <w:numPr>
-          <w:ilvl w:val="0"/>
-          <w:numId w:val="9"/>
-        </w:numPr>
-        <w:spacing w:lineRule="auto" w:line="240" w:beforeAutospacing="1" w:after="0"/>
-        <w:jc w:val="both"/>
-        <w:rPr>
-          <w:sz w:val="24"/>
-          <w:szCs w:val="24"/>
-        </w:rPr>
-      </w:pPr>
-      <w:r>
-        <w:rPr>
-          <w:rFonts w:eastAsia="Times New Roman" w:cs="Times New Roman" w:ascii="Times New Roman" w:hAnsi="Times New Roman"/>
-          <w:b/>
-          <w:bCs/>
-          <w:sz w:val="24"/>
-          <w:szCs w:val="24"/>
-        </w:rPr>
-        <w:t>Availability</w:t>
-      </w:r>
-      <w:r>
-        <w:rPr>
-          <w:rFonts w:eastAsia="Times New Roman" w:cs="Times New Roman" w:ascii="Times New Roman" w:hAnsi="Times New Roman"/>
-          <w:sz w:val="24"/>
-          <w:szCs w:val="24"/>
-        </w:rPr>
-        <w:t>: 99.5% uptime.</w:t>
-      </w:r>
-    </w:p>
-    <w:p>
-      <w:pPr>
-        <w:pStyle w:val="Normal"/>
-        <w:numPr>
-          <w:ilvl w:val="0"/>
-          <w:numId w:val="9"/>
-        </w:numPr>
-        <w:spacing w:lineRule="auto" w:line="240" w:beforeAutospacing="1" w:after="0"/>
+        <w:spacing w:lineRule="auto" w:line="240" w:before="0" w:after="0"/>
         <w:jc w:val="both"/>
         <w:rPr>
           <w:sz w:val="24"/>
@@ -2048,15 +2084,11 @@
               <wp:inline distT="0" distB="0" distL="0" distR="0">
                 <wp:extent cx="5731510" cy="19050"/>
                 <wp:effectExtent l="0" t="0" r="0" b="177800"/>
-                <wp:docPr id="3" name=""/>
+                <wp:docPr id="3" name="Shape3"/>
                 <a:graphic xmlns:a="http://schemas.openxmlformats.org/drawingml/2006/main">
                   <a:graphicData uri="http://schemas.microsoft.com/office/word/2010/wordprocessingShape">
                     <wps:wsp>
                       <wps:cNvSpPr/>
-                      <wps:nvSpPr>
-                        <wps:cNvPr id="2" name=""/>
-                        <wps:cNvSpPr/>
-                      </wps:nvSpPr>
                       <wps:spPr>
                         <a:xfrm>
                           <a:off x="0" y="0"/>
@@ -2072,6 +2104,12 @@
                           <a:noFill/>
                         </a:ln>
                       </wps:spPr>
+                      <wps:style>
+                        <a:lnRef idx="0"/>
+                        <a:fillRef idx="0"/>
+                        <a:effectRef idx="0"/>
+                        <a:fontRef idx="minor"/>
+                      </wps:style>
                       <wps:bodyPr/>
                     </wps:wsp>
                   </a:graphicData>
@@ -2084,10 +2122,10 @@
           </mc:Choice>
           <mc:Fallback>
             <w:pict>
-              <v:rect id="shape_0" fillcolor="#a0a0a0" stroked="f" o:allowincell="f" style="position:absolute;margin-left:0pt;margin-top:-15.55pt;width:451.25pt;height:1.45pt;mso-wrap-style:none;v-text-anchor:middle;mso-position-horizontal:center;mso-position-vertical:top">
+              <v:rect id="shape_0" ID="Shape3" path="m0,0l-2147483645,0l-2147483645,-2147483646l0,-2147483646xe" fillcolor="#a0a0a0" stroked="f" o:allowincell="f" style="position:absolute;margin-left:0pt;margin-top:-3.55pt;width:451.25pt;height:1.45pt;mso-wrap-style:none;v-text-anchor:middle">
                 <v:fill o:detectmouseclick="t" type="solid" color2="#5f5f5f"/>
                 <v:stroke color="#3465a4" joinstyle="round" endcap="flat"/>
-                <w10:wrap type="topAndBottom"/>
+                <w10:wrap type="square"/>
               </v:rect>
             </w:pict>
           </mc:Fallback>
@@ -2102,6 +2140,7 @@
           <w:numId w:val="0"/>
         </w:numPr>
         <w:spacing w:lineRule="auto" w:line="240" w:beforeAutospacing="1" w:afterAutospacing="1"/>
+        <w:ind w:left="0" w:hanging="0"/>
         <w:jc w:val="both"/>
         <w:outlineLvl w:val="1"/>
         <w:rPr>
@@ -2129,7 +2168,7 @@
         <w:pStyle w:val="Normal"/>
         <w:numPr>
           <w:ilvl w:val="0"/>
-          <w:numId w:val="10"/>
+          <w:numId w:val="9"/>
         </w:numPr>
         <w:spacing w:lineRule="auto" w:line="240" w:beforeAutospacing="1" w:after="0"/>
         <w:jc w:val="both"/>
@@ -2163,9 +2202,9 @@
         <w:pStyle w:val="Normal"/>
         <w:numPr>
           <w:ilvl w:val="0"/>
-          <w:numId w:val="10"/>
+          <w:numId w:val="9"/>
         </w:numPr>
-        <w:spacing w:lineRule="auto" w:line="240" w:beforeAutospacing="1" w:after="0"/>
+        <w:spacing w:lineRule="auto" w:line="240" w:before="0" w:after="0"/>
         <w:jc w:val="both"/>
         <w:rPr>
           <w:rFonts w:ascii="Times New Roman" w:hAnsi="Times New Roman" w:eastAsia="Times New Roman" w:cs="Times New Roman"/>
@@ -2197,9 +2236,9 @@
         <w:pStyle w:val="Normal"/>
         <w:numPr>
           <w:ilvl w:val="0"/>
-          <w:numId w:val="10"/>
+          <w:numId w:val="9"/>
         </w:numPr>
-        <w:spacing w:lineRule="auto" w:line="240" w:beforeAutospacing="1" w:after="0"/>
+        <w:spacing w:lineRule="auto" w:line="240" w:before="0" w:after="0"/>
         <w:jc w:val="both"/>
         <w:rPr>
           <w:rFonts w:ascii="Times New Roman" w:hAnsi="Times New Roman" w:eastAsia="Times New Roman" w:cs="Times New Roman"/>
@@ -2231,9 +2270,9 @@
         <w:pStyle w:val="Normal"/>
         <w:numPr>
           <w:ilvl w:val="0"/>
-          <w:numId w:val="10"/>
+          <w:numId w:val="9"/>
         </w:numPr>
-        <w:spacing w:lineRule="auto" w:line="240" w:beforeAutospacing="1" w:after="0"/>
+        <w:spacing w:lineRule="auto" w:line="240" w:before="0" w:after="0"/>
         <w:jc w:val="both"/>
         <w:rPr>
           <w:rFonts w:ascii="Times New Roman" w:hAnsi="Times New Roman" w:eastAsia="Times New Roman" w:cs="Times New Roman"/>
@@ -2265,8 +2304,38 @@
         <w:pStyle w:val="Normal"/>
         <w:numPr>
           <w:ilvl w:val="0"/>
-          <w:numId w:val="10"/>
+          <w:numId w:val="9"/>
         </w:numPr>
+        <w:spacing w:lineRule="auto" w:line="240" w:before="0" w:after="0"/>
+        <w:jc w:val="both"/>
+        <w:rPr>
+          <w:rFonts w:ascii="Times New Roman" w:hAnsi="Times New Roman" w:eastAsia="Times New Roman" w:cs="Times New Roman"/>
+          <w:sz w:val="24"/>
+          <w:szCs w:val="24"/>
+        </w:rPr>
+      </w:pPr>
+      <w:r>
+        <w:rPr>
+          <w:rFonts w:eastAsia="Times New Roman" w:cs="Times New Roman" w:ascii="Times New Roman" w:hAnsi="Times New Roman"/>
+          <w:b/>
+          <w:bCs/>
+          <w:sz w:val="24"/>
+          <w:szCs w:val="24"/>
+        </w:rPr>
+        <w:t xml:space="preserve">Motivation Zone: </w:t>
+      </w:r>
+      <w:r>
+        <w:rPr>
+          <w:rFonts w:eastAsia="Times New Roman" w:cs="Times New Roman" w:ascii="Times New Roman" w:hAnsi="Times New Roman"/>
+          <w:sz w:val="24"/>
+          <w:szCs w:val="24"/>
+        </w:rPr>
+        <w:t>Quotes, music, and progress badges.</w:t>
+      </w:r>
+    </w:p>
+    <w:p>
+      <w:pPr>
+        <w:pStyle w:val="Normal"/>
         <w:spacing w:lineRule="auto" w:line="240" w:beforeAutospacing="1" w:after="0"/>
         <w:jc w:val="both"/>
         <w:rPr>
@@ -2278,65 +2347,9 @@
       <w:r>
         <w:rPr>
           <w:rFonts w:eastAsia="Times New Roman" w:cs="Times New Roman" w:ascii="Times New Roman" w:hAnsi="Times New Roman"/>
-          <w:b/>
-          <w:bCs/>
-          <w:sz w:val="24"/>
-          <w:szCs w:val="24"/>
-        </w:rPr>
-        <w:t xml:space="preserve">Motivation Zone: </w:t>
-      </w:r>
-      <w:r>
-        <w:rPr>
-          <w:rFonts w:eastAsia="Times New Roman" w:cs="Times New Roman" w:ascii="Times New Roman" w:hAnsi="Times New Roman"/>
-          <w:sz w:val="24"/>
-          <w:szCs w:val="24"/>
-        </w:rPr>
-        <w:t>Quotes, music, and progress badges.</w:t>
-      </w:r>
-    </w:p>
-    <w:p>
-      <w:pPr>
-        <w:pStyle w:val="Normal"/>
-        <w:spacing w:lineRule="auto" w:line="240" w:beforeAutospacing="1" w:after="0"/>
-        <w:jc w:val="both"/>
-        <w:rPr>
-          <w:rFonts w:ascii="Times New Roman" w:hAnsi="Times New Roman" w:eastAsia="Times New Roman" w:cs="Times New Roman"/>
-          <w:sz w:val="24"/>
-          <w:szCs w:val="24"/>
-        </w:rPr>
-      </w:pPr>
-      <w:r>
-        <w:rPr/>
-      </w:r>
-    </w:p>
-    <w:p>
-      <w:pPr>
-        <w:pStyle w:val="Normal"/>
-        <w:spacing w:lineRule="auto" w:line="240" w:beforeAutospacing="1" w:after="0"/>
-        <w:jc w:val="both"/>
-        <w:rPr>
-          <w:rFonts w:ascii="Times New Roman" w:hAnsi="Times New Roman" w:eastAsia="Times New Roman" w:cs="Times New Roman"/>
-          <w:sz w:val="24"/>
-          <w:szCs w:val="24"/>
-        </w:rPr>
-      </w:pPr>
-      <w:r>
-        <w:rPr/>
-      </w:r>
-    </w:p>
-    <w:p>
-      <w:pPr>
-        <w:pStyle w:val="Normal"/>
-        <w:spacing w:lineRule="auto" w:line="240" w:beforeAutospacing="1" w:after="0"/>
-        <w:jc w:val="both"/>
-        <w:rPr>
-          <w:rFonts w:ascii="Times New Roman" w:hAnsi="Times New Roman" w:eastAsia="Times New Roman" w:cs="Times New Roman"/>
-          <w:sz w:val="24"/>
-          <w:szCs w:val="24"/>
-        </w:rPr>
-      </w:pPr>
-      <w:r>
-        <w:rPr/>
+          <w:sz w:val="24"/>
+          <w:szCs w:val="24"/>
+        </w:rPr>
       </w:r>
     </w:p>
     <w:p>
@@ -2359,15 +2372,11 @@
               <wp:inline distT="0" distB="0" distL="0" distR="0">
                 <wp:extent cx="5731510" cy="19050"/>
                 <wp:effectExtent l="0" t="0" r="0" b="0"/>
-                <wp:docPr id="4" name=""/>
+                <wp:docPr id="4" name="Shape4"/>
                 <a:graphic xmlns:a="http://schemas.openxmlformats.org/drawingml/2006/main">
                   <a:graphicData uri="http://schemas.microsoft.com/office/word/2010/wordprocessingShape">
                     <wps:wsp>
                       <wps:cNvSpPr/>
-                      <wps:nvSpPr>
-                        <wps:cNvPr id="3" name=""/>
-                        <wps:cNvSpPr/>
-                      </wps:nvSpPr>
                       <wps:spPr>
                         <a:xfrm>
                           <a:off x="0" y="0"/>
@@ -2383,6 +2392,12 @@
                           <a:noFill/>
                         </a:ln>
                       </wps:spPr>
+                      <wps:style>
+                        <a:lnRef idx="0"/>
+                        <a:fillRef idx="0"/>
+                        <a:effectRef idx="0"/>
+                        <a:fontRef idx="minor"/>
+                      </wps:style>
                       <wps:bodyPr/>
                     </wps:wsp>
                   </a:graphicData>
@@ -2395,10 +2410,10 @@
           </mc:Choice>
           <mc:Fallback>
             <w:pict>
-              <v:rect id="shape_0" fillcolor="#a0a0a0" stroked="f" o:allowincell="f" style="position:absolute;margin-left:0pt;margin-top:-1.55pt;width:451.25pt;height:1.45pt;mso-wrap-style:none;v-text-anchor:middle;mso-position-horizontal:center;mso-position-vertical:top">
+              <v:rect id="shape_0" ID="Shape4" path="m0,0l-2147483645,0l-2147483645,-2147483646l0,-2147483646xe" fillcolor="#a0a0a0" stroked="f" o:allowincell="f" style="position:absolute;margin-left:0pt;margin-top:-1.55pt;width:451.25pt;height:1.45pt;mso-wrap-style:none;v-text-anchor:middle;mso-position-vertical:top">
                 <v:fill o:detectmouseclick="t" type="solid" color2="#5f5f5f"/>
                 <v:stroke color="#3465a4" joinstyle="round" endcap="flat"/>
-                <w10:wrap type="topAndBottom"/>
+                <w10:wrap type="square"/>
               </v:rect>
             </w:pict>
           </mc:Fallback>
@@ -2413,6 +2428,7 @@
           <w:numId w:val="0"/>
         </w:numPr>
         <w:spacing w:lineRule="auto" w:line="240" w:beforeAutospacing="1" w:afterAutospacing="1"/>
+        <w:ind w:left="0" w:hanging="0"/>
         <w:jc w:val="both"/>
         <w:outlineLvl w:val="1"/>
         <w:rPr>
@@ -2445,6 +2461,7 @@
           <w:numId w:val="0"/>
         </w:numPr>
         <w:spacing w:lineRule="auto" w:line="240" w:beforeAutospacing="1" w:afterAutospacing="1"/>
+        <w:ind w:left="0" w:hanging="0"/>
         <w:jc w:val="both"/>
         <w:outlineLvl w:val="2"/>
         <w:rPr>
@@ -2578,7 +2595,7 @@
         <w:pStyle w:val="TextBody"/>
         <w:numPr>
           <w:ilvl w:val="0"/>
-          <w:numId w:val="6"/>
+          <w:numId w:val="5"/>
         </w:numPr>
         <w:spacing w:lineRule="auto" w:line="240" w:beforeAutospacing="1" w:after="0"/>
         <w:jc w:val="both"/>
@@ -2601,6 +2618,59 @@
           <w:lang w:eastAsia="en-GB"/>
         </w:rPr>
         <w:t>Student (Primary)</w:t>
+      </w:r>
+    </w:p>
+    <w:p>
+      <w:pPr>
+        <w:pStyle w:val="TextBody"/>
+        <w:numPr>
+          <w:ilvl w:val="0"/>
+          <w:numId w:val="19"/>
+        </w:numPr>
+        <w:tabs>
+          <w:tab w:val="clear" w:pos="720"/>
+          <w:tab w:val="left" w:pos="0" w:leader="none"/>
+        </w:tabs>
+        <w:ind w:left="720" w:hanging="283"/>
+        <w:rPr>
+          <w:rFonts w:ascii="Times new roman" w:hAnsi="Times new roman"/>
+          <w:b/>
+          <w:b/>
+          <w:bCs/>
+          <w:sz w:val="24"/>
+          <w:szCs w:val="24"/>
+        </w:rPr>
+      </w:pPr>
+      <w:r>
+        <w:rPr>
+          <w:rFonts w:ascii="Times new roman" w:hAnsi="Times new roman"/>
+          <w:b/>
+          <w:bCs/>
+          <w:sz w:val="24"/>
+          <w:szCs w:val="24"/>
+        </w:rPr>
+        <w:t>System (Sensor Module, Task Manager, Notification Engine)</w:t>
+      </w:r>
+    </w:p>
+    <w:p>
+      <w:pPr>
+        <w:pStyle w:val="Normal"/>
+        <w:spacing w:lineRule="auto" w:line="240" w:beforeAutospacing="1" w:afterAutospacing="1"/>
+        <w:jc w:val="both"/>
+        <w:rPr>
+          <w:rFonts w:ascii="Times new roman" w:hAnsi="Times new roman"/>
+        </w:rPr>
+      </w:pPr>
+      <w:r>
+        <w:rPr>
+          <w:rFonts w:eastAsia="Times New Roman" w:cs="Times New Roman" w:ascii="Times new roman" w:hAnsi="Times new roman"/>
+          <w:b/>
+          <w:bCs/>
+          <w:sz w:val="24"/>
+          <w:szCs w:val="24"/>
+          <w:lang w:eastAsia="en-GB"/>
+        </w:rPr>
+        <w:t>Use Cases:</w:t>
       </w:r>
     </w:p>
     <w:p>
@@ -2617,9 +2687,6 @@
         <w:ind w:left="720" w:hanging="283"/>
         <w:rPr>
           <w:rFonts w:ascii="Times new roman" w:hAnsi="Times new roman"/>
-          <w:b/>
-          <w:b/>
-          <w:bCs/>
           <w:sz w:val="24"/>
           <w:szCs w:val="24"/>
         </w:rPr>
@@ -2627,33 +2694,10 @@
       <w:r>
         <w:rPr>
           <w:rFonts w:ascii="Times new roman" w:hAnsi="Times new roman"/>
-          <w:b/>
-          <w:bCs/>
-          <w:sz w:val="24"/>
-          <w:szCs w:val="24"/>
-        </w:rPr>
-        <w:t>System (Sensor Module, Task Manager, Notification Engine)</w:t>
-      </w:r>
-    </w:p>
-    <w:p>
-      <w:pPr>
-        <w:pStyle w:val="Normal"/>
-        <w:spacing w:lineRule="auto" w:line="240" w:beforeAutospacing="1" w:afterAutospacing="1"/>
-        <w:jc w:val="both"/>
-        <w:rPr>
-          <w:rFonts w:ascii="Times new roman" w:hAnsi="Times new roman"/>
-        </w:rPr>
-      </w:pPr>
-      <w:r>
-        <w:rPr>
-          <w:rFonts w:eastAsia="Times New Roman" w:cs="Times New Roman" w:ascii="Times new roman" w:hAnsi="Times new roman"/>
-          <w:b/>
-          <w:bCs/>
-          <w:sz w:val="24"/>
-          <w:szCs w:val="24"/>
-          <w:lang w:eastAsia="en-GB"/>
-        </w:rPr>
-        <w:t>Use Cases:</w:t>
+          <w:sz w:val="24"/>
+          <w:szCs w:val="24"/>
+        </w:rPr>
+        <w:t>Track Physical Activity</w:t>
       </w:r>
     </w:p>
     <w:p>
@@ -2680,7 +2724,7 @@
           <w:sz w:val="24"/>
           <w:szCs w:val="24"/>
         </w:rPr>
-        <w:t>Track Physical Activity</w:t>
+        <w:t>Sync Academic Calendar</w:t>
       </w:r>
     </w:p>
     <w:p>
@@ -2707,7 +2751,7 @@
           <w:sz w:val="24"/>
           <w:szCs w:val="24"/>
         </w:rPr>
-        <w:t>Sync Academic Calendar</w:t>
+        <w:t>Receive Notifications</w:t>
       </w:r>
     </w:p>
     <w:p>
@@ -2734,7 +2778,7 @@
           <w:sz w:val="24"/>
           <w:szCs w:val="24"/>
         </w:rPr>
-        <w:t>Receive Notifications</w:t>
+        <w:t>View Productivity Report</w:t>
       </w:r>
     </w:p>
     <w:p>
@@ -2750,33 +2794,6 @@
         </w:tabs>
         <w:ind w:left="720" w:hanging="283"/>
         <w:rPr>
-          <w:rFonts w:ascii="Times new roman" w:hAnsi="Times new roman"/>
-          <w:sz w:val="24"/>
-          <w:szCs w:val="24"/>
-        </w:rPr>
-      </w:pPr>
-      <w:r>
-        <w:rPr>
-          <w:rFonts w:ascii="Times new roman" w:hAnsi="Times new roman"/>
-          <w:sz w:val="24"/>
-          <w:szCs w:val="24"/>
-        </w:rPr>
-        <w:t>View Productivity Report</w:t>
-      </w:r>
-    </w:p>
-    <w:p>
-      <w:pPr>
-        <w:pStyle w:val="TextBody"/>
-        <w:numPr>
-          <w:ilvl w:val="0"/>
-          <w:numId w:val="25"/>
-        </w:numPr>
-        <w:tabs>
-          <w:tab w:val="clear" w:pos="720"/>
-          <w:tab w:val="left" w:pos="0" w:leader="none"/>
-        </w:tabs>
-        <w:ind w:left="720" w:hanging="283"/>
-        <w:rPr>
           <w:rFonts w:eastAsia="Times New Roman" w:cs="Times New Roman"/>
           <w:lang w:eastAsia="en-GB"/>
         </w:rPr>
@@ -2830,7 +2847,13 @@
         </w:rPr>
       </w:pPr>
       <w:r>
-        <w:rPr/>
+        <w:rPr>
+          <w:rFonts w:eastAsia="Times New Roman" w:cs="Times New Roman" w:ascii="Times New Roman" w:hAnsi="Times New Roman"/>
+          <w:b/>
+          <w:sz w:val="24"/>
+          <w:szCs w:val="24"/>
+          <w:lang w:eastAsia="en-GB"/>
+        </w:rPr>
         <w:drawing>
           <wp:anchor behindDoc="0" distT="0" distB="0" distL="0" distR="0" simplePos="0" locked="0" layoutInCell="0" allowOverlap="1" relativeHeight="7">
             <wp:simplePos x="0" y="0"/>
@@ -2891,7 +2914,12 @@
         </w:rPr>
       </w:pPr>
       <w:r>
-        <w:rPr/>
+        <w:rPr>
+          <w:rFonts w:eastAsia="Times New Roman" w:cs="Times New Roman" w:ascii="Times New Roman" w:hAnsi="Times New Roman"/>
+          <w:sz w:val="20"/>
+          <w:szCs w:val="24"/>
+          <w:lang w:eastAsia="en-GB"/>
+        </w:rPr>
       </w:r>
     </w:p>
     <w:p>
@@ -2907,7 +2935,12 @@
         </w:rPr>
       </w:pPr>
       <w:r>
-        <w:rPr/>
+        <w:rPr>
+          <w:rFonts w:eastAsia="Times New Roman" w:cs="Times New Roman" w:ascii="Times New Roman" w:hAnsi="Times New Roman"/>
+          <w:sz w:val="20"/>
+          <w:szCs w:val="24"/>
+          <w:lang w:eastAsia="en-GB"/>
+        </w:rPr>
       </w:r>
     </w:p>
     <w:p>
@@ -2923,7 +2956,12 @@
         </w:rPr>
       </w:pPr>
       <w:r>
-        <w:rPr/>
+        <w:rPr>
+          <w:rFonts w:eastAsia="Times New Roman" w:cs="Times New Roman" w:ascii="Times New Roman" w:hAnsi="Times New Roman"/>
+          <w:sz w:val="20"/>
+          <w:szCs w:val="24"/>
+          <w:lang w:eastAsia="en-GB"/>
+        </w:rPr>
       </w:r>
     </w:p>
     <w:p>
@@ -2939,7 +2977,12 @@
         </w:rPr>
       </w:pPr>
       <w:r>
-        <w:rPr/>
+        <w:rPr>
+          <w:rFonts w:eastAsia="Times New Roman" w:cs="Times New Roman" w:ascii="Times New Roman" w:hAnsi="Times New Roman"/>
+          <w:sz w:val="20"/>
+          <w:szCs w:val="24"/>
+          <w:lang w:eastAsia="en-GB"/>
+        </w:rPr>
       </w:r>
     </w:p>
     <w:p>
@@ -2955,7 +2998,12 @@
         </w:rPr>
       </w:pPr>
       <w:r>
-        <w:rPr/>
+        <w:rPr>
+          <w:rFonts w:eastAsia="Times New Roman" w:cs="Times New Roman" w:ascii="Times New Roman" w:hAnsi="Times New Roman"/>
+          <w:sz w:val="20"/>
+          <w:szCs w:val="24"/>
+          <w:lang w:eastAsia="en-GB"/>
+        </w:rPr>
       </w:r>
     </w:p>
     <w:p>
@@ -2971,7 +3019,12 @@
         </w:rPr>
       </w:pPr>
       <w:r>
-        <w:rPr/>
+        <w:rPr>
+          <w:rFonts w:eastAsia="Times New Roman" w:cs="Times New Roman" w:ascii="Times New Roman" w:hAnsi="Times New Roman"/>
+          <w:sz w:val="20"/>
+          <w:szCs w:val="24"/>
+          <w:lang w:eastAsia="en-GB"/>
+        </w:rPr>
       </w:r>
     </w:p>
     <w:p>
@@ -2987,7 +3040,12 @@
         </w:rPr>
       </w:pPr>
       <w:r>
-        <w:rPr/>
+        <w:rPr>
+          <w:rFonts w:eastAsia="Times New Roman" w:cs="Times New Roman" w:ascii="Times New Roman" w:hAnsi="Times New Roman"/>
+          <w:sz w:val="20"/>
+          <w:szCs w:val="24"/>
+          <w:lang w:eastAsia="en-GB"/>
+        </w:rPr>
       </w:r>
     </w:p>
     <w:p>
@@ -3003,7 +3061,33 @@
         </w:rPr>
       </w:pPr>
       <w:r>
-        <w:rPr/>
+        <w:rPr>
+          <w:rFonts w:eastAsia="Times New Roman" w:cs="Times New Roman" w:ascii="Times New Roman" w:hAnsi="Times New Roman"/>
+          <w:sz w:val="20"/>
+          <w:szCs w:val="24"/>
+          <w:lang w:eastAsia="en-GB"/>
+        </w:rPr>
+      </w:r>
+    </w:p>
+    <w:p>
+      <w:pPr>
+        <w:pStyle w:val="Normal"/>
+        <w:spacing w:lineRule="auto" w:line="240" w:beforeAutospacing="1" w:afterAutospacing="1"/>
+        <w:jc w:val="center"/>
+        <w:rPr>
+          <w:rFonts w:ascii="Times New Roman" w:hAnsi="Times New Roman" w:eastAsia="Times New Roman" w:cs="Times New Roman"/>
+          <w:sz w:val="20"/>
+          <w:szCs w:val="24"/>
+          <w:lang w:eastAsia="en-GB"/>
+        </w:rPr>
+      </w:pPr>
+      <w:r>
+        <w:rPr>
+          <w:rFonts w:eastAsia="Times New Roman" w:cs="Times New Roman" w:ascii="Times New Roman" w:hAnsi="Times New Roman"/>
+          <w:sz w:val="20"/>
+          <w:szCs w:val="24"/>
+          <w:lang w:eastAsia="en-GB"/>
+        </w:rPr>
       </w:r>
     </w:p>
     <w:p>
@@ -3052,6 +3136,7 @@
           <w:numId w:val="0"/>
         </w:numPr>
         <w:spacing w:lineRule="auto" w:line="240" w:beforeAutospacing="1" w:afterAutospacing="1"/>
+        <w:ind w:left="0" w:hanging="0"/>
         <w:jc w:val="both"/>
         <w:outlineLvl w:val="2"/>
         <w:rPr>
@@ -3065,7 +3150,14 @@
         </w:rPr>
       </w:pPr>
       <w:r>
-        <w:rPr/>
+        <w:rPr>
+          <w:rFonts w:eastAsia="Times New Roman" w:cs="Times New Roman" w:ascii="Times New Roman" w:hAnsi="Times New Roman"/>
+          <w:b/>
+          <w:bCs/>
+          <w:sz w:val="27"/>
+          <w:szCs w:val="27"/>
+          <w:lang w:eastAsia="en-GB"/>
+        </w:rPr>
       </w:r>
     </w:p>
     <w:p>
@@ -3076,6 +3168,7 @@
           <w:numId w:val="0"/>
         </w:numPr>
         <w:spacing w:lineRule="auto" w:line="240" w:beforeAutospacing="1" w:afterAutospacing="1"/>
+        <w:ind w:left="0" w:hanging="0"/>
         <w:jc w:val="both"/>
         <w:outlineLvl w:val="2"/>
         <w:rPr>
@@ -3193,7 +3286,11 @@
         </w:rPr>
       </w:pPr>
       <w:r>
-        <w:rPr/>
+        <w:rPr>
+          <w:rFonts w:eastAsia="Times New Roman" w:cs="Times New Roman" w:ascii="Times New Roman" w:hAnsi="Times New Roman"/>
+          <w:szCs w:val="24"/>
+          <w:lang w:eastAsia="en-GB"/>
+        </w:rPr>
         <w:drawing>
           <wp:anchor behindDoc="0" distT="0" distB="0" distL="0" distR="0" simplePos="0" locked="0" layoutInCell="0" allowOverlap="1" relativeHeight="8">
             <wp:simplePos x="0" y="0"/>
@@ -3269,6 +3366,7 @@
           <w:numId w:val="0"/>
         </w:numPr>
         <w:spacing w:lineRule="auto" w:line="240" w:beforeAutospacing="1" w:afterAutospacing="1"/>
+        <w:ind w:left="0" w:hanging="0"/>
         <w:outlineLvl w:val="2"/>
         <w:rPr>
           <w:rFonts w:ascii="Times New Roman" w:hAnsi="Times New Roman" w:eastAsia="Times New Roman" w:cs="Times New Roman"/>
@@ -3455,7 +3553,7 @@
       </w:r>
       <w:r>
         <w:rPr>
-          <w:rStyle w:val="StrongEmphasis"/>
+          <w:rStyle w:val="Strong"/>
           <w:rFonts w:eastAsia="Times New Roman" w:cs="Times New Roman" w:ascii="Times New Roman" w:hAnsi="Times New Roman"/>
           <w:kern w:val="2"/>
           <w:sz w:val="24"/>
@@ -3471,36 +3569,17 @@
           <w:szCs w:val="24"/>
           <w:lang w:eastAsia="en-GB"/>
         </w:rPr>
-        <w:t xml:space="preserve">, the Class Diagram is used to represent different components, such as the </w:t>
-      </w:r>
-      <w:r>
-        <w:rPr>
-          <w:rFonts w:eastAsia="Times New Roman" w:cs="Times New Roman" w:ascii="Times New Roman" w:hAnsi="Times New Roman"/>
-          <w:sz w:val="24"/>
-          <w:szCs w:val="24"/>
-          <w:lang w:eastAsia="en-GB"/>
-        </w:rPr>
-        <w:t>student</w:t>
-      </w:r>
-      <w:r>
-        <w:rPr>
-          <w:rFonts w:eastAsia="Times New Roman" w:cs="Times New Roman" w:ascii="Times New Roman" w:hAnsi="Times New Roman"/>
-          <w:bCs/>
-          <w:sz w:val="24"/>
-          <w:szCs w:val="24"/>
-          <w:lang w:eastAsia="en-GB"/>
-        </w:rPr>
-        <w:t xml:space="preserve">, Mobile App, Monitoring System </w:t>
-      </w:r>
-      <w:r>
-        <w:rPr>
-          <w:rFonts w:eastAsia="Times New Roman" w:cs="Times New Roman" w:ascii="Times New Roman" w:hAnsi="Times New Roman"/>
-          <w:bCs/>
-          <w:sz w:val="24"/>
-          <w:szCs w:val="24"/>
-          <w:lang w:eastAsia="en-GB"/>
-        </w:rPr>
-        <w:t>and etc.</w:t>
+        <w:t>, the Class Diagram is used to represent different components, such as the student</w:t>
+      </w:r>
+      <w:r>
+        <w:rPr>
+          <w:rFonts w:eastAsia="Times New Roman" w:cs="Times New Roman" w:ascii="Times New Roman" w:hAnsi="Times New Roman"/>
+          <w:bCs/>
+          <w:sz w:val="24"/>
+          <w:szCs w:val="24"/>
+          <w:lang w:eastAsia="en-GB"/>
+        </w:rPr>
+        <w:t>, Mobile App, Monitoring System and etc.</w:t>
       </w:r>
     </w:p>
     <w:p>
@@ -3508,7 +3587,7 @@
         <w:pStyle w:val="TextBody"/>
         <w:numPr>
           <w:ilvl w:val="0"/>
-          <w:numId w:val="7"/>
+          <w:numId w:val="6"/>
         </w:numPr>
         <w:spacing w:lineRule="auto" w:line="240" w:beforeAutospacing="1" w:after="0"/>
         <w:jc w:val="both"/>
@@ -3521,7 +3600,7 @@
       </w:pPr>
       <w:r>
         <w:rPr>
-          <w:rStyle w:val="StrongEmphasis"/>
+          <w:rStyle w:val="Strong"/>
           <w:rFonts w:eastAsia="Times New Roman" w:cs="Times New Roman" w:ascii="Times New Roman" w:hAnsi="Times New Roman"/>
           <w:sz w:val="24"/>
           <w:szCs w:val="24"/>
@@ -3535,7 +3614,7 @@
         <w:pStyle w:val="Normal"/>
         <w:numPr>
           <w:ilvl w:val="1"/>
-          <w:numId w:val="7"/>
+          <w:numId w:val="6"/>
         </w:numPr>
         <w:spacing w:lineRule="auto" w:line="240" w:before="0" w:after="0"/>
         <w:jc w:val="both"/>
@@ -3572,7 +3651,7 @@
         <w:pStyle w:val="Normal"/>
         <w:numPr>
           <w:ilvl w:val="1"/>
-          <w:numId w:val="7"/>
+          <w:numId w:val="6"/>
         </w:numPr>
         <w:spacing w:lineRule="auto" w:line="240" w:before="0" w:after="0"/>
         <w:jc w:val="both"/>
@@ -3600,7 +3679,7 @@
         <w:pStyle w:val="Normal"/>
         <w:numPr>
           <w:ilvl w:val="2"/>
-          <w:numId w:val="7"/>
+          <w:numId w:val="6"/>
         </w:numPr>
         <w:spacing w:lineRule="auto" w:line="240" w:before="0" w:after="0"/>
         <w:jc w:val="both"/>
@@ -3618,25 +3697,7 @@
           <w:szCs w:val="24"/>
           <w:lang w:eastAsia="en-GB"/>
         </w:rPr>
-        <w:t>+view</w:t>
-      </w:r>
-      <w:r>
-        <w:rPr>
-          <w:rFonts w:eastAsia="Times New Roman" w:cs="Times New Roman" w:ascii="Times New Roman" w:hAnsi="Times New Roman"/>
-          <w:sz w:val="24"/>
-          <w:szCs w:val="24"/>
-          <w:lang w:eastAsia="en-GB"/>
-        </w:rPr>
-        <w:t>_</w:t>
-      </w:r>
-      <w:r>
-        <w:rPr>
-          <w:rFonts w:eastAsia="Times New Roman" w:cs="Times New Roman" w:ascii="Times New Roman" w:hAnsi="Times New Roman"/>
-          <w:sz w:val="24"/>
-          <w:szCs w:val="24"/>
-          <w:lang w:eastAsia="en-GB"/>
-        </w:rPr>
-        <w:t>Schedule()</w:t>
+        <w:t>+view_Schedule()</w:t>
       </w:r>
     </w:p>
     <w:p>
@@ -3644,7 +3705,7 @@
         <w:pStyle w:val="Normal"/>
         <w:numPr>
           <w:ilvl w:val="2"/>
-          <w:numId w:val="7"/>
+          <w:numId w:val="6"/>
         </w:numPr>
         <w:spacing w:lineRule="auto" w:line="240" w:before="0" w:after="0"/>
         <w:jc w:val="both"/>
@@ -3662,25 +3723,7 @@
           <w:szCs w:val="24"/>
           <w:lang w:eastAsia="en-GB"/>
         </w:rPr>
-        <w:t>+update</w:t>
-      </w:r>
-      <w:r>
-        <w:rPr>
-          <w:rFonts w:eastAsia="Times New Roman" w:cs="Times New Roman" w:ascii="Times New Roman" w:hAnsi="Times New Roman"/>
-          <w:sz w:val="24"/>
-          <w:szCs w:val="24"/>
-          <w:lang w:eastAsia="en-GB"/>
-        </w:rPr>
-        <w:t>_</w:t>
-      </w:r>
-      <w:r>
-        <w:rPr>
-          <w:rFonts w:eastAsia="Times New Roman" w:cs="Times New Roman" w:ascii="Times New Roman" w:hAnsi="Times New Roman"/>
-          <w:sz w:val="24"/>
-          <w:szCs w:val="24"/>
-          <w:lang w:eastAsia="en-GB"/>
-        </w:rPr>
-        <w:t>Preferences()</w:t>
+        <w:t>+update_Preferences()</w:t>
       </w:r>
     </w:p>
     <w:p>
@@ -3688,7 +3731,7 @@
         <w:pStyle w:val="Normal"/>
         <w:numPr>
           <w:ilvl w:val="0"/>
-          <w:numId w:val="7"/>
+          <w:numId w:val="6"/>
         </w:numPr>
         <w:spacing w:lineRule="auto" w:line="240" w:before="0" w:after="0"/>
         <w:jc w:val="both"/>
@@ -3716,7 +3759,7 @@
         <w:pStyle w:val="Normal"/>
         <w:numPr>
           <w:ilvl w:val="1"/>
-          <w:numId w:val="7"/>
+          <w:numId w:val="6"/>
         </w:numPr>
         <w:spacing w:lineRule="auto" w:line="240" w:before="0" w:after="0"/>
         <w:jc w:val="both"/>
@@ -3753,7 +3796,7 @@
         <w:pStyle w:val="Normal"/>
         <w:numPr>
           <w:ilvl w:val="1"/>
-          <w:numId w:val="7"/>
+          <w:numId w:val="6"/>
         </w:numPr>
         <w:spacing w:lineRule="auto" w:line="240" w:before="0" w:after="0"/>
         <w:jc w:val="both"/>
@@ -3781,7 +3824,7 @@
         <w:pStyle w:val="Normal"/>
         <w:numPr>
           <w:ilvl w:val="2"/>
-          <w:numId w:val="7"/>
+          <w:numId w:val="6"/>
         </w:numPr>
         <w:spacing w:lineRule="auto" w:line="240" w:before="0" w:after="0"/>
         <w:jc w:val="both"/>
@@ -3807,7 +3850,7 @@
         <w:pStyle w:val="Normal"/>
         <w:numPr>
           <w:ilvl w:val="2"/>
-          <w:numId w:val="7"/>
+          <w:numId w:val="6"/>
         </w:numPr>
         <w:spacing w:lineRule="auto" w:line="240" w:before="0" w:after="0"/>
         <w:jc w:val="both"/>
@@ -3841,7 +3884,12 @@
         </w:rPr>
       </w:pPr>
       <w:r>
-        <w:rPr/>
+        <w:rPr>
+          <w:rFonts w:eastAsia="Times New Roman" w:cs="Times New Roman" w:ascii="Times New Roman" w:hAnsi="Times New Roman"/>
+          <w:sz w:val="24"/>
+          <w:szCs w:val="24"/>
+          <w:lang w:eastAsia="en-GB"/>
+        </w:rPr>
       </w:r>
     </w:p>
     <w:p>
@@ -3882,7 +3930,12 @@
         </w:rPr>
       </w:pPr>
       <w:r>
-        <w:rPr/>
+        <w:rPr>
+          <w:rFonts w:eastAsia="Times New Roman" w:cs="Times New Roman" w:ascii="Times New Roman" w:hAnsi="Times New Roman"/>
+          <w:sz w:val="24"/>
+          <w:szCs w:val="24"/>
+          <w:lang w:eastAsia="en-GB"/>
+        </w:rPr>
         <w:drawing>
           <wp:anchor behindDoc="0" distT="0" distB="0" distL="0" distR="0" simplePos="0" locked="0" layoutInCell="0" allowOverlap="1" relativeHeight="9">
             <wp:simplePos x="0" y="0"/>
@@ -3943,7 +3996,12 @@
         </w:rPr>
       </w:pPr>
       <w:r>
-        <w:rPr/>
+        <w:rPr>
+          <w:rFonts w:eastAsia="Times New Roman" w:cs="Times New Roman" w:ascii="Times New Roman" w:hAnsi="Times New Roman"/>
+          <w:sz w:val="20"/>
+          <w:szCs w:val="24"/>
+          <w:lang w:eastAsia="en-GB"/>
+        </w:rPr>
       </w:r>
     </w:p>
     <w:p>
@@ -3959,7 +4017,12 @@
         </w:rPr>
       </w:pPr>
       <w:r>
-        <w:rPr/>
+        <w:rPr>
+          <w:rFonts w:eastAsia="Times New Roman" w:cs="Times New Roman" w:ascii="Times New Roman" w:hAnsi="Times New Roman"/>
+          <w:sz w:val="20"/>
+          <w:szCs w:val="24"/>
+          <w:lang w:eastAsia="en-GB"/>
+        </w:rPr>
       </w:r>
     </w:p>
     <w:p>
@@ -3975,7 +4038,12 @@
         </w:rPr>
       </w:pPr>
       <w:r>
-        <w:rPr/>
+        <w:rPr>
+          <w:rFonts w:eastAsia="Times New Roman" w:cs="Times New Roman" w:ascii="Times New Roman" w:hAnsi="Times New Roman"/>
+          <w:sz w:val="20"/>
+          <w:szCs w:val="24"/>
+          <w:lang w:eastAsia="en-GB"/>
+        </w:rPr>
       </w:r>
     </w:p>
     <w:p>
@@ -3991,7 +4059,12 @@
         </w:rPr>
       </w:pPr>
       <w:r>
-        <w:rPr/>
+        <w:rPr>
+          <w:rFonts w:eastAsia="Times New Roman" w:cs="Times New Roman" w:ascii="Times New Roman" w:hAnsi="Times New Roman"/>
+          <w:sz w:val="20"/>
+          <w:szCs w:val="24"/>
+          <w:lang w:eastAsia="en-GB"/>
+        </w:rPr>
       </w:r>
     </w:p>
     <w:p>
@@ -4007,7 +4080,12 @@
         </w:rPr>
       </w:pPr>
       <w:r>
-        <w:rPr/>
+        <w:rPr>
+          <w:rFonts w:eastAsia="Times New Roman" w:cs="Times New Roman" w:ascii="Times New Roman" w:hAnsi="Times New Roman"/>
+          <w:sz w:val="20"/>
+          <w:szCs w:val="24"/>
+          <w:lang w:eastAsia="en-GB"/>
+        </w:rPr>
       </w:r>
     </w:p>
     <w:p>
@@ -4023,7 +4101,12 @@
         </w:rPr>
       </w:pPr>
       <w:r>
-        <w:rPr/>
+        <w:rPr>
+          <w:rFonts w:eastAsia="Times New Roman" w:cs="Times New Roman" w:ascii="Times New Roman" w:hAnsi="Times New Roman"/>
+          <w:sz w:val="20"/>
+          <w:szCs w:val="24"/>
+          <w:lang w:eastAsia="en-GB"/>
+        </w:rPr>
       </w:r>
     </w:p>
     <w:p>
@@ -4039,7 +4122,12 @@
         </w:rPr>
       </w:pPr>
       <w:r>
-        <w:rPr/>
+        <w:rPr>
+          <w:rFonts w:eastAsia="Times New Roman" w:cs="Times New Roman" w:ascii="Times New Roman" w:hAnsi="Times New Roman"/>
+          <w:sz w:val="20"/>
+          <w:szCs w:val="24"/>
+          <w:lang w:eastAsia="en-GB"/>
+        </w:rPr>
       </w:r>
     </w:p>
     <w:p>
@@ -4055,7 +4143,12 @@
         </w:rPr>
       </w:pPr>
       <w:r>
-        <w:rPr/>
+        <w:rPr>
+          <w:rFonts w:eastAsia="Times New Roman" w:cs="Times New Roman" w:ascii="Times New Roman" w:hAnsi="Times New Roman"/>
+          <w:sz w:val="20"/>
+          <w:szCs w:val="24"/>
+          <w:lang w:eastAsia="en-GB"/>
+        </w:rPr>
       </w:r>
     </w:p>
     <w:p>
@@ -4071,13 +4164,7 @@
         </w:rPr>
       </w:pPr>
       <w:r>
-        <w:rPr>
-          <w:rFonts w:eastAsia="Times New Roman" w:cs="Times New Roman" w:ascii="Times New Roman" w:hAnsi="Times New Roman"/>
-          <w:sz w:val="20"/>
-          <w:szCs w:val="24"/>
-          <w:lang w:eastAsia="en-GB"/>
-        </w:rPr>
-        <w:t>Figure: Class Diagram</w:t>
+        <w:rPr/>
       </w:r>
     </w:p>
     <w:p>
@@ -4093,7 +4180,13 @@
         </w:rPr>
       </w:pPr>
       <w:r>
-        <w:rPr/>
+        <w:rPr>
+          <w:rFonts w:eastAsia="Times New Roman" w:cs="Times New Roman" w:ascii="Times New Roman" w:hAnsi="Times New Roman"/>
+          <w:sz w:val="20"/>
+          <w:szCs w:val="24"/>
+          <w:lang w:eastAsia="en-GB"/>
+        </w:rPr>
+        <w:t>Figure: Class Diagram</w:t>
       </w:r>
     </w:p>
     <w:p>
@@ -4109,7 +4202,33 @@
         </w:rPr>
       </w:pPr>
       <w:r>
-        <w:rPr/>
+        <w:rPr>
+          <w:rFonts w:eastAsia="Times New Roman" w:cs="Times New Roman" w:ascii="Times New Roman" w:hAnsi="Times New Roman"/>
+          <w:sz w:val="20"/>
+          <w:szCs w:val="24"/>
+          <w:lang w:eastAsia="en-GB"/>
+        </w:rPr>
+      </w:r>
+    </w:p>
+    <w:p>
+      <w:pPr>
+        <w:pStyle w:val="Normal"/>
+        <w:spacing w:lineRule="auto" w:line="240" w:beforeAutospacing="1" w:afterAutospacing="1"/>
+        <w:jc w:val="center"/>
+        <w:rPr>
+          <w:rFonts w:ascii="Times New Roman" w:hAnsi="Times New Roman" w:eastAsia="Times New Roman" w:cs="Times New Roman"/>
+          <w:sz w:val="20"/>
+          <w:szCs w:val="24"/>
+          <w:lang w:eastAsia="en-GB"/>
+        </w:rPr>
+      </w:pPr>
+      <w:r>
+        <w:rPr>
+          <w:rFonts w:eastAsia="Times New Roman" w:cs="Times New Roman" w:ascii="Times New Roman" w:hAnsi="Times New Roman"/>
+          <w:sz w:val="20"/>
+          <w:szCs w:val="24"/>
+          <w:lang w:eastAsia="en-GB"/>
+        </w:rPr>
       </w:r>
     </w:p>
     <w:p>
@@ -4120,6 +4239,7 @@
           <w:numId w:val="0"/>
         </w:numPr>
         <w:spacing w:lineRule="auto" w:line="240" w:beforeAutospacing="1" w:afterAutospacing="1"/>
+        <w:ind w:left="0" w:hanging="0"/>
         <w:jc w:val="both"/>
         <w:outlineLvl w:val="2"/>
         <w:rPr>
@@ -4249,7 +4369,7 @@
       </w:r>
       <w:r>
         <w:rPr>
-          <w:rStyle w:val="StrongEmphasis"/>
+          <w:rStyle w:val="Strong"/>
           <w:rFonts w:eastAsia="Times New Roman" w:cs="Times New Roman" w:ascii="Times New Roman" w:hAnsi="Times New Roman"/>
           <w:kern w:val="2"/>
           <w:sz w:val="24"/>
@@ -4265,25 +4385,7 @@
           <w:szCs w:val="24"/>
           <w:lang w:eastAsia="en-GB"/>
         </w:rPr>
-        <w:t xml:space="preserve"> the state diagram helps visualize how the system behaves when the user interacts with it through a mobile or web interface to </w:t>
-      </w:r>
-      <w:r>
-        <w:rPr>
-          <w:rFonts w:eastAsia="Times New Roman" w:cs="Times New Roman" w:ascii="Times New Roman" w:hAnsi="Times New Roman"/>
-          <w:sz w:val="24"/>
-          <w:szCs w:val="24"/>
-          <w:lang w:eastAsia="en-GB"/>
-        </w:rPr>
-        <w:t>monitor his daily tasks</w:t>
-      </w:r>
-      <w:r>
-        <w:rPr>
-          <w:rFonts w:eastAsia="Times New Roman" w:cs="Times New Roman" w:ascii="Times New Roman" w:hAnsi="Times New Roman"/>
-          <w:sz w:val="24"/>
-          <w:szCs w:val="24"/>
-          <w:lang w:eastAsia="en-GB"/>
-        </w:rPr>
-        <w:t>.</w:t>
+        <w:t xml:space="preserve"> the state diagram helps visualize how the system behaves when the user interacts with it through a mobile or web interface to monitor his daily tasks.</w:t>
       </w:r>
     </w:p>
     <w:p>
@@ -4301,10 +4403,8 @@
       <w:r>
         <w:rPr>
           <w:rFonts w:eastAsia="Times New Roman" w:cs="Times New Roman" w:ascii="Times New Roman" w:hAnsi="Times New Roman"/>
-          <w:b/>
-          <w:bCs/>
-          <w:sz w:val="36"/>
-          <w:szCs w:val="36"/>
+          <w:sz w:val="24"/>
+          <w:szCs w:val="24"/>
           <w:lang w:eastAsia="en-GB"/>
         </w:rPr>
       </w:r>
@@ -4317,6 +4417,7 @@
           <w:numId w:val="0"/>
         </w:numPr>
         <w:spacing w:lineRule="auto" w:line="240" w:beforeAutospacing="1" w:afterAutospacing="1"/>
+        <w:ind w:left="0" w:hanging="0"/>
         <w:jc w:val="both"/>
         <w:outlineLvl w:val="1"/>
         <w:rPr>
@@ -4393,6 +4494,7 @@
           <w:numId w:val="0"/>
         </w:numPr>
         <w:spacing w:lineRule="auto" w:line="240" w:beforeAutospacing="1" w:afterAutospacing="1"/>
+        <w:ind w:left="0" w:hanging="0"/>
         <w:jc w:val="both"/>
         <w:outlineLvl w:val="1"/>
         <w:rPr>
@@ -4424,6 +4526,7 @@
           <w:numId w:val="0"/>
         </w:numPr>
         <w:spacing w:lineRule="auto" w:line="240" w:beforeAutospacing="1" w:afterAutospacing="1"/>
+        <w:ind w:left="0" w:hanging="0"/>
         <w:jc w:val="both"/>
         <w:outlineLvl w:val="1"/>
         <w:rPr>
@@ -4455,6 +4558,7 @@
           <w:numId w:val="0"/>
         </w:numPr>
         <w:spacing w:lineRule="auto" w:line="240" w:beforeAutospacing="1" w:afterAutospacing="1"/>
+        <w:ind w:left="0" w:hanging="0"/>
         <w:jc w:val="both"/>
         <w:outlineLvl w:val="1"/>
         <w:rPr>
@@ -4486,6 +4590,7 @@
           <w:numId w:val="0"/>
         </w:numPr>
         <w:spacing w:lineRule="auto" w:line="240" w:beforeAutospacing="1" w:afterAutospacing="1"/>
+        <w:ind w:left="0" w:hanging="0"/>
         <w:jc w:val="both"/>
         <w:outlineLvl w:val="1"/>
         <w:rPr>
@@ -4517,6 +4622,7 @@
           <w:numId w:val="0"/>
         </w:numPr>
         <w:spacing w:lineRule="auto" w:line="240" w:beforeAutospacing="1" w:afterAutospacing="1"/>
+        <w:ind w:left="0" w:hanging="0"/>
         <w:jc w:val="both"/>
         <w:outlineLvl w:val="1"/>
         <w:rPr>
@@ -4548,6 +4654,7 @@
           <w:numId w:val="0"/>
         </w:numPr>
         <w:spacing w:lineRule="auto" w:line="240" w:beforeAutospacing="1" w:afterAutospacing="1"/>
+        <w:ind w:left="0" w:hanging="0"/>
         <w:jc w:val="both"/>
         <w:outlineLvl w:val="1"/>
         <w:rPr>
@@ -4579,6 +4686,7 @@
           <w:numId w:val="0"/>
         </w:numPr>
         <w:spacing w:lineRule="auto" w:line="240" w:beforeAutospacing="1" w:afterAutospacing="1"/>
+        <w:ind w:left="0" w:hanging="0"/>
         <w:jc w:val="both"/>
         <w:outlineLvl w:val="1"/>
         <w:rPr>
@@ -4610,6 +4718,7 @@
           <w:numId w:val="0"/>
         </w:numPr>
         <w:spacing w:lineRule="auto" w:line="240" w:beforeAutospacing="1" w:afterAutospacing="1"/>
+        <w:ind w:left="0" w:hanging="0"/>
         <w:jc w:val="both"/>
         <w:outlineLvl w:val="1"/>
         <w:rPr>
@@ -4641,6 +4750,7 @@
           <w:numId w:val="0"/>
         </w:numPr>
         <w:spacing w:lineRule="auto" w:line="240" w:beforeAutospacing="1" w:afterAutospacing="1"/>
+        <w:ind w:left="0" w:hanging="0"/>
         <w:jc w:val="both"/>
         <w:outlineLvl w:val="1"/>
         <w:rPr>
@@ -4654,7 +4764,14 @@
         </w:rPr>
       </w:pPr>
       <w:r>
-        <w:rPr/>
+        <w:rPr>
+          <w:rFonts w:eastAsia="Times New Roman" w:cs="Times New Roman" w:ascii="Times New Roman" w:hAnsi="Times New Roman"/>
+          <w:b/>
+          <w:bCs/>
+          <w:sz w:val="36"/>
+          <w:szCs w:val="36"/>
+          <w:lang w:eastAsia="en-GB"/>
+        </w:rPr>
       </w:r>
     </w:p>
     <w:p>
@@ -4665,6 +4782,7 @@
           <w:numId w:val="0"/>
         </w:numPr>
         <w:spacing w:lineRule="auto" w:line="240" w:beforeAutospacing="1" w:afterAutospacing="1"/>
+        <w:ind w:left="0" w:hanging="0"/>
         <w:jc w:val="both"/>
         <w:outlineLvl w:val="1"/>
         <w:rPr>
@@ -4678,7 +4796,14 @@
         </w:rPr>
       </w:pPr>
       <w:r>
-        <w:rPr/>
+        <w:rPr>
+          <w:rFonts w:eastAsia="Times New Roman" w:cs="Times New Roman" w:ascii="Times New Roman" w:hAnsi="Times New Roman"/>
+          <w:b/>
+          <w:bCs/>
+          <w:sz w:val="36"/>
+          <w:szCs w:val="36"/>
+          <w:lang w:eastAsia="en-GB"/>
+        </w:rPr>
       </w:r>
     </w:p>
     <w:p>
@@ -4689,6 +4814,7 @@
           <w:numId w:val="0"/>
         </w:numPr>
         <w:spacing w:lineRule="auto" w:line="240" w:beforeAutospacing="1" w:afterAutospacing="1"/>
+        <w:ind w:left="0" w:hanging="0"/>
         <w:jc w:val="both"/>
         <w:outlineLvl w:val="1"/>
         <w:rPr>
@@ -4702,7 +4828,14 @@
         </w:rPr>
       </w:pPr>
       <w:r>
-        <w:rPr/>
+        <w:rPr>
+          <w:rFonts w:eastAsia="Times New Roman" w:cs="Times New Roman" w:ascii="Times New Roman" w:hAnsi="Times New Roman"/>
+          <w:b/>
+          <w:bCs/>
+          <w:sz w:val="36"/>
+          <w:szCs w:val="36"/>
+          <w:lang w:eastAsia="en-GB"/>
+        </w:rPr>
       </w:r>
     </w:p>
     <w:p>
@@ -4713,6 +4846,7 @@
           <w:numId w:val="0"/>
         </w:numPr>
         <w:spacing w:lineRule="auto" w:line="240" w:beforeAutospacing="1" w:afterAutospacing="1"/>
+        <w:ind w:left="0" w:hanging="0"/>
         <w:jc w:val="both"/>
         <w:outlineLvl w:val="1"/>
         <w:rPr>
@@ -4726,7 +4860,14 @@
         </w:rPr>
       </w:pPr>
       <w:r>
-        <w:rPr/>
+        <w:rPr>
+          <w:rFonts w:eastAsia="Times New Roman" w:cs="Times New Roman" w:ascii="Times New Roman" w:hAnsi="Times New Roman"/>
+          <w:b/>
+          <w:bCs/>
+          <w:sz w:val="36"/>
+          <w:szCs w:val="36"/>
+          <w:lang w:eastAsia="en-GB"/>
+        </w:rPr>
       </w:r>
     </w:p>
     <w:p>
@@ -4737,6 +4878,7 @@
           <w:numId w:val="0"/>
         </w:numPr>
         <w:spacing w:lineRule="auto" w:line="240" w:beforeAutospacing="1" w:afterAutospacing="1"/>
+        <w:ind w:left="0" w:hanging="0"/>
         <w:jc w:val="both"/>
         <w:outlineLvl w:val="1"/>
         <w:rPr>
@@ -4750,7 +4892,14 @@
         </w:rPr>
       </w:pPr>
       <w:r>
-        <w:rPr/>
+        <w:rPr>
+          <w:rFonts w:eastAsia="Times New Roman" w:cs="Times New Roman" w:ascii="Times New Roman" w:hAnsi="Times New Roman"/>
+          <w:b/>
+          <w:bCs/>
+          <w:sz w:val="36"/>
+          <w:szCs w:val="36"/>
+          <w:lang w:eastAsia="en-GB"/>
+        </w:rPr>
       </w:r>
     </w:p>
     <w:p>
@@ -4786,6 +4935,7 @@
           <w:numId w:val="0"/>
         </w:numPr>
         <w:spacing w:lineRule="auto" w:line="240" w:beforeAutospacing="1" w:afterAutospacing="1"/>
+        <w:ind w:left="0" w:hanging="0"/>
         <w:jc w:val="both"/>
         <w:outlineLvl w:val="1"/>
         <w:rPr>
@@ -4798,8 +4948,10 @@
       </w:pPr>
       <w:r>
         <w:rPr>
-          <w:sz w:val="28"/>
-          <w:szCs w:val="28"/>
+          <w:rFonts w:eastAsia="Times New Roman" w:cs="Times New Roman" w:ascii="Times New Roman" w:hAnsi="Times New Roman"/>
+          <w:b/>
+          <w:bCs/>
+          <w:lang w:eastAsia="en-GB"/>
         </w:rPr>
       </w:r>
     </w:p>
@@ -4811,6 +4963,7 @@
           <w:numId w:val="0"/>
         </w:numPr>
         <w:spacing w:lineRule="auto" w:line="240" w:beforeAutospacing="1" w:afterAutospacing="1"/>
+        <w:ind w:left="0" w:hanging="0"/>
         <w:jc w:val="both"/>
         <w:outlineLvl w:val="1"/>
         <w:rPr>
@@ -4823,8 +4976,10 @@
       </w:pPr>
       <w:r>
         <w:rPr>
-          <w:sz w:val="28"/>
-          <w:szCs w:val="28"/>
+          <w:rFonts w:eastAsia="Times New Roman" w:cs="Times New Roman" w:ascii="Times New Roman" w:hAnsi="Times New Roman"/>
+          <w:b/>
+          <w:bCs/>
+          <w:lang w:eastAsia="en-GB"/>
         </w:rPr>
       </w:r>
     </w:p>
@@ -4836,6 +4991,7 @@
           <w:numId w:val="0"/>
         </w:numPr>
         <w:spacing w:lineRule="auto" w:line="240" w:beforeAutospacing="1" w:afterAutospacing="1"/>
+        <w:ind w:left="0" w:hanging="0"/>
         <w:jc w:val="both"/>
         <w:outlineLvl w:val="1"/>
         <w:rPr>
@@ -4848,8 +5004,10 @@
       </w:pPr>
       <w:r>
         <w:rPr>
-          <w:sz w:val="28"/>
-          <w:szCs w:val="28"/>
+          <w:rFonts w:eastAsia="Times New Roman" w:cs="Times New Roman" w:ascii="Times New Roman" w:hAnsi="Times New Roman"/>
+          <w:b/>
+          <w:bCs/>
+          <w:lang w:eastAsia="en-GB"/>
         </w:rPr>
       </w:r>
     </w:p>
@@ -4861,6 +5019,7 @@
           <w:numId w:val="0"/>
         </w:numPr>
         <w:spacing w:lineRule="auto" w:line="240" w:beforeAutospacing="1" w:afterAutospacing="1"/>
+        <w:ind w:left="0" w:hanging="0"/>
         <w:jc w:val="both"/>
         <w:outlineLvl w:val="1"/>
         <w:rPr>
@@ -4873,8 +5032,10 @@
       </w:pPr>
       <w:r>
         <w:rPr>
-          <w:sz w:val="28"/>
-          <w:szCs w:val="28"/>
+          <w:rFonts w:eastAsia="Times New Roman" w:cs="Times New Roman" w:ascii="Times New Roman" w:hAnsi="Times New Roman"/>
+          <w:b/>
+          <w:bCs/>
+          <w:lang w:eastAsia="en-GB"/>
         </w:rPr>
       </w:r>
     </w:p>
@@ -4886,6 +5047,7 @@
           <w:numId w:val="0"/>
         </w:numPr>
         <w:spacing w:lineRule="auto" w:line="240" w:beforeAutospacing="1" w:afterAutospacing="1"/>
+        <w:ind w:left="0" w:hanging="0"/>
         <w:jc w:val="both"/>
         <w:outlineLvl w:val="1"/>
         <w:rPr>
@@ -4898,8 +5060,10 @@
       </w:pPr>
       <w:r>
         <w:rPr>
-          <w:sz w:val="28"/>
-          <w:szCs w:val="28"/>
+          <w:rFonts w:eastAsia="Times New Roman" w:cs="Times New Roman" w:ascii="Times New Roman" w:hAnsi="Times New Roman"/>
+          <w:b/>
+          <w:bCs/>
+          <w:lang w:eastAsia="en-GB"/>
         </w:rPr>
       </w:r>
     </w:p>
@@ -4911,6 +5075,7 @@
           <w:numId w:val="0"/>
         </w:numPr>
         <w:spacing w:lineRule="auto" w:line="240" w:beforeAutospacing="1" w:afterAutospacing="1"/>
+        <w:ind w:left="0" w:hanging="0"/>
         <w:jc w:val="both"/>
         <w:outlineLvl w:val="1"/>
         <w:rPr>
@@ -4923,8 +5088,10 @@
       </w:pPr>
       <w:r>
         <w:rPr>
-          <w:sz w:val="28"/>
-          <w:szCs w:val="28"/>
+          <w:rFonts w:eastAsia="Times New Roman" w:cs="Times New Roman" w:ascii="Times New Roman" w:hAnsi="Times New Roman"/>
+          <w:b/>
+          <w:bCs/>
+          <w:lang w:eastAsia="en-GB"/>
         </w:rPr>
       </w:r>
     </w:p>
@@ -4936,6 +5103,7 @@
           <w:numId w:val="0"/>
         </w:numPr>
         <w:spacing w:lineRule="auto" w:line="240" w:beforeAutospacing="1" w:afterAutospacing="1"/>
+        <w:ind w:left="0" w:hanging="0"/>
         <w:jc w:val="both"/>
         <w:outlineLvl w:val="1"/>
         <w:rPr>
@@ -4948,8 +5116,10 @@
       </w:pPr>
       <w:r>
         <w:rPr>
-          <w:sz w:val="28"/>
-          <w:szCs w:val="28"/>
+          <w:rFonts w:eastAsia="Times New Roman" w:cs="Times New Roman" w:ascii="Times New Roman" w:hAnsi="Times New Roman"/>
+          <w:b/>
+          <w:bCs/>
+          <w:lang w:eastAsia="en-GB"/>
         </w:rPr>
       </w:r>
     </w:p>
@@ -4961,6 +5131,7 @@
           <w:numId w:val="0"/>
         </w:numPr>
         <w:spacing w:lineRule="auto" w:line="240" w:beforeAutospacing="1" w:afterAutospacing="1"/>
+        <w:ind w:left="0" w:hanging="0"/>
         <w:jc w:val="both"/>
         <w:outlineLvl w:val="1"/>
         <w:rPr>
@@ -5004,7 +5175,7 @@
         <w:pStyle w:val="TextBody"/>
         <w:numPr>
           <w:ilvl w:val="0"/>
-          <w:numId w:val="29"/>
+          <w:numId w:val="28"/>
         </w:numPr>
         <w:tabs>
           <w:tab w:val="clear" w:pos="720"/>
@@ -5015,7 +5186,7 @@
       </w:pPr>
       <w:r>
         <w:rPr>
-          <w:rStyle w:val="StrongEmphasis"/>
+          <w:rStyle w:val="Strong"/>
           <w:rFonts w:ascii="Times new roman" w:hAnsi="Times new roman"/>
           <w:sz w:val="24"/>
           <w:szCs w:val="24"/>
@@ -5033,7 +5204,7 @@
       </w:r>
       <w:r>
         <w:rPr>
-          <w:rStyle w:val="StrongEmphasis"/>
+          <w:rStyle w:val="Strong"/>
           <w:rFonts w:ascii="Times new roman" w:hAnsi="Times new roman"/>
           <w:sz w:val="24"/>
           <w:szCs w:val="24"/>
@@ -5050,7 +5221,7 @@
       </w:r>
       <w:r>
         <w:rPr>
-          <w:rStyle w:val="StrongEmphasis"/>
+          <w:rStyle w:val="Strong"/>
           <w:rFonts w:ascii="Times new roman" w:hAnsi="Times new roman"/>
           <w:sz w:val="24"/>
           <w:szCs w:val="24"/>
@@ -5067,7 +5238,7 @@
       </w:r>
       <w:r>
         <w:rPr>
-          <w:rStyle w:val="StrongEmphasis"/>
+          <w:rStyle w:val="Strong"/>
           <w:rFonts w:ascii="Times new roman" w:hAnsi="Times new roman"/>
           <w:sz w:val="24"/>
           <w:szCs w:val="24"/>
@@ -5088,7 +5259,7 @@
         <w:pStyle w:val="TextBody"/>
         <w:numPr>
           <w:ilvl w:val="0"/>
-          <w:numId w:val="29"/>
+          <w:numId w:val="28"/>
         </w:numPr>
         <w:tabs>
           <w:tab w:val="clear" w:pos="720"/>
@@ -5099,7 +5270,7 @@
       </w:pPr>
       <w:r>
         <w:rPr>
-          <w:rStyle w:val="StrongEmphasis"/>
+          <w:rStyle w:val="Strong"/>
           <w:rFonts w:ascii="Times new roman" w:hAnsi="Times new roman"/>
           <w:sz w:val="24"/>
           <w:szCs w:val="24"/>
@@ -5117,7 +5288,7 @@
       </w:r>
       <w:r>
         <w:rPr>
-          <w:rStyle w:val="StrongEmphasis"/>
+          <w:rStyle w:val="Strong"/>
           <w:rFonts w:ascii="Times new roman" w:hAnsi="Times new roman"/>
           <w:sz w:val="24"/>
           <w:szCs w:val="24"/>
@@ -5134,7 +5305,7 @@
       </w:r>
       <w:r>
         <w:rPr>
-          <w:rStyle w:val="StrongEmphasis"/>
+          <w:rStyle w:val="Strong"/>
           <w:rFonts w:ascii="Times new roman" w:hAnsi="Times new roman"/>
           <w:sz w:val="24"/>
           <w:szCs w:val="24"/>
@@ -5167,6 +5338,123 @@
           <w:sz w:val="28"/>
         </w:rPr>
         <w:t>6.2 Cross-Platform Compatibility</w:t>
+      </w:r>
+    </w:p>
+    <w:p>
+      <w:pPr>
+        <w:pStyle w:val="Normal"/>
+        <w:numPr>
+          <w:ilvl w:val="0"/>
+          <w:numId w:val="10"/>
+        </w:numPr>
+        <w:spacing w:lineRule="auto" w:line="240" w:beforeAutospacing="1" w:after="0"/>
+        <w:jc w:val="both"/>
+        <w:rPr>
+          <w:rFonts w:ascii="Times New Roman" w:hAnsi="Times New Roman" w:cs="Times New Roman"/>
+          <w:sz w:val="24"/>
+        </w:rPr>
+      </w:pPr>
+      <w:r>
+        <w:rPr>
+          <w:rFonts w:cs="Times New Roman" w:ascii="Times New Roman" w:hAnsi="Times New Roman"/>
+          <w:sz w:val="24"/>
+        </w:rPr>
+        <w:t>The system should be accessible through both web and mobile applications to accommodate users with different device preferences.</w:t>
+      </w:r>
+    </w:p>
+    <w:p>
+      <w:pPr>
+        <w:pStyle w:val="Normal"/>
+        <w:numPr>
+          <w:ilvl w:val="0"/>
+          <w:numId w:val="10"/>
+        </w:numPr>
+        <w:spacing w:lineRule="auto" w:line="240" w:before="0" w:after="0"/>
+        <w:jc w:val="both"/>
+        <w:rPr>
+          <w:rFonts w:ascii="Times New Roman" w:hAnsi="Times New Roman" w:cs="Times New Roman"/>
+          <w:sz w:val="24"/>
+        </w:rPr>
+      </w:pPr>
+      <w:r>
+        <w:rPr>
+          <w:rFonts w:cs="Times New Roman" w:ascii="Times New Roman" w:hAnsi="Times New Roman"/>
+          <w:sz w:val="24"/>
+        </w:rPr>
+        <w:t xml:space="preserve">The mobile application should support both </w:t>
+      </w:r>
+      <w:r>
+        <w:rPr>
+          <w:rStyle w:val="Strong"/>
+          <w:rFonts w:cs="Times New Roman" w:ascii="Times New Roman" w:hAnsi="Times New Roman"/>
+          <w:b w:val="false"/>
+          <w:sz w:val="24"/>
+        </w:rPr>
+        <w:t>Android and iOS</w:t>
+      </w:r>
+      <w:r>
+        <w:rPr>
+          <w:rFonts w:cs="Times New Roman" w:ascii="Times New Roman" w:hAnsi="Times New Roman"/>
+          <w:sz w:val="24"/>
+        </w:rPr>
+        <w:t xml:space="preserve"> platforms, ensuring a wider reach.</w:t>
+      </w:r>
+    </w:p>
+    <w:p>
+      <w:pPr>
+        <w:pStyle w:val="Normal"/>
+        <w:numPr>
+          <w:ilvl w:val="0"/>
+          <w:numId w:val="10"/>
+        </w:numPr>
+        <w:spacing w:lineRule="auto" w:line="240" w:before="0" w:afterAutospacing="1"/>
+        <w:jc w:val="both"/>
+        <w:rPr>
+          <w:rFonts w:ascii="Times New Roman" w:hAnsi="Times New Roman" w:cs="Times New Roman"/>
+          <w:sz w:val="24"/>
+        </w:rPr>
+      </w:pPr>
+      <w:r>
+        <w:rPr>
+          <w:rFonts w:cs="Times New Roman" w:ascii="Times New Roman" w:hAnsi="Times New Roman"/>
+          <w:sz w:val="24"/>
+        </w:rPr>
+        <w:t xml:space="preserve">The web interface should be optimized for </w:t>
+      </w:r>
+      <w:r>
+        <w:rPr>
+          <w:rStyle w:val="Strong"/>
+          <w:rFonts w:cs="Times New Roman" w:ascii="Times New Roman" w:hAnsi="Times New Roman"/>
+          <w:b w:val="false"/>
+          <w:sz w:val="24"/>
+        </w:rPr>
+        <w:t>desktop and mobile browsers</w:t>
+      </w:r>
+      <w:r>
+        <w:rPr>
+          <w:rFonts w:cs="Times New Roman" w:ascii="Times New Roman" w:hAnsi="Times New Roman"/>
+          <w:sz w:val="24"/>
+        </w:rPr>
+        <w:t xml:space="preserve"> to provide seamless usability.</w:t>
+      </w:r>
+    </w:p>
+    <w:p>
+      <w:pPr>
+        <w:pStyle w:val="Heading4"/>
+        <w:spacing w:before="280" w:after="280"/>
+        <w:jc w:val="both"/>
+        <w:rPr>
+          <w:sz w:val="28"/>
+        </w:rPr>
+      </w:pPr>
+      <w:r>
+        <w:rPr>
+          <w:rStyle w:val="Strong"/>
+          <w:b/>
+          <w:bCs/>
+          <w:sz w:val="28"/>
+        </w:rPr>
+        <w:t>6.3 Data Logging &amp; Analytics</w:t>
       </w:r>
     </w:p>
     <w:p>
@@ -5185,15 +5473,69 @@
       </w:pPr>
       <w:r>
         <w:rPr>
+          <w:rStyle w:val="Strong"/>
           <w:rFonts w:cs="Times New Roman" w:ascii="Times New Roman" w:hAnsi="Times New Roman"/>
           <w:sz w:val="24"/>
         </w:rPr>
-        <w:t>The system should be accessible through both web and mobile applications to accommodate users with different device preferences.</w:t>
-      </w:r>
-    </w:p>
-    <w:p>
-      <w:pPr>
-        <w:pStyle w:val="Normal"/>
+        <w:t>Integrated Analytics and Smart Insights:</w:t>
+      </w:r>
+      <w:r>
+        <w:rPr>
+          <w:rFonts w:cs="Times New Roman" w:ascii="Times New Roman" w:hAnsi="Times New Roman"/>
+          <w:sz w:val="24"/>
+        </w:rPr>
+        <w:br/>
+        <w:t xml:space="preserve">Future versions of the system should incorporate </w:t>
+      </w:r>
+      <w:r>
+        <w:rPr>
+          <w:rStyle w:val="Strong"/>
+          <w:rFonts w:cs="Times New Roman" w:ascii="Times New Roman" w:hAnsi="Times New Roman"/>
+          <w:sz w:val="24"/>
+        </w:rPr>
+        <w:t>data analytics tools</w:t>
+      </w:r>
+      <w:r>
+        <w:rPr>
+          <w:rFonts w:cs="Times New Roman" w:ascii="Times New Roman" w:hAnsi="Times New Roman"/>
+          <w:sz w:val="24"/>
+        </w:rPr>
+        <w:t xml:space="preserve"> that can provide </w:t>
+      </w:r>
+      <w:r>
+        <w:rPr>
+          <w:rStyle w:val="Strong"/>
+          <w:rFonts w:cs="Times New Roman" w:ascii="Times New Roman" w:hAnsi="Times New Roman"/>
+          <w:sz w:val="24"/>
+        </w:rPr>
+        <w:t>visualized insights and intelligent suggestions</w:t>
+      </w:r>
+      <w:r>
+        <w:rPr>
+          <w:rFonts w:cs="Times New Roman" w:ascii="Times New Roman" w:hAnsi="Times New Roman"/>
+          <w:sz w:val="24"/>
+        </w:rPr>
+        <w:t xml:space="preserve">. These tools could help users identify patterns such as the most productive time of day, optimize study or work routines, track energy-saving opportunities, and even monitor </w:t>
+      </w:r>
+      <w:r>
+        <w:rPr>
+          <w:rStyle w:val="Strong"/>
+          <w:rFonts w:cs="Times New Roman" w:ascii="Times New Roman" w:hAnsi="Times New Roman"/>
+          <w:sz w:val="24"/>
+        </w:rPr>
+        <w:t>device performance trends</w:t>
+      </w:r>
+      <w:r>
+        <w:rPr>
+          <w:rFonts w:cs="Times New Roman" w:ascii="Times New Roman" w:hAnsi="Times New Roman"/>
+          <w:sz w:val="24"/>
+        </w:rPr>
+        <w:t xml:space="preserve"> for predictive maintenance in the context of motor-based CPS systems.</w:t>
+      </w:r>
+    </w:p>
+    <w:p>
+      <w:pPr>
+        <w:pStyle w:val="TextBody"/>
         <w:numPr>
           <w:ilvl w:val="0"/>
           <w:numId w:val="11"/>
@@ -5210,61 +5552,52 @@
           <w:rFonts w:cs="Times New Roman" w:ascii="Times New Roman" w:hAnsi="Times New Roman"/>
           <w:sz w:val="24"/>
         </w:rPr>
-        <w:t xml:space="preserve">The mobile application should support both </w:t>
+        <w:t xml:space="preserve">Users should be able to </w:t>
       </w:r>
       <w:r>
         <w:rPr>
           <w:rStyle w:val="Strong"/>
           <w:rFonts w:cs="Times New Roman" w:ascii="Times New Roman" w:hAnsi="Times New Roman"/>
-          <w:b w:val="false"/>
-          <w:sz w:val="24"/>
-        </w:rPr>
-        <w:t>Android and iOS</w:t>
+          <w:sz w:val="24"/>
+        </w:rPr>
+        <w:t>generate, download, and review detailed reports</w:t>
       </w:r>
       <w:r>
         <w:rPr>
           <w:rFonts w:cs="Times New Roman" w:ascii="Times New Roman" w:hAnsi="Times New Roman"/>
           <w:sz w:val="24"/>
         </w:rPr>
-        <w:t xml:space="preserve"> platforms, ensuring a wider reach.</w:t>
-      </w:r>
-    </w:p>
-    <w:p>
-      <w:pPr>
-        <w:pStyle w:val="Normal"/>
-        <w:numPr>
-          <w:ilvl w:val="0"/>
-          <w:numId w:val="11"/>
-        </w:numPr>
-        <w:spacing w:lineRule="auto" w:line="240" w:before="0" w:afterAutospacing="1"/>
-        <w:jc w:val="both"/>
-        <w:rPr>
-          <w:rFonts w:ascii="Times New Roman" w:hAnsi="Times New Roman" w:cs="Times New Roman"/>
-          <w:sz w:val="24"/>
-        </w:rPr>
-      </w:pPr>
-      <w:r>
-        <w:rPr>
-          <w:rFonts w:cs="Times New Roman" w:ascii="Times New Roman" w:hAnsi="Times New Roman"/>
-          <w:sz w:val="24"/>
-        </w:rPr>
-        <w:t xml:space="preserve">The web interface should be optimized for </w:t>
+        <w:t xml:space="preserve"> from the system. These reports can assist in </w:t>
       </w:r>
       <w:r>
         <w:rPr>
           <w:rStyle w:val="Strong"/>
           <w:rFonts w:cs="Times New Roman" w:ascii="Times New Roman" w:hAnsi="Times New Roman"/>
-          <w:b w:val="false"/>
-          <w:sz w:val="24"/>
-        </w:rPr>
-        <w:t>desktop and mobile browsers</w:t>
+          <w:sz w:val="24"/>
+        </w:rPr>
+        <w:t>agricultural planning (in irrigation systems)</w:t>
       </w:r>
       <w:r>
         <w:rPr>
           <w:rFonts w:cs="Times New Roman" w:ascii="Times New Roman" w:hAnsi="Times New Roman"/>
           <w:sz w:val="24"/>
         </w:rPr>
-        <w:t xml:space="preserve"> to provide seamless usability.</w:t>
+        <w:t xml:space="preserve"> or </w:t>
+      </w:r>
+      <w:r>
+        <w:rPr>
+          <w:rStyle w:val="Strong"/>
+          <w:rFonts w:cs="Times New Roman" w:ascii="Times New Roman" w:hAnsi="Times New Roman"/>
+          <w:sz w:val="24"/>
+        </w:rPr>
+        <w:t>academic goal setting (in student routines)</w:t>
+      </w:r>
+      <w:r>
+        <w:rPr>
+          <w:rFonts w:cs="Times New Roman" w:ascii="Times New Roman" w:hAnsi="Times New Roman"/>
+          <w:sz w:val="24"/>
+        </w:rPr>
+        <w:t>. Such documentation will be valuable for both short-term review and long-term strategy development.</w:t>
       </w:r>
     </w:p>
     <w:p>
@@ -5283,7 +5616,7 @@
           <w:bCs/>
           <w:sz w:val="28"/>
         </w:rPr>
-        <w:t>6.3 Data Logging &amp; Analytics</w:t>
+        <w:t>6.4 Security &amp; Data Privacy</w:t>
       </w:r>
     </w:p>
     <w:p>
@@ -5302,74 +5635,35 @@
       </w:pPr>
       <w:r>
         <w:rPr>
-          <w:rStyle w:val="StrongEmphasis"/>
           <w:rFonts w:cs="Times New Roman" w:ascii="Times New Roman" w:hAnsi="Times New Roman"/>
           <w:sz w:val="24"/>
         </w:rPr>
-        <w:t>Integrated Analytics and Smart Insights:</w:t>
-      </w:r>
-      <w:r>
-        <w:rPr>
+        <w:t xml:space="preserve">Secure encryption protocols (such as </w:t>
+      </w:r>
+      <w:r>
+        <w:rPr>
+          <w:rStyle w:val="Strong"/>
           <w:rFonts w:cs="Times New Roman" w:ascii="Times New Roman" w:hAnsi="Times New Roman"/>
           <w:sz w:val="24"/>
         </w:rPr>
-        <w:br/>
-        <w:t xml:space="preserve">Future versions of the system should incorporate </w:t>
-      </w:r>
-      <w:r>
-        <w:rPr>
-          <w:rStyle w:val="StrongEmphasis"/>
+        <w:t>SSL/TLS</w:t>
+      </w:r>
+      <w:r>
+        <w:rPr>
           <w:rFonts w:cs="Times New Roman" w:ascii="Times New Roman" w:hAnsi="Times New Roman"/>
           <w:sz w:val="24"/>
         </w:rPr>
-        <w:t>data analytics tools</w:t>
-      </w:r>
-      <w:r>
-        <w:rPr>
-          <w:rFonts w:cs="Times New Roman" w:ascii="Times New Roman" w:hAnsi="Times New Roman"/>
-          <w:sz w:val="24"/>
-        </w:rPr>
-        <w:t xml:space="preserve"> that can provide </w:t>
-      </w:r>
-      <w:r>
-        <w:rPr>
-          <w:rStyle w:val="StrongEmphasis"/>
-          <w:rFonts w:cs="Times New Roman" w:ascii="Times New Roman" w:hAnsi="Times New Roman"/>
-          <w:sz w:val="24"/>
-        </w:rPr>
-        <w:t>visualized insights and intelligent suggestions</w:t>
-      </w:r>
-      <w:r>
-        <w:rPr>
-          <w:rFonts w:cs="Times New Roman" w:ascii="Times New Roman" w:hAnsi="Times New Roman"/>
-          <w:sz w:val="24"/>
-        </w:rPr>
-        <w:t xml:space="preserve">. These tools could help users identify patterns such as the most productive time of day, optimize study or work routines, track energy-saving opportunities, and even monitor </w:t>
-      </w:r>
-      <w:r>
-        <w:rPr>
-          <w:rStyle w:val="StrongEmphasis"/>
-          <w:rFonts w:cs="Times New Roman" w:ascii="Times New Roman" w:hAnsi="Times New Roman"/>
-          <w:sz w:val="24"/>
-        </w:rPr>
-        <w:t>device performance trends</w:t>
-      </w:r>
-      <w:r>
-        <w:rPr>
-          <w:rFonts w:cs="Times New Roman" w:ascii="Times New Roman" w:hAnsi="Times New Roman"/>
-          <w:sz w:val="24"/>
-        </w:rPr>
-        <w:t xml:space="preserve"> for predictive maintenance in the context of motor-based CPS systems.</w:t>
-      </w:r>
-    </w:p>
-    <w:p>
-      <w:pPr>
-        <w:pStyle w:val="TextBody"/>
+        <w:t>) must be implemented to protect communication between the application and IoT controllers.</w:t>
+      </w:r>
+    </w:p>
+    <w:p>
+      <w:pPr>
+        <w:pStyle w:val="Normal"/>
         <w:numPr>
           <w:ilvl w:val="0"/>
           <w:numId w:val="12"/>
         </w:numPr>
-        <w:spacing w:lineRule="auto" w:line="240" w:beforeAutospacing="1" w:after="0"/>
+        <w:spacing w:lineRule="auto" w:line="240" w:before="0" w:after="0"/>
         <w:jc w:val="both"/>
         <w:rPr>
           <w:rFonts w:ascii="Times New Roman" w:hAnsi="Times New Roman" w:cs="Times New Roman"/>
@@ -5381,52 +5675,29 @@
           <w:rFonts w:cs="Times New Roman" w:ascii="Times New Roman" w:hAnsi="Times New Roman"/>
           <w:sz w:val="24"/>
         </w:rPr>
-        <w:t xml:space="preserve">Users should be able to </w:t>
-      </w:r>
-      <w:r>
-        <w:rPr>
-          <w:rStyle w:val="StrongEmphasis"/>
+        <w:t>Data storage should comply with privacy regulations to prevent unauthorized access to students’ usage data.</w:t>
+      </w:r>
+    </w:p>
+    <w:p>
+      <w:pPr>
+        <w:pStyle w:val="Normal"/>
+        <w:numPr>
+          <w:ilvl w:val="0"/>
+          <w:numId w:val="12"/>
+        </w:numPr>
+        <w:spacing w:lineRule="auto" w:line="240" w:before="0" w:afterAutospacing="1"/>
+        <w:jc w:val="both"/>
+        <w:rPr>
+          <w:rFonts w:ascii="Times New Roman" w:hAnsi="Times New Roman" w:cs="Times New Roman"/>
+          <w:sz w:val="24"/>
+        </w:rPr>
+      </w:pPr>
+      <w:r>
+        <w:rPr>
           <w:rFonts w:cs="Times New Roman" w:ascii="Times New Roman" w:hAnsi="Times New Roman"/>
           <w:sz w:val="24"/>
         </w:rPr>
-        <w:t>generate, download, and review detailed reports</w:t>
-      </w:r>
-      <w:r>
-        <w:rPr>
-          <w:rFonts w:cs="Times New Roman" w:ascii="Times New Roman" w:hAnsi="Times New Roman"/>
-          <w:sz w:val="24"/>
-        </w:rPr>
-        <w:t xml:space="preserve"> from the system. These reports can assist in </w:t>
-      </w:r>
-      <w:r>
-        <w:rPr>
-          <w:rStyle w:val="StrongEmphasis"/>
-          <w:rFonts w:cs="Times New Roman" w:ascii="Times New Roman" w:hAnsi="Times New Roman"/>
-          <w:sz w:val="24"/>
-        </w:rPr>
-        <w:t>agricultural planning (in irrigation systems)</w:t>
-      </w:r>
-      <w:r>
-        <w:rPr>
-          <w:rFonts w:cs="Times New Roman" w:ascii="Times New Roman" w:hAnsi="Times New Roman"/>
-          <w:sz w:val="24"/>
-        </w:rPr>
-        <w:t xml:space="preserve"> or </w:t>
-      </w:r>
-      <w:r>
-        <w:rPr>
-          <w:rStyle w:val="StrongEmphasis"/>
-          <w:rFonts w:cs="Times New Roman" w:ascii="Times New Roman" w:hAnsi="Times New Roman"/>
-          <w:sz w:val="24"/>
-        </w:rPr>
-        <w:t>academic goal setting (in student routines)</w:t>
-      </w:r>
-      <w:r>
-        <w:rPr>
-          <w:rFonts w:cs="Times New Roman" w:ascii="Times New Roman" w:hAnsi="Times New Roman"/>
-          <w:sz w:val="24"/>
-        </w:rPr>
-        <w:t>. Such documentation will be valuable for both short-term review and long-term strategy development.</w:t>
+        <w:t>Regular security audits should be performed to detect and mitigate vulnerabilities.</w:t>
       </w:r>
     </w:p>
     <w:p>
@@ -5445,121 +5716,74 @@
           <w:bCs/>
           <w:sz w:val="28"/>
         </w:rPr>
-        <w:t>6.4 Security &amp; Data Privacy</w:t>
-      </w:r>
-    </w:p>
-    <w:p>
-      <w:pPr>
-        <w:pStyle w:val="Normal"/>
+        <w:t>6.5 Scalability &amp; Future Enhancements</w:t>
+      </w:r>
+    </w:p>
+    <w:p>
+      <w:pPr>
+        <w:pStyle w:val="TextBody"/>
         <w:numPr>
           <w:ilvl w:val="0"/>
-          <w:numId w:val="13"/>
+          <w:numId w:val="25"/>
         </w:numPr>
-        <w:spacing w:lineRule="auto" w:line="240" w:beforeAutospacing="1" w:after="0"/>
-        <w:jc w:val="both"/>
-        <w:rPr>
-          <w:rFonts w:ascii="Times New Roman" w:hAnsi="Times New Roman" w:cs="Times New Roman"/>
-          <w:sz w:val="24"/>
-        </w:rPr>
-      </w:pPr>
-      <w:r>
-        <w:rPr>
-          <w:rFonts w:cs="Times New Roman" w:ascii="Times New Roman" w:hAnsi="Times New Roman"/>
-          <w:sz w:val="24"/>
-        </w:rPr>
-        <w:t xml:space="preserve">Secure encryption protocols (such as </w:t>
-      </w:r>
+        <w:tabs>
+          <w:tab w:val="clear" w:pos="720"/>
+          <w:tab w:val="left" w:pos="0" w:leader="none"/>
+        </w:tabs>
+        <w:ind w:left="720" w:hanging="283"/>
+        <w:rPr/>
+      </w:pPr>
       <w:r>
         <w:rPr>
           <w:rStyle w:val="Strong"/>
-          <w:rFonts w:cs="Times New Roman" w:ascii="Times New Roman" w:hAnsi="Times New Roman"/>
-          <w:sz w:val="24"/>
-        </w:rPr>
-        <w:t>SSL/TLS</w:t>
-      </w:r>
-      <w:r>
-        <w:rPr>
-          <w:rFonts w:cs="Times New Roman" w:ascii="Times New Roman" w:hAnsi="Times New Roman"/>
-          <w:sz w:val="24"/>
-        </w:rPr>
-        <w:t>) must be implemented to protect communication between the application and IoT controllers.</w:t>
-      </w:r>
-    </w:p>
-    <w:p>
-      <w:pPr>
-        <w:pStyle w:val="Normal"/>
-        <w:numPr>
-          <w:ilvl w:val="0"/>
-          <w:numId w:val="13"/>
-        </w:numPr>
-        <w:spacing w:lineRule="auto" w:line="240" w:before="0" w:after="0"/>
-        <w:jc w:val="both"/>
-        <w:rPr>
-          <w:rFonts w:ascii="Times New Roman" w:hAnsi="Times New Roman" w:cs="Times New Roman"/>
-          <w:sz w:val="24"/>
-        </w:rPr>
-      </w:pPr>
-      <w:r>
-        <w:rPr>
-          <w:rFonts w:cs="Times New Roman" w:ascii="Times New Roman" w:hAnsi="Times New Roman"/>
-          <w:sz w:val="24"/>
-        </w:rPr>
-        <w:t xml:space="preserve">Data storage should comply with privacy regulations to prevent unauthorized access to </w:t>
-      </w:r>
-      <w:r>
-        <w:rPr>
-          <w:rFonts w:cs="Times New Roman" w:ascii="Times New Roman" w:hAnsi="Times New Roman"/>
-          <w:sz w:val="24"/>
-        </w:rPr>
-        <w:t>students</w:t>
-      </w:r>
-      <w:r>
-        <w:rPr>
-          <w:rFonts w:cs="Times New Roman" w:ascii="Times New Roman" w:hAnsi="Times New Roman"/>
-          <w:sz w:val="24"/>
-        </w:rPr>
-        <w:t>’ usage data.</w:t>
-      </w:r>
-    </w:p>
-    <w:p>
-      <w:pPr>
-        <w:pStyle w:val="Normal"/>
-        <w:numPr>
-          <w:ilvl w:val="0"/>
-          <w:numId w:val="13"/>
-        </w:numPr>
-        <w:spacing w:lineRule="auto" w:line="240" w:before="0" w:afterAutospacing="1"/>
-        <w:jc w:val="both"/>
-        <w:rPr>
-          <w:rFonts w:ascii="Times New Roman" w:hAnsi="Times New Roman" w:cs="Times New Roman"/>
-          <w:sz w:val="24"/>
-        </w:rPr>
-      </w:pPr>
-      <w:r>
-        <w:rPr>
-          <w:rFonts w:cs="Times New Roman" w:ascii="Times New Roman" w:hAnsi="Times New Roman"/>
-          <w:sz w:val="24"/>
-        </w:rPr>
-        <w:t>Regular security audits should be performed to detect and mitigate vulnerabilities.</w:t>
-      </w:r>
-    </w:p>
-    <w:p>
-      <w:pPr>
-        <w:pStyle w:val="Heading4"/>
-        <w:spacing w:before="280" w:after="280"/>
-        <w:jc w:val="both"/>
-        <w:rPr>
-          <w:sz w:val="28"/>
-        </w:rPr>
-      </w:pPr>
+          <w:rFonts w:ascii="Times new roman" w:hAnsi="Times new roman"/>
+          <w:sz w:val="24"/>
+          <w:szCs w:val="24"/>
+        </w:rPr>
+        <w:t>AI-Powered Recommendations:</w:t>
+      </w:r>
+      <w:r>
+        <w:rPr>
+          <w:rFonts w:ascii="Times new roman" w:hAnsi="Times new roman"/>
+          <w:sz w:val="24"/>
+          <w:szCs w:val="24"/>
+        </w:rPr>
+        <w:br/>
+        <w:t xml:space="preserve">Future updates could integrate </w:t>
+      </w:r>
       <w:r>
         <w:rPr>
           <w:rStyle w:val="Strong"/>
-          <w:b/>
-          <w:bCs/>
-          <w:sz w:val="28"/>
-        </w:rPr>
-        <w:t>6.5 Scalability &amp; Future Enhancements</w:t>
+          <w:rFonts w:ascii="Times new roman" w:hAnsi="Times new roman"/>
+          <w:sz w:val="24"/>
+          <w:szCs w:val="24"/>
+        </w:rPr>
+        <w:t>Artificial Intelligence (AI)</w:t>
+      </w:r>
+      <w:r>
+        <w:rPr>
+          <w:rFonts w:ascii="Times new roman" w:hAnsi="Times new roman"/>
+          <w:sz w:val="24"/>
+          <w:szCs w:val="24"/>
+        </w:rPr>
+        <w:t xml:space="preserve"> to provide </w:t>
+      </w:r>
+      <w:r>
+        <w:rPr>
+          <w:rStyle w:val="Strong"/>
+          <w:rFonts w:ascii="Times new roman" w:hAnsi="Times new roman"/>
+          <w:sz w:val="24"/>
+          <w:szCs w:val="24"/>
+        </w:rPr>
+        <w:t>smart academic suggestions</w:t>
+      </w:r>
+      <w:r>
+        <w:rPr>
+          <w:rFonts w:ascii="Times new roman" w:hAnsi="Times new roman"/>
+          <w:sz w:val="24"/>
+          <w:szCs w:val="24"/>
+        </w:rPr>
+        <w:t xml:space="preserve"> — such as optimal time blocks for self-study, revision before exams, and break reminders — based on user behaviour, academic workload, upcoming deadlines, and personal productivity trends.</w:t>
       </w:r>
     </w:p>
     <w:p>
@@ -5578,12 +5802,12 @@
       </w:pPr>
       <w:r>
         <w:rPr>
-          <w:rStyle w:val="StrongEmphasis"/>
+          <w:rStyle w:val="Strong"/>
           <w:rFonts w:ascii="Times new roman" w:hAnsi="Times new roman"/>
           <w:sz w:val="24"/>
           <w:szCs w:val="24"/>
         </w:rPr>
-        <w:t>AI-Powered Recommendations:</w:t>
+        <w:t>Integration with Smart Assistants:</w:t>
       </w:r>
       <w:r>
         <w:rPr>
@@ -5592,16 +5816,16 @@
           <w:szCs w:val="24"/>
         </w:rPr>
         <w:br/>
-        <w:t xml:space="preserve">Future updates could integrate </w:t>
-      </w:r>
-      <w:r>
-        <w:rPr>
-          <w:rStyle w:val="StrongEmphasis"/>
+        <w:t xml:space="preserve">To offer a more seamless and hands-free experience, </w:t>
+      </w:r>
+      <w:r>
+        <w:rPr>
+          <w:rStyle w:val="Strong"/>
           <w:rFonts w:ascii="Times new roman" w:hAnsi="Times new roman"/>
           <w:sz w:val="24"/>
           <w:szCs w:val="24"/>
         </w:rPr>
-        <w:t>Artificial Intelligence (AI)</w:t>
+        <w:t>integration with voice assistants</w:t>
       </w:r>
       <w:r>
         <w:rPr>
@@ -5609,16 +5833,16 @@
           <w:sz w:val="24"/>
           <w:szCs w:val="24"/>
         </w:rPr>
-        <w:t xml:space="preserve"> to provide </w:t>
-      </w:r>
-      <w:r>
-        <w:rPr>
-          <w:rStyle w:val="StrongEmphasis"/>
+        <w:t xml:space="preserve"> like </w:t>
+      </w:r>
+      <w:r>
+        <w:rPr>
+          <w:rStyle w:val="Strong"/>
           <w:rFonts w:ascii="Times new roman" w:hAnsi="Times new roman"/>
           <w:sz w:val="24"/>
           <w:szCs w:val="24"/>
         </w:rPr>
-        <w:t>smart academic suggestions</w:t>
+        <w:t>Google Assistant, Alexa, or Sri</w:t>
       </w:r>
       <w:r>
         <w:rPr>
@@ -5626,7 +5850,7 @@
           <w:sz w:val="24"/>
           <w:szCs w:val="24"/>
         </w:rPr>
-        <w:t xml:space="preserve"> — such as optimal time blocks for self-study, revision before exams, and break reminders — based on user behaviour, academic workload, upcoming deadlines, and personal productivity trends.</w:t>
+        <w:t xml:space="preserve"> can be explored. Students could simply ask things like “What’s my schedule today?” or “Remind me to study DBMS at 6 PM.”</w:t>
       </w:r>
     </w:p>
     <w:p>
@@ -5645,74 +5869,7 @@
       </w:pPr>
       <w:r>
         <w:rPr>
-          <w:rStyle w:val="StrongEmphasis"/>
-          <w:rFonts w:ascii="Times new roman" w:hAnsi="Times new roman"/>
-          <w:sz w:val="24"/>
-          <w:szCs w:val="24"/>
-        </w:rPr>
-        <w:t>Integration with Smart Assistants:</w:t>
-      </w:r>
-      <w:r>
-        <w:rPr>
-          <w:rFonts w:ascii="Times new roman" w:hAnsi="Times new roman"/>
-          <w:sz w:val="24"/>
-          <w:szCs w:val="24"/>
-        </w:rPr>
-        <w:br/>
-        <w:t xml:space="preserve">To offer a more seamless and hands-free experience, </w:t>
-      </w:r>
-      <w:r>
-        <w:rPr>
-          <w:rStyle w:val="StrongEmphasis"/>
-          <w:rFonts w:ascii="Times new roman" w:hAnsi="Times new roman"/>
-          <w:sz w:val="24"/>
-          <w:szCs w:val="24"/>
-        </w:rPr>
-        <w:t>integration with voice assistants</w:t>
-      </w:r>
-      <w:r>
-        <w:rPr>
-          <w:rFonts w:ascii="Times new roman" w:hAnsi="Times new roman"/>
-          <w:sz w:val="24"/>
-          <w:szCs w:val="24"/>
-        </w:rPr>
-        <w:t xml:space="preserve"> like </w:t>
-      </w:r>
-      <w:r>
-        <w:rPr>
-          <w:rStyle w:val="StrongEmphasis"/>
-          <w:rFonts w:ascii="Times new roman" w:hAnsi="Times new roman"/>
-          <w:sz w:val="24"/>
-          <w:szCs w:val="24"/>
-        </w:rPr>
-        <w:t>Google Assistant, Alexa, or Sri</w:t>
-      </w:r>
-      <w:r>
-        <w:rPr>
-          <w:rFonts w:ascii="Times new roman" w:hAnsi="Times new roman"/>
-          <w:sz w:val="24"/>
-          <w:szCs w:val="24"/>
-        </w:rPr>
-        <w:t xml:space="preserve"> can be explored. Students could simply ask things like “What’s my schedule today?” or “Remind me to study DBMS at 6 PM.”</w:t>
-      </w:r>
-    </w:p>
-    <w:p>
-      <w:pPr>
-        <w:pStyle w:val="TextBody"/>
-        <w:numPr>
-          <w:ilvl w:val="0"/>
-          <w:numId w:val="28"/>
-        </w:numPr>
-        <w:tabs>
-          <w:tab w:val="clear" w:pos="720"/>
-          <w:tab w:val="left" w:pos="0" w:leader="none"/>
-        </w:tabs>
-        <w:ind w:left="720" w:hanging="283"/>
-        <w:rPr/>
-      </w:pPr>
-      <w:r>
-        <w:rPr>
-          <w:rStyle w:val="StrongEmphasis"/>
+          <w:rStyle w:val="Strong"/>
           <w:rFonts w:ascii="Times new roman" w:hAnsi="Times new roman"/>
           <w:sz w:val="24"/>
           <w:szCs w:val="24"/>
@@ -5730,7 +5887,7 @@
       </w:r>
       <w:r>
         <w:rPr>
-          <w:rStyle w:val="StrongEmphasis"/>
+          <w:rStyle w:val="Strong"/>
           <w:rFonts w:ascii="Times new roman" w:hAnsi="Times new roman"/>
           <w:sz w:val="24"/>
           <w:szCs w:val="24"/>
@@ -5747,7 +5904,7 @@
       </w:r>
       <w:r>
         <w:rPr>
-          <w:rStyle w:val="StrongEmphasis"/>
+          <w:rStyle w:val="Strong"/>
           <w:rFonts w:ascii="Times new roman" w:hAnsi="Times new roman"/>
           <w:sz w:val="24"/>
           <w:szCs w:val="24"/>
@@ -5802,15 +5959,11 @@
               <wp:inline distT="0" distB="0" distL="0" distR="0">
                 <wp:extent cx="5731510" cy="19050"/>
                 <wp:effectExtent l="0" t="0" r="0" b="0"/>
-                <wp:docPr id="9" name=""/>
+                <wp:docPr id="9" name="Shape5"/>
                 <a:graphic xmlns:a="http://schemas.openxmlformats.org/drawingml/2006/main">
                   <a:graphicData uri="http://schemas.microsoft.com/office/word/2010/wordprocessingShape">
                     <wps:wsp>
                       <wps:cNvSpPr/>
-                      <wps:nvSpPr>
-                        <wps:cNvPr id="4" name=""/>
-                        <wps:cNvSpPr/>
-                      </wps:nvSpPr>
                       <wps:spPr>
                         <a:xfrm>
                           <a:off x="0" y="0"/>
@@ -5826,6 +5979,12 @@
                           <a:noFill/>
                         </a:ln>
                       </wps:spPr>
+                      <wps:style>
+                        <a:lnRef idx="0"/>
+                        <a:fillRef idx="0"/>
+                        <a:effectRef idx="0"/>
+                        <a:fontRef idx="minor"/>
+                      </wps:style>
                       <wps:bodyPr/>
                     </wps:wsp>
                   </a:graphicData>
@@ -5838,10 +5997,10 @@
           </mc:Choice>
           <mc:Fallback>
             <w:pict>
-              <v:rect id="shape_0" fillcolor="#a0a0a0" stroked="f" o:allowincell="f" style="position:absolute;margin-left:0pt;margin-top:-1.55pt;width:451.25pt;height:1.45pt;mso-wrap-style:none;v-text-anchor:middle;mso-position-horizontal:center;mso-position-vertical:top">
+              <v:rect id="shape_0" ID="Shape5" path="m0,0l-2147483645,0l-2147483645,-2147483646l0,-2147483646xe" fillcolor="#a0a0a0" stroked="f" o:allowincell="f" style="position:absolute;margin-left:0pt;margin-top:-1.55pt;width:451.25pt;height:1.45pt;mso-wrap-style:none;v-text-anchor:middle;mso-position-vertical:top">
                 <v:fill o:detectmouseclick="t" type="solid" color2="#5f5f5f"/>
                 <v:stroke color="#3465a4" joinstyle="round" endcap="flat"/>
-                <w10:wrap type="topAndBottom"/>
+                <w10:wrap type="square"/>
               </v:rect>
             </w:pict>
           </mc:Fallback>
@@ -5856,6 +6015,7 @@
           <w:numId w:val="0"/>
         </w:numPr>
         <w:spacing w:lineRule="auto" w:line="240" w:beforeAutospacing="1" w:afterAutospacing="1"/>
+        <w:ind w:left="0" w:hanging="0"/>
         <w:jc w:val="both"/>
         <w:outlineLvl w:val="1"/>
         <w:rPr>
@@ -5899,7 +6059,7 @@
       </w:r>
       <w:r>
         <w:rPr>
-          <w:rStyle w:val="StrongEmphasis"/>
+          <w:rStyle w:val="Strong"/>
           <w:rFonts w:eastAsia="Times New Roman" w:cs="Times New Roman" w:ascii="Times new roman" w:hAnsi="Times new roman"/>
           <w:sz w:val="24"/>
           <w:szCs w:val="24"/>
@@ -5941,7 +6101,7 @@
       </w:r>
       <w:r>
         <w:rPr>
-          <w:rStyle w:val="StrongEmphasis"/>
+          <w:rStyle w:val="Strong"/>
           <w:rFonts w:ascii="Times new roman" w:hAnsi="Times new roman"/>
           <w:sz w:val="24"/>
           <w:szCs w:val="24"/>
@@ -5958,7 +6118,7 @@
       </w:r>
       <w:r>
         <w:rPr>
-          <w:rStyle w:val="StrongEmphasis"/>
+          <w:rStyle w:val="Strong"/>
           <w:rFonts w:ascii="Times new roman" w:hAnsi="Times new roman"/>
           <w:sz w:val="24"/>
           <w:szCs w:val="24"/>
@@ -5975,7 +6135,7 @@
       </w:r>
       <w:r>
         <w:rPr>
-          <w:rStyle w:val="StrongEmphasis"/>
+          <w:rStyle w:val="Strong"/>
           <w:rFonts w:ascii="Times new roman" w:hAnsi="Times new roman"/>
           <w:sz w:val="24"/>
           <w:szCs w:val="24"/>
@@ -6091,7 +6251,7 @@
         <w:docPartGallery w:val="Page Numbers (Bottom of Page)"/>
         <w:docPartUnique w:val="true"/>
       </w:docPartObj>
-      <w:id w:val="1789519905"/>
+      <w:id w:val="1640756656"/>
     </w:sdtPr>
     <w:sdtContent>
       <w:p>
@@ -6114,7 +6274,7 @@
         </w:r>
         <w:r>
           <w:rPr/>
-          <w:t>9</w:t>
+          <w:t>6</w:t>
         </w:r>
         <w:r>
           <w:rPr/>
@@ -6150,7 +6310,9 @@
       </w:rPr>
     </w:pPr>
     <w:r>
-      <w:rPr/>
+      <w:rPr>
+        <w:rFonts w:cs="Times New Roman" w:ascii="Times New Roman" w:hAnsi="Times New Roman"/>
+      </w:rPr>
     </w:r>
   </w:p>
 </w:hdr>
@@ -6891,8 +7053,8 @@
   <w:abstractNum w:abstractNumId="6">
     <w:lvl w:ilvl="0">
       <w:start w:val="1"/>
-      <w:numFmt w:val="bullet"/>
-      <w:lvlText w:val=""/>
+      <w:numFmt w:val="decimal"/>
+      <w:lvlText w:val="%1."/>
       <w:lvlJc w:val="left"/>
       <w:pPr>
         <w:tabs>
@@ -6900,10 +7062,7 @@
         </w:tabs>
         <w:ind w:left="720" w:hanging="360"/>
       </w:pPr>
-      <w:rPr>
-        <w:rFonts w:ascii="Symbol" w:hAnsi="Symbol" w:cs="Symbol" w:hint="default"/>
-        <w:sz w:val="20"/>
-      </w:rPr>
+      <w:rPr/>
     </w:lvl>
     <w:lvl w:ilvl="1">
       <w:start w:val="1"/>
@@ -6939,8 +7098,8 @@
     </w:lvl>
     <w:lvl w:ilvl="3">
       <w:start w:val="1"/>
-      <w:numFmt w:val="bullet"/>
-      <w:lvlText w:val=""/>
+      <w:numFmt w:val="decimal"/>
+      <w:lvlText w:val="%4."/>
       <w:lvlJc w:val="left"/>
       <w:pPr>
         <w:tabs>
@@ -6948,15 +7107,12 @@
         </w:tabs>
         <w:ind w:left="2880" w:hanging="360"/>
       </w:pPr>
-      <w:rPr>
-        <w:rFonts w:ascii="Wingdings" w:hAnsi="Wingdings" w:cs="Wingdings" w:hint="default"/>
-        <w:sz w:val="20"/>
-      </w:rPr>
+      <w:rPr/>
     </w:lvl>
     <w:lvl w:ilvl="4">
       <w:start w:val="1"/>
-      <w:numFmt w:val="bullet"/>
-      <w:lvlText w:val=""/>
+      <w:numFmt w:val="decimal"/>
+      <w:lvlText w:val="%5."/>
       <w:lvlJc w:val="left"/>
       <w:pPr>
         <w:tabs>
@@ -6964,15 +7120,12 @@
         </w:tabs>
         <w:ind w:left="3600" w:hanging="360"/>
       </w:pPr>
-      <w:rPr>
-        <w:rFonts w:ascii="Wingdings" w:hAnsi="Wingdings" w:cs="Wingdings" w:hint="default"/>
-        <w:sz w:val="20"/>
-      </w:rPr>
+      <w:rPr/>
     </w:lvl>
     <w:lvl w:ilvl="5">
       <w:start w:val="1"/>
-      <w:numFmt w:val="bullet"/>
-      <w:lvlText w:val=""/>
+      <w:numFmt w:val="decimal"/>
+      <w:lvlText w:val="%6."/>
       <w:lvlJc w:val="left"/>
       <w:pPr>
         <w:tabs>
@@ -6980,15 +7133,12 @@
         </w:tabs>
         <w:ind w:left="4320" w:hanging="360"/>
       </w:pPr>
-      <w:rPr>
-        <w:rFonts w:ascii="Wingdings" w:hAnsi="Wingdings" w:cs="Wingdings" w:hint="default"/>
-        <w:sz w:val="20"/>
-      </w:rPr>
+      <w:rPr/>
     </w:lvl>
     <w:lvl w:ilvl="6">
       <w:start w:val="1"/>
-      <w:numFmt w:val="bullet"/>
-      <w:lvlText w:val=""/>
+      <w:numFmt w:val="decimal"/>
+      <w:lvlText w:val="%7."/>
       <w:lvlJc w:val="left"/>
       <w:pPr>
         <w:tabs>
@@ -6996,15 +7146,12 @@
         </w:tabs>
         <w:ind w:left="5040" w:hanging="360"/>
       </w:pPr>
-      <w:rPr>
-        <w:rFonts w:ascii="Wingdings" w:hAnsi="Wingdings" w:cs="Wingdings" w:hint="default"/>
-        <w:sz w:val="20"/>
-      </w:rPr>
+      <w:rPr/>
     </w:lvl>
     <w:lvl w:ilvl="7">
       <w:start w:val="1"/>
-      <w:numFmt w:val="bullet"/>
-      <w:lvlText w:val=""/>
+      <w:numFmt w:val="decimal"/>
+      <w:lvlText w:val="%8."/>
       <w:lvlJc w:val="left"/>
       <w:pPr>
         <w:tabs>
@@ -7012,15 +7159,12 @@
         </w:tabs>
         <w:ind w:left="5760" w:hanging="360"/>
       </w:pPr>
-      <w:rPr>
-        <w:rFonts w:ascii="Wingdings" w:hAnsi="Wingdings" w:cs="Wingdings" w:hint="default"/>
-        <w:sz w:val="20"/>
-      </w:rPr>
+      <w:rPr/>
     </w:lvl>
     <w:lvl w:ilvl="8">
       <w:start w:val="1"/>
-      <w:numFmt w:val="bullet"/>
-      <w:lvlText w:val=""/>
+      <w:numFmt w:val="decimal"/>
+      <w:lvlText w:val="%9."/>
       <w:lvlJc w:val="left"/>
       <w:pPr>
         <w:tabs>
@@ -7028,17 +7172,14 @@
         </w:tabs>
         <w:ind w:left="6480" w:hanging="360"/>
       </w:pPr>
-      <w:rPr>
-        <w:rFonts w:ascii="Wingdings" w:hAnsi="Wingdings" w:cs="Wingdings" w:hint="default"/>
-        <w:sz w:val="20"/>
-      </w:rPr>
+      <w:rPr/>
     </w:lvl>
   </w:abstractNum>
   <w:abstractNum w:abstractNumId="7">
     <w:lvl w:ilvl="0">
       <w:start w:val="1"/>
-      <w:numFmt w:val="decimal"/>
-      <w:lvlText w:val="%1."/>
+      <w:numFmt w:val="bullet"/>
+      <w:lvlText w:val=""/>
       <w:lvlJc w:val="left"/>
       <w:pPr>
         <w:tabs>
@@ -7046,7 +7187,10 @@
         </w:tabs>
         <w:ind w:left="720" w:hanging="360"/>
       </w:pPr>
-      <w:rPr/>
+      <w:rPr>
+        <w:rFonts w:ascii="Symbol" w:hAnsi="Symbol" w:cs="Symbol" w:hint="default"/>
+        <w:sz w:val="20"/>
+      </w:rPr>
     </w:lvl>
     <w:lvl w:ilvl="1">
       <w:start w:val="1"/>
@@ -7082,8 +7226,8 @@
     </w:lvl>
     <w:lvl w:ilvl="3">
       <w:start w:val="1"/>
-      <w:numFmt w:val="decimal"/>
-      <w:lvlText w:val="%4."/>
+      <w:numFmt w:val="bullet"/>
+      <w:lvlText w:val=""/>
       <w:lvlJc w:val="left"/>
       <w:pPr>
         <w:tabs>
@@ -7091,12 +7235,15 @@
         </w:tabs>
         <w:ind w:left="2880" w:hanging="360"/>
       </w:pPr>
-      <w:rPr/>
+      <w:rPr>
+        <w:rFonts w:ascii="Wingdings" w:hAnsi="Wingdings" w:cs="Wingdings" w:hint="default"/>
+        <w:sz w:val="20"/>
+      </w:rPr>
     </w:lvl>
     <w:lvl w:ilvl="4">
       <w:start w:val="1"/>
-      <w:numFmt w:val="decimal"/>
-      <w:lvlText w:val="%5."/>
+      <w:numFmt w:val="bullet"/>
+      <w:lvlText w:val=""/>
       <w:lvlJc w:val="left"/>
       <w:pPr>
         <w:tabs>
@@ -7104,12 +7251,15 @@
         </w:tabs>
         <w:ind w:left="3600" w:hanging="360"/>
       </w:pPr>
-      <w:rPr/>
+      <w:rPr>
+        <w:rFonts w:ascii="Wingdings" w:hAnsi="Wingdings" w:cs="Wingdings" w:hint="default"/>
+        <w:sz w:val="20"/>
+      </w:rPr>
     </w:lvl>
     <w:lvl w:ilvl="5">
       <w:start w:val="1"/>
-      <w:numFmt w:val="decimal"/>
-      <w:lvlText w:val="%6."/>
+      <w:numFmt w:val="bullet"/>
+      <w:lvlText w:val=""/>
       <w:lvlJc w:val="left"/>
       <w:pPr>
         <w:tabs>
@@ -7117,12 +7267,15 @@
         </w:tabs>
         <w:ind w:left="4320" w:hanging="360"/>
       </w:pPr>
-      <w:rPr/>
+      <w:rPr>
+        <w:rFonts w:ascii="Wingdings" w:hAnsi="Wingdings" w:cs="Wingdings" w:hint="default"/>
+        <w:sz w:val="20"/>
+      </w:rPr>
     </w:lvl>
     <w:lvl w:ilvl="6">
       <w:start w:val="1"/>
-      <w:numFmt w:val="decimal"/>
-      <w:lvlText w:val="%7."/>
+      <w:numFmt w:val="bullet"/>
+      <w:lvlText w:val=""/>
       <w:lvlJc w:val="left"/>
       <w:pPr>
         <w:tabs>
@@ -7130,12 +7283,15 @@
         </w:tabs>
         <w:ind w:left="5040" w:hanging="360"/>
       </w:pPr>
-      <w:rPr/>
+      <w:rPr>
+        <w:rFonts w:ascii="Wingdings" w:hAnsi="Wingdings" w:cs="Wingdings" w:hint="default"/>
+        <w:sz w:val="20"/>
+      </w:rPr>
     </w:lvl>
     <w:lvl w:ilvl="7">
       <w:start w:val="1"/>
-      <w:numFmt w:val="decimal"/>
-      <w:lvlText w:val="%8."/>
+      <w:numFmt w:val="bullet"/>
+      <w:lvlText w:val=""/>
       <w:lvlJc w:val="left"/>
       <w:pPr>
         <w:tabs>
@@ -7143,12 +7299,15 @@
         </w:tabs>
         <w:ind w:left="5760" w:hanging="360"/>
       </w:pPr>
-      <w:rPr/>
+      <w:rPr>
+        <w:rFonts w:ascii="Wingdings" w:hAnsi="Wingdings" w:cs="Wingdings" w:hint="default"/>
+        <w:sz w:val="20"/>
+      </w:rPr>
     </w:lvl>
     <w:lvl w:ilvl="8">
       <w:start w:val="1"/>
-      <w:numFmt w:val="decimal"/>
-      <w:lvlText w:val="%9."/>
+      <w:numFmt w:val="bullet"/>
+      <w:lvlText w:val=""/>
       <w:lvlJc w:val="left"/>
       <w:pPr>
         <w:tabs>
@@ -7156,7 +7315,10 @@
         </w:tabs>
         <w:ind w:left="6480" w:hanging="360"/>
       </w:pPr>
-      <w:rPr/>
+      <w:rPr>
+        <w:rFonts w:ascii="Wingdings" w:hAnsi="Wingdings" w:cs="Wingdings" w:hint="default"/>
+        <w:sz w:val="20"/>
+      </w:rPr>
     </w:lvl>
   </w:abstractNum>
   <w:abstractNum w:abstractNumId="8">
@@ -8043,141 +8205,132 @@
       <w:lvlJc w:val="left"/>
       <w:pPr>
         <w:tabs>
-          <w:tab w:val="num" w:pos="720"/>
-        </w:tabs>
-        <w:ind w:left="720" w:hanging="360"/>
+          <w:tab w:val="num" w:pos="709"/>
+        </w:tabs>
+        <w:ind w:left="709" w:hanging="283"/>
       </w:pPr>
       <w:rPr>
         <w:rFonts w:ascii="Symbol" w:hAnsi="Symbol" w:cs="Symbol" w:hint="default"/>
-        <w:sz w:val="20"/>
       </w:rPr>
     </w:lvl>
     <w:lvl w:ilvl="1">
       <w:start w:val="1"/>
       <w:numFmt w:val="bullet"/>
-      <w:lvlText w:val="o"/>
-      <w:lvlJc w:val="left"/>
-      <w:pPr>
-        <w:tabs>
-          <w:tab w:val="num" w:pos="1440"/>
-        </w:tabs>
-        <w:ind w:left="1440" w:hanging="360"/>
-      </w:pPr>
-      <w:rPr>
-        <w:rFonts w:ascii="Courier New" w:hAnsi="Courier New" w:cs="Courier New" w:hint="default"/>
-        <w:sz w:val="20"/>
+      <w:lvlText w:val=""/>
+      <w:lvlJc w:val="left"/>
+      <w:pPr>
+        <w:tabs>
+          <w:tab w:val="num" w:pos="1418"/>
+        </w:tabs>
+        <w:ind w:left="1418" w:hanging="283"/>
+      </w:pPr>
+      <w:rPr>
+        <w:rFonts w:ascii="Symbol" w:hAnsi="Symbol" w:cs="Symbol" w:hint="default"/>
       </w:rPr>
     </w:lvl>
     <w:lvl w:ilvl="2">
       <w:start w:val="1"/>
       <w:numFmt w:val="bullet"/>
-      <w:lvlText w:val=""/>
-      <w:lvlJc w:val="left"/>
-      <w:pPr>
-        <w:tabs>
-          <w:tab w:val="num" w:pos="2160"/>
-        </w:tabs>
-        <w:ind w:left="2160" w:hanging="360"/>
-      </w:pPr>
-      <w:rPr>
-        <w:rFonts w:ascii="Wingdings" w:hAnsi="Wingdings" w:cs="Wingdings" w:hint="default"/>
-        <w:sz w:val="20"/>
+      <w:lvlText w:val=""/>
+      <w:lvlJc w:val="left"/>
+      <w:pPr>
+        <w:tabs>
+          <w:tab w:val="num" w:pos="2127"/>
+        </w:tabs>
+        <w:ind w:left="2127" w:hanging="283"/>
+      </w:pPr>
+      <w:rPr>
+        <w:rFonts w:ascii="Symbol" w:hAnsi="Symbol" w:cs="Symbol" w:hint="default"/>
       </w:rPr>
     </w:lvl>
     <w:lvl w:ilvl="3">
       <w:start w:val="1"/>
       <w:numFmt w:val="bullet"/>
-      <w:lvlText w:val=""/>
-      <w:lvlJc w:val="left"/>
-      <w:pPr>
-        <w:tabs>
-          <w:tab w:val="num" w:pos="2880"/>
-        </w:tabs>
-        <w:ind w:left="2880" w:hanging="360"/>
-      </w:pPr>
-      <w:rPr>
-        <w:rFonts w:ascii="Wingdings" w:hAnsi="Wingdings" w:cs="Wingdings" w:hint="default"/>
-        <w:sz w:val="20"/>
+      <w:lvlText w:val=""/>
+      <w:lvlJc w:val="left"/>
+      <w:pPr>
+        <w:tabs>
+          <w:tab w:val="num" w:pos="2836"/>
+        </w:tabs>
+        <w:ind w:left="2836" w:hanging="283"/>
+      </w:pPr>
+      <w:rPr>
+        <w:rFonts w:ascii="Symbol" w:hAnsi="Symbol" w:cs="Symbol" w:hint="default"/>
       </w:rPr>
     </w:lvl>
     <w:lvl w:ilvl="4">
       <w:start w:val="1"/>
       <w:numFmt w:val="bullet"/>
-      <w:lvlText w:val=""/>
-      <w:lvlJc w:val="left"/>
-      <w:pPr>
-        <w:tabs>
-          <w:tab w:val="num" w:pos="3600"/>
-        </w:tabs>
-        <w:ind w:left="3600" w:hanging="360"/>
-      </w:pPr>
-      <w:rPr>
-        <w:rFonts w:ascii="Wingdings" w:hAnsi="Wingdings" w:cs="Wingdings" w:hint="default"/>
-        <w:sz w:val="20"/>
+      <w:lvlText w:val=""/>
+      <w:lvlJc w:val="left"/>
+      <w:pPr>
+        <w:tabs>
+          <w:tab w:val="num" w:pos="3545"/>
+        </w:tabs>
+        <w:ind w:left="3545" w:hanging="283"/>
+      </w:pPr>
+      <w:rPr>
+        <w:rFonts w:ascii="Symbol" w:hAnsi="Symbol" w:cs="Symbol" w:hint="default"/>
       </w:rPr>
     </w:lvl>
     <w:lvl w:ilvl="5">
       <w:start w:val="1"/>
       <w:numFmt w:val="bullet"/>
-      <w:lvlText w:val=""/>
-      <w:lvlJc w:val="left"/>
-      <w:pPr>
-        <w:tabs>
-          <w:tab w:val="num" w:pos="4320"/>
-        </w:tabs>
-        <w:ind w:left="4320" w:hanging="360"/>
-      </w:pPr>
-      <w:rPr>
-        <w:rFonts w:ascii="Wingdings" w:hAnsi="Wingdings" w:cs="Wingdings" w:hint="default"/>
-        <w:sz w:val="20"/>
+      <w:lvlText w:val=""/>
+      <w:lvlJc w:val="left"/>
+      <w:pPr>
+        <w:tabs>
+          <w:tab w:val="num" w:pos="4254"/>
+        </w:tabs>
+        <w:ind w:left="4254" w:hanging="283"/>
+      </w:pPr>
+      <w:rPr>
+        <w:rFonts w:ascii="Symbol" w:hAnsi="Symbol" w:cs="Symbol" w:hint="default"/>
       </w:rPr>
     </w:lvl>
     <w:lvl w:ilvl="6">
       <w:start w:val="1"/>
       <w:numFmt w:val="bullet"/>
-      <w:lvlText w:val=""/>
-      <w:lvlJc w:val="left"/>
-      <w:pPr>
-        <w:tabs>
-          <w:tab w:val="num" w:pos="5040"/>
-        </w:tabs>
-        <w:ind w:left="5040" w:hanging="360"/>
-      </w:pPr>
-      <w:rPr>
-        <w:rFonts w:ascii="Wingdings" w:hAnsi="Wingdings" w:cs="Wingdings" w:hint="default"/>
-        <w:sz w:val="20"/>
+      <w:lvlText w:val=""/>
+      <w:lvlJc w:val="left"/>
+      <w:pPr>
+        <w:tabs>
+          <w:tab w:val="num" w:pos="4963"/>
+        </w:tabs>
+        <w:ind w:left="4963" w:hanging="283"/>
+      </w:pPr>
+      <w:rPr>
+        <w:rFonts w:ascii="Symbol" w:hAnsi="Symbol" w:cs="Symbol" w:hint="default"/>
       </w:rPr>
     </w:lvl>
     <w:lvl w:ilvl="7">
       <w:start w:val="1"/>
       <w:numFmt w:val="bullet"/>
-      <w:lvlText w:val=""/>
-      <w:lvlJc w:val="left"/>
-      <w:pPr>
-        <w:tabs>
-          <w:tab w:val="num" w:pos="5760"/>
-        </w:tabs>
-        <w:ind w:left="5760" w:hanging="360"/>
-      </w:pPr>
-      <w:rPr>
-        <w:rFonts w:ascii="Wingdings" w:hAnsi="Wingdings" w:cs="Wingdings" w:hint="default"/>
-        <w:sz w:val="20"/>
+      <w:lvlText w:val=""/>
+      <w:lvlJc w:val="left"/>
+      <w:pPr>
+        <w:tabs>
+          <w:tab w:val="num" w:pos="5672"/>
+        </w:tabs>
+        <w:ind w:left="5672" w:hanging="283"/>
+      </w:pPr>
+      <w:rPr>
+        <w:rFonts w:ascii="Symbol" w:hAnsi="Symbol" w:cs="Symbol" w:hint="default"/>
       </w:rPr>
     </w:lvl>
     <w:lvl w:ilvl="8">
       <w:start w:val="1"/>
       <w:numFmt w:val="bullet"/>
-      <w:lvlText w:val=""/>
-      <w:lvlJc w:val="left"/>
-      <w:pPr>
-        <w:tabs>
-          <w:tab w:val="num" w:pos="6480"/>
-        </w:tabs>
-        <w:ind w:left="6480" w:hanging="360"/>
-      </w:pPr>
-      <w:rPr>
-        <w:rFonts w:ascii="Wingdings" w:hAnsi="Wingdings" w:cs="Wingdings" w:hint="default"/>
-        <w:sz w:val="20"/>
+      <w:lvlText w:val=""/>
+      <w:lvlJc w:val="left"/>
+      <w:pPr>
+        <w:tabs>
+          <w:tab w:val="num" w:pos="6381"/>
+        </w:tabs>
+        <w:ind w:left="6381" w:hanging="283"/>
+      </w:pPr>
+      <w:rPr>
+        <w:rFonts w:ascii="Symbol" w:hAnsi="Symbol" w:cs="Symbol" w:hint="default"/>
       </w:rPr>
     </w:lvl>
   </w:abstractNum>
@@ -8326,9 +8479,9 @@
       <w:lvlJc w:val="left"/>
       <w:pPr>
         <w:tabs>
-          <w:tab w:val="num" w:pos="709"/>
-        </w:tabs>
-        <w:ind w:left="709" w:hanging="283"/>
+          <w:tab w:val="num" w:pos="720"/>
+        </w:tabs>
+        <w:ind w:left="720" w:hanging="283"/>
       </w:pPr>
       <w:rPr>
         <w:rFonts w:ascii="Symbol" w:hAnsi="Symbol" w:cs="Symbol" w:hint="default"/>
@@ -8336,123 +8489,107 @@
     </w:lvl>
     <w:lvl w:ilvl="1">
       <w:start w:val="1"/>
-      <w:numFmt w:val="bullet"/>
-      <w:lvlText w:val=""/>
-      <w:lvlJc w:val="left"/>
-      <w:pPr>
-        <w:tabs>
-          <w:tab w:val="num" w:pos="1418"/>
-        </w:tabs>
-        <w:ind w:left="1418" w:hanging="283"/>
-      </w:pPr>
-      <w:rPr>
-        <w:rFonts w:ascii="Symbol" w:hAnsi="Symbol" w:cs="Symbol" w:hint="default"/>
-      </w:rPr>
+      <w:numFmt w:val="decimal"/>
+      <w:lvlText w:val="%2."/>
+      <w:lvlJc w:val="left"/>
+      <w:pPr>
+        <w:tabs>
+          <w:tab w:val="num" w:pos="1080"/>
+        </w:tabs>
+        <w:ind w:left="1080" w:hanging="360"/>
+      </w:pPr>
+      <w:rPr/>
     </w:lvl>
     <w:lvl w:ilvl="2">
       <w:start w:val="1"/>
-      <w:numFmt w:val="bullet"/>
-      <w:lvlText w:val=""/>
-      <w:lvlJc w:val="left"/>
-      <w:pPr>
-        <w:tabs>
-          <w:tab w:val="num" w:pos="2127"/>
-        </w:tabs>
-        <w:ind w:left="2127" w:hanging="283"/>
-      </w:pPr>
-      <w:rPr>
-        <w:rFonts w:ascii="Symbol" w:hAnsi="Symbol" w:cs="Symbol" w:hint="default"/>
-      </w:rPr>
+      <w:numFmt w:val="decimal"/>
+      <w:lvlText w:val="%3."/>
+      <w:lvlJc w:val="left"/>
+      <w:pPr>
+        <w:tabs>
+          <w:tab w:val="num" w:pos="1440"/>
+        </w:tabs>
+        <w:ind w:left="1440" w:hanging="360"/>
+      </w:pPr>
+      <w:rPr/>
     </w:lvl>
     <w:lvl w:ilvl="3">
       <w:start w:val="1"/>
-      <w:numFmt w:val="bullet"/>
-      <w:lvlText w:val=""/>
-      <w:lvlJc w:val="left"/>
-      <w:pPr>
-        <w:tabs>
-          <w:tab w:val="num" w:pos="2836"/>
-        </w:tabs>
-        <w:ind w:left="2836" w:hanging="283"/>
-      </w:pPr>
-      <w:rPr>
-        <w:rFonts w:ascii="Symbol" w:hAnsi="Symbol" w:cs="Symbol" w:hint="default"/>
-      </w:rPr>
+      <w:numFmt w:val="decimal"/>
+      <w:lvlText w:val="%4."/>
+      <w:lvlJc w:val="left"/>
+      <w:pPr>
+        <w:tabs>
+          <w:tab w:val="num" w:pos="1800"/>
+        </w:tabs>
+        <w:ind w:left="1800" w:hanging="360"/>
+      </w:pPr>
+      <w:rPr/>
     </w:lvl>
     <w:lvl w:ilvl="4">
       <w:start w:val="1"/>
-      <w:numFmt w:val="bullet"/>
-      <w:lvlText w:val=""/>
-      <w:lvlJc w:val="left"/>
-      <w:pPr>
-        <w:tabs>
-          <w:tab w:val="num" w:pos="3545"/>
-        </w:tabs>
-        <w:ind w:left="3545" w:hanging="283"/>
-      </w:pPr>
-      <w:rPr>
-        <w:rFonts w:ascii="Symbol" w:hAnsi="Symbol" w:cs="Symbol" w:hint="default"/>
-      </w:rPr>
+      <w:numFmt w:val="decimal"/>
+      <w:lvlText w:val="%5."/>
+      <w:lvlJc w:val="left"/>
+      <w:pPr>
+        <w:tabs>
+          <w:tab w:val="num" w:pos="2160"/>
+        </w:tabs>
+        <w:ind w:left="2160" w:hanging="360"/>
+      </w:pPr>
+      <w:rPr/>
     </w:lvl>
     <w:lvl w:ilvl="5">
       <w:start w:val="1"/>
-      <w:numFmt w:val="bullet"/>
-      <w:lvlText w:val=""/>
-      <w:lvlJc w:val="left"/>
-      <w:pPr>
-        <w:tabs>
-          <w:tab w:val="num" w:pos="4254"/>
-        </w:tabs>
-        <w:ind w:left="4254" w:hanging="283"/>
-      </w:pPr>
-      <w:rPr>
-        <w:rFonts w:ascii="Symbol" w:hAnsi="Symbol" w:cs="Symbol" w:hint="default"/>
-      </w:rPr>
+      <w:numFmt w:val="decimal"/>
+      <w:lvlText w:val="%6."/>
+      <w:lvlJc w:val="left"/>
+      <w:pPr>
+        <w:tabs>
+          <w:tab w:val="num" w:pos="2520"/>
+        </w:tabs>
+        <w:ind w:left="2520" w:hanging="360"/>
+      </w:pPr>
+      <w:rPr/>
     </w:lvl>
     <w:lvl w:ilvl="6">
       <w:start w:val="1"/>
-      <w:numFmt w:val="bullet"/>
-      <w:lvlText w:val=""/>
-      <w:lvlJc w:val="left"/>
-      <w:pPr>
-        <w:tabs>
-          <w:tab w:val="num" w:pos="4963"/>
-        </w:tabs>
-        <w:ind w:left="4963" w:hanging="283"/>
-      </w:pPr>
-      <w:rPr>
-        <w:rFonts w:ascii="Symbol" w:hAnsi="Symbol" w:cs="Symbol" w:hint="default"/>
-      </w:rPr>
+      <w:numFmt w:val="decimal"/>
+      <w:lvlText w:val="%7."/>
+      <w:lvlJc w:val="left"/>
+      <w:pPr>
+        <w:tabs>
+          <w:tab w:val="num" w:pos="2880"/>
+        </w:tabs>
+        <w:ind w:left="2880" w:hanging="360"/>
+      </w:pPr>
+      <w:rPr/>
     </w:lvl>
     <w:lvl w:ilvl="7">
       <w:start w:val="1"/>
-      <w:numFmt w:val="bullet"/>
-      <w:lvlText w:val=""/>
-      <w:lvlJc w:val="left"/>
-      <w:pPr>
-        <w:tabs>
-          <w:tab w:val="num" w:pos="5672"/>
-        </w:tabs>
-        <w:ind w:left="5672" w:hanging="283"/>
-      </w:pPr>
-      <w:rPr>
-        <w:rFonts w:ascii="Symbol" w:hAnsi="Symbol" w:cs="Symbol" w:hint="default"/>
-      </w:rPr>
+      <w:numFmt w:val="decimal"/>
+      <w:lvlText w:val="%8."/>
+      <w:lvlJc w:val="left"/>
+      <w:pPr>
+        <w:tabs>
+          <w:tab w:val="num" w:pos="3240"/>
+        </w:tabs>
+        <w:ind w:left="3240" w:hanging="360"/>
+      </w:pPr>
+      <w:rPr/>
     </w:lvl>
     <w:lvl w:ilvl="8">
       <w:start w:val="1"/>
-      <w:numFmt w:val="bullet"/>
-      <w:lvlText w:val=""/>
-      <w:lvlJc w:val="left"/>
-      <w:pPr>
-        <w:tabs>
-          <w:tab w:val="num" w:pos="6381"/>
-        </w:tabs>
-        <w:ind w:left="6381" w:hanging="283"/>
-      </w:pPr>
-      <w:rPr>
-        <w:rFonts w:ascii="Symbol" w:hAnsi="Symbol" w:cs="Symbol" w:hint="default"/>
-      </w:rPr>
+      <w:numFmt w:val="decimal"/>
+      <w:lvlText w:val="%9."/>
+      <w:lvlJc w:val="left"/>
+      <w:pPr>
+        <w:tabs>
+          <w:tab w:val="num" w:pos="3600"/>
+        </w:tabs>
+        <w:ind w:left="3600" w:hanging="360"/>
+      </w:pPr>
+      <w:rPr/>
     </w:lvl>
   </w:abstractNum>
   <w:abstractNum w:abstractNumId="17">
@@ -8482,6 +8619,7 @@
         </w:tabs>
         <w:ind w:left="1080" w:hanging="360"/>
       </w:pPr>
+      <w:rPr/>
     </w:lvl>
     <w:lvl w:ilvl="2">
       <w:start w:val="1"/>
@@ -8494,6 +8632,7 @@
         </w:tabs>
         <w:ind w:left="1440" w:hanging="360"/>
       </w:pPr>
+      <w:rPr/>
     </w:lvl>
     <w:lvl w:ilvl="3">
       <w:start w:val="1"/>
@@ -8506,6 +8645,7 @@
         </w:tabs>
         <w:ind w:left="1800" w:hanging="360"/>
       </w:pPr>
+      <w:rPr/>
     </w:lvl>
     <w:lvl w:ilvl="4">
       <w:start w:val="1"/>
@@ -8518,6 +8658,7 @@
         </w:tabs>
         <w:ind w:left="2160" w:hanging="360"/>
       </w:pPr>
+      <w:rPr/>
     </w:lvl>
     <w:lvl w:ilvl="5">
       <w:start w:val="1"/>
@@ -8530,6 +8671,7 @@
         </w:tabs>
         <w:ind w:left="2520" w:hanging="360"/>
       </w:pPr>
+      <w:rPr/>
     </w:lvl>
     <w:lvl w:ilvl="6">
       <w:start w:val="1"/>
@@ -8542,6 +8684,7 @@
         </w:tabs>
         <w:ind w:left="2880" w:hanging="360"/>
       </w:pPr>
+      <w:rPr/>
     </w:lvl>
     <w:lvl w:ilvl="7">
       <w:start w:val="1"/>
@@ -8554,6 +8697,7 @@
         </w:tabs>
         <w:ind w:left="3240" w:hanging="360"/>
       </w:pPr>
+      <w:rPr/>
     </w:lvl>
     <w:lvl w:ilvl="8">
       <w:start w:val="1"/>
@@ -8566,6 +8710,7 @@
         </w:tabs>
         <w:ind w:left="3600" w:hanging="360"/>
       </w:pPr>
+      <w:rPr/>
     </w:lvl>
   </w:abstractNum>
   <w:abstractNum w:abstractNumId="18">
@@ -8578,7 +8723,7 @@
         <w:tabs>
           <w:tab w:val="num" w:pos="720"/>
         </w:tabs>
-        <w:ind w:left="720" w:hanging="283"/>
+        <w:ind w:left="720" w:hanging="360"/>
       </w:pPr>
       <w:rPr>
         <w:rFonts w:ascii="Symbol" w:hAnsi="Symbol" w:cs="Symbol" w:hint="default"/>
@@ -8586,8 +8731,8 @@
     </w:lvl>
     <w:lvl w:ilvl="1">
       <w:start w:val="1"/>
-      <w:numFmt w:val="decimal"/>
-      <w:lvlText w:val="%2."/>
+      <w:numFmt w:val="bullet"/>
+      <w:lvlText w:val="◦"/>
       <w:lvlJc w:val="left"/>
       <w:pPr>
         <w:tabs>
@@ -8595,11 +8740,14 @@
         </w:tabs>
         <w:ind w:left="1080" w:hanging="360"/>
       </w:pPr>
+      <w:rPr>
+        <w:rFonts w:ascii="OpenSymbol" w:hAnsi="OpenSymbol" w:cs="OpenSymbol" w:hint="default"/>
+      </w:rPr>
     </w:lvl>
     <w:lvl w:ilvl="2">
       <w:start w:val="1"/>
-      <w:numFmt w:val="decimal"/>
-      <w:lvlText w:val="%3."/>
+      <w:numFmt w:val="bullet"/>
+      <w:lvlText w:val="▪"/>
       <w:lvlJc w:val="left"/>
       <w:pPr>
         <w:tabs>
@@ -8607,11 +8755,14 @@
         </w:tabs>
         <w:ind w:left="1440" w:hanging="360"/>
       </w:pPr>
+      <w:rPr>
+        <w:rFonts w:ascii="OpenSymbol" w:hAnsi="OpenSymbol" w:cs="OpenSymbol" w:hint="default"/>
+      </w:rPr>
     </w:lvl>
     <w:lvl w:ilvl="3">
       <w:start w:val="1"/>
-      <w:numFmt w:val="decimal"/>
-      <w:lvlText w:val="%4."/>
+      <w:numFmt w:val="bullet"/>
+      <w:lvlText w:val=""/>
       <w:lvlJc w:val="left"/>
       <w:pPr>
         <w:tabs>
@@ -8619,11 +8770,14 @@
         </w:tabs>
         <w:ind w:left="1800" w:hanging="360"/>
       </w:pPr>
+      <w:rPr>
+        <w:rFonts w:ascii="Symbol" w:hAnsi="Symbol" w:cs="Symbol" w:hint="default"/>
+      </w:rPr>
     </w:lvl>
     <w:lvl w:ilvl="4">
       <w:start w:val="1"/>
-      <w:numFmt w:val="decimal"/>
-      <w:lvlText w:val="%5."/>
+      <w:numFmt w:val="bullet"/>
+      <w:lvlText w:val="◦"/>
       <w:lvlJc w:val="left"/>
       <w:pPr>
         <w:tabs>
@@ -8631,11 +8785,14 @@
         </w:tabs>
         <w:ind w:left="2160" w:hanging="360"/>
       </w:pPr>
+      <w:rPr>
+        <w:rFonts w:ascii="OpenSymbol" w:hAnsi="OpenSymbol" w:cs="OpenSymbol" w:hint="default"/>
+      </w:rPr>
     </w:lvl>
     <w:lvl w:ilvl="5">
       <w:start w:val="1"/>
-      <w:numFmt w:val="decimal"/>
-      <w:lvlText w:val="%6."/>
+      <w:numFmt w:val="bullet"/>
+      <w:lvlText w:val="▪"/>
       <w:lvlJc w:val="left"/>
       <w:pPr>
         <w:tabs>
@@ -8643,11 +8800,14 @@
         </w:tabs>
         <w:ind w:left="2520" w:hanging="360"/>
       </w:pPr>
+      <w:rPr>
+        <w:rFonts w:ascii="OpenSymbol" w:hAnsi="OpenSymbol" w:cs="OpenSymbol" w:hint="default"/>
+      </w:rPr>
     </w:lvl>
     <w:lvl w:ilvl="6">
       <w:start w:val="1"/>
-      <w:numFmt w:val="decimal"/>
-      <w:lvlText w:val="%7."/>
+      <w:numFmt w:val="bullet"/>
+      <w:lvlText w:val=""/>
       <w:lvlJc w:val="left"/>
       <w:pPr>
         <w:tabs>
@@ -8655,11 +8815,14 @@
         </w:tabs>
         <w:ind w:left="2880" w:hanging="360"/>
       </w:pPr>
+      <w:rPr>
+        <w:rFonts w:ascii="Symbol" w:hAnsi="Symbol" w:cs="Symbol" w:hint="default"/>
+      </w:rPr>
     </w:lvl>
     <w:lvl w:ilvl="7">
       <w:start w:val="1"/>
-      <w:numFmt w:val="decimal"/>
-      <w:lvlText w:val="%8."/>
+      <w:numFmt w:val="bullet"/>
+      <w:lvlText w:val="◦"/>
       <w:lvlJc w:val="left"/>
       <w:pPr>
         <w:tabs>
@@ -8667,11 +8830,14 @@
         </w:tabs>
         <w:ind w:left="3240" w:hanging="360"/>
       </w:pPr>
+      <w:rPr>
+        <w:rFonts w:ascii="OpenSymbol" w:hAnsi="OpenSymbol" w:cs="OpenSymbol" w:hint="default"/>
+      </w:rPr>
     </w:lvl>
     <w:lvl w:ilvl="8">
       <w:start w:val="1"/>
-      <w:numFmt w:val="decimal"/>
-      <w:lvlText w:val="%9."/>
+      <w:numFmt w:val="bullet"/>
+      <w:lvlText w:val="▪"/>
       <w:lvlJc w:val="left"/>
       <w:pPr>
         <w:tabs>
@@ -8679,6 +8845,9 @@
         </w:tabs>
         <w:ind w:left="3600" w:hanging="360"/>
       </w:pPr>
+      <w:rPr>
+        <w:rFonts w:ascii="OpenSymbol" w:hAnsi="OpenSymbol" w:cs="OpenSymbol" w:hint="default"/>
+      </w:rPr>
     </w:lvl>
   </w:abstractNum>
   <w:abstractNum w:abstractNumId="19">
@@ -8691,7 +8860,7 @@
         <w:tabs>
           <w:tab w:val="num" w:pos="720"/>
         </w:tabs>
-        <w:ind w:left="720" w:hanging="360"/>
+        <w:ind w:left="720" w:hanging="283"/>
       </w:pPr>
       <w:rPr>
         <w:rFonts w:ascii="Symbol" w:hAnsi="Symbol" w:cs="Symbol" w:hint="default"/>
@@ -8699,8 +8868,8 @@
     </w:lvl>
     <w:lvl w:ilvl="1">
       <w:start w:val="1"/>
-      <w:numFmt w:val="bullet"/>
-      <w:lvlText w:val="◦"/>
+      <w:numFmt w:val="decimal"/>
+      <w:lvlText w:val="%2."/>
       <w:lvlJc w:val="left"/>
       <w:pPr>
         <w:tabs>
@@ -8708,14 +8877,12 @@
         </w:tabs>
         <w:ind w:left="1080" w:hanging="360"/>
       </w:pPr>
-      <w:rPr>
-        <w:rFonts w:ascii="OpenSymbol" w:hAnsi="OpenSymbol" w:cs="OpenSymbol" w:hint="default"/>
-      </w:rPr>
+      <w:rPr/>
     </w:lvl>
     <w:lvl w:ilvl="2">
       <w:start w:val="1"/>
-      <w:numFmt w:val="bullet"/>
-      <w:lvlText w:val="▪"/>
+      <w:numFmt w:val="decimal"/>
+      <w:lvlText w:val="%3."/>
       <w:lvlJc w:val="left"/>
       <w:pPr>
         <w:tabs>
@@ -8723,14 +8890,12 @@
         </w:tabs>
         <w:ind w:left="1440" w:hanging="360"/>
       </w:pPr>
-      <w:rPr>
-        <w:rFonts w:ascii="OpenSymbol" w:hAnsi="OpenSymbol" w:cs="OpenSymbol" w:hint="default"/>
-      </w:rPr>
+      <w:rPr/>
     </w:lvl>
     <w:lvl w:ilvl="3">
       <w:start w:val="1"/>
-      <w:numFmt w:val="bullet"/>
-      <w:lvlText w:val=""/>
+      <w:numFmt w:val="decimal"/>
+      <w:lvlText w:val="%4."/>
       <w:lvlJc w:val="left"/>
       <w:pPr>
         <w:tabs>
@@ -8738,14 +8903,12 @@
         </w:tabs>
         <w:ind w:left="1800" w:hanging="360"/>
       </w:pPr>
-      <w:rPr>
-        <w:rFonts w:ascii="Symbol" w:hAnsi="Symbol" w:cs="Symbol" w:hint="default"/>
-      </w:rPr>
+      <w:rPr/>
     </w:lvl>
     <w:lvl w:ilvl="4">
       <w:start w:val="1"/>
-      <w:numFmt w:val="bullet"/>
-      <w:lvlText w:val="◦"/>
+      <w:numFmt w:val="decimal"/>
+      <w:lvlText w:val="%5."/>
       <w:lvlJc w:val="left"/>
       <w:pPr>
         <w:tabs>
@@ -8753,14 +8916,12 @@
         </w:tabs>
         <w:ind w:left="2160" w:hanging="360"/>
       </w:pPr>
-      <w:rPr>
-        <w:rFonts w:ascii="OpenSymbol" w:hAnsi="OpenSymbol" w:cs="OpenSymbol" w:hint="default"/>
-      </w:rPr>
+      <w:rPr/>
     </w:lvl>
     <w:lvl w:ilvl="5">
       <w:start w:val="1"/>
-      <w:numFmt w:val="bullet"/>
-      <w:lvlText w:val="▪"/>
+      <w:numFmt w:val="decimal"/>
+      <w:lvlText w:val="%6."/>
       <w:lvlJc w:val="left"/>
       <w:pPr>
         <w:tabs>
@@ -8768,14 +8929,12 @@
         </w:tabs>
         <w:ind w:left="2520" w:hanging="360"/>
       </w:pPr>
-      <w:rPr>
-        <w:rFonts w:ascii="OpenSymbol" w:hAnsi="OpenSymbol" w:cs="OpenSymbol" w:hint="default"/>
-      </w:rPr>
+      <w:rPr/>
     </w:lvl>
     <w:lvl w:ilvl="6">
       <w:start w:val="1"/>
-      <w:numFmt w:val="bullet"/>
-      <w:lvlText w:val=""/>
+      <w:numFmt w:val="decimal"/>
+      <w:lvlText w:val="%7."/>
       <w:lvlJc w:val="left"/>
       <w:pPr>
         <w:tabs>
@@ -8783,14 +8942,12 @@
         </w:tabs>
         <w:ind w:left="2880" w:hanging="360"/>
       </w:pPr>
-      <w:rPr>
-        <w:rFonts w:ascii="Symbol" w:hAnsi="Symbol" w:cs="Symbol" w:hint="default"/>
-      </w:rPr>
+      <w:rPr/>
     </w:lvl>
     <w:lvl w:ilvl="7">
       <w:start w:val="1"/>
-      <w:numFmt w:val="bullet"/>
-      <w:lvlText w:val="◦"/>
+      <w:numFmt w:val="decimal"/>
+      <w:lvlText w:val="%8."/>
       <w:lvlJc w:val="left"/>
       <w:pPr>
         <w:tabs>
@@ -8798,14 +8955,12 @@
         </w:tabs>
         <w:ind w:left="3240" w:hanging="360"/>
       </w:pPr>
-      <w:rPr>
-        <w:rFonts w:ascii="OpenSymbol" w:hAnsi="OpenSymbol" w:cs="OpenSymbol" w:hint="default"/>
-      </w:rPr>
+      <w:rPr/>
     </w:lvl>
     <w:lvl w:ilvl="8">
       <w:start w:val="1"/>
-      <w:numFmt w:val="bullet"/>
-      <w:lvlText w:val="▪"/>
+      <w:numFmt w:val="decimal"/>
+      <w:lvlText w:val="%9."/>
       <w:lvlJc w:val="left"/>
       <w:pPr>
         <w:tabs>
@@ -8813,9 +8968,7 @@
         </w:tabs>
         <w:ind w:left="3600" w:hanging="360"/>
       </w:pPr>
-      <w:rPr>
-        <w:rFonts w:ascii="OpenSymbol" w:hAnsi="OpenSymbol" w:cs="OpenSymbol" w:hint="default"/>
-      </w:rPr>
+      <w:rPr/>
     </w:lvl>
   </w:abstractNum>
   <w:abstractNum w:abstractNumId="20">
@@ -8845,6 +8998,7 @@
         </w:tabs>
         <w:ind w:left="1080" w:hanging="360"/>
       </w:pPr>
+      <w:rPr/>
     </w:lvl>
     <w:lvl w:ilvl="2">
       <w:start w:val="1"/>
@@ -8857,6 +9011,7 @@
         </w:tabs>
         <w:ind w:left="1440" w:hanging="360"/>
       </w:pPr>
+      <w:rPr/>
     </w:lvl>
     <w:lvl w:ilvl="3">
       <w:start w:val="1"/>
@@ -8869,6 +9024,7 @@
         </w:tabs>
         <w:ind w:left="1800" w:hanging="360"/>
       </w:pPr>
+      <w:rPr/>
     </w:lvl>
     <w:lvl w:ilvl="4">
       <w:start w:val="1"/>
@@ -8881,6 +9037,7 @@
         </w:tabs>
         <w:ind w:left="2160" w:hanging="360"/>
       </w:pPr>
+      <w:rPr/>
     </w:lvl>
     <w:lvl w:ilvl="5">
       <w:start w:val="1"/>
@@ -8893,6 +9050,7 @@
         </w:tabs>
         <w:ind w:left="2520" w:hanging="360"/>
       </w:pPr>
+      <w:rPr/>
     </w:lvl>
     <w:lvl w:ilvl="6">
       <w:start w:val="1"/>
@@ -8905,6 +9063,7 @@
         </w:tabs>
         <w:ind w:left="2880" w:hanging="360"/>
       </w:pPr>
+      <w:rPr/>
     </w:lvl>
     <w:lvl w:ilvl="7">
       <w:start w:val="1"/>
@@ -8917,6 +9076,7 @@
         </w:tabs>
         <w:ind w:left="3240" w:hanging="360"/>
       </w:pPr>
+      <w:rPr/>
     </w:lvl>
     <w:lvl w:ilvl="8">
       <w:start w:val="1"/>
@@ -8929,6 +9089,7 @@
         </w:tabs>
         <w:ind w:left="3600" w:hanging="360"/>
       </w:pPr>
+      <w:rPr/>
     </w:lvl>
   </w:abstractNum>
   <w:abstractNum w:abstractNumId="21">
@@ -8958,6 +9119,7 @@
         </w:tabs>
         <w:ind w:left="1080" w:hanging="360"/>
       </w:pPr>
+      <w:rPr/>
     </w:lvl>
     <w:lvl w:ilvl="2">
       <w:start w:val="1"/>
@@ -8970,6 +9132,7 @@
         </w:tabs>
         <w:ind w:left="1440" w:hanging="360"/>
       </w:pPr>
+      <w:rPr/>
     </w:lvl>
     <w:lvl w:ilvl="3">
       <w:start w:val="1"/>
@@ -8982,6 +9145,7 @@
         </w:tabs>
         <w:ind w:left="1800" w:hanging="360"/>
       </w:pPr>
+      <w:rPr/>
     </w:lvl>
     <w:lvl w:ilvl="4">
       <w:start w:val="1"/>
@@ -8994,6 +9158,7 @@
         </w:tabs>
         <w:ind w:left="2160" w:hanging="360"/>
       </w:pPr>
+      <w:rPr/>
     </w:lvl>
     <w:lvl w:ilvl="5">
       <w:start w:val="1"/>
@@ -9006,6 +9171,7 @@
         </w:tabs>
         <w:ind w:left="2520" w:hanging="360"/>
       </w:pPr>
+      <w:rPr/>
     </w:lvl>
     <w:lvl w:ilvl="6">
       <w:start w:val="1"/>
@@ -9018,6 +9184,7 @@
         </w:tabs>
         <w:ind w:left="2880" w:hanging="360"/>
       </w:pPr>
+      <w:rPr/>
     </w:lvl>
     <w:lvl w:ilvl="7">
       <w:start w:val="1"/>
@@ -9030,6 +9197,7 @@
         </w:tabs>
         <w:ind w:left="3240" w:hanging="360"/>
       </w:pPr>
+      <w:rPr/>
     </w:lvl>
     <w:lvl w:ilvl="8">
       <w:start w:val="1"/>
@@ -9042,6 +9210,7 @@
         </w:tabs>
         <w:ind w:left="3600" w:hanging="360"/>
       </w:pPr>
+      <w:rPr/>
     </w:lvl>
   </w:abstractNum>
   <w:abstractNum w:abstractNumId="22">
@@ -9071,6 +9240,7 @@
         </w:tabs>
         <w:ind w:left="1080" w:hanging="360"/>
       </w:pPr>
+      <w:rPr/>
     </w:lvl>
     <w:lvl w:ilvl="2">
       <w:start w:val="1"/>
@@ -9083,6 +9253,7 @@
         </w:tabs>
         <w:ind w:left="1440" w:hanging="360"/>
       </w:pPr>
+      <w:rPr/>
     </w:lvl>
     <w:lvl w:ilvl="3">
       <w:start w:val="1"/>
@@ -9095,6 +9266,7 @@
         </w:tabs>
         <w:ind w:left="1800" w:hanging="360"/>
       </w:pPr>
+      <w:rPr/>
     </w:lvl>
     <w:lvl w:ilvl="4">
       <w:start w:val="1"/>
@@ -9107,6 +9279,7 @@
         </w:tabs>
         <w:ind w:left="2160" w:hanging="360"/>
       </w:pPr>
+      <w:rPr/>
     </w:lvl>
     <w:lvl w:ilvl="5">
       <w:start w:val="1"/>
@@ -9119,6 +9292,7 @@
         </w:tabs>
         <w:ind w:left="2520" w:hanging="360"/>
       </w:pPr>
+      <w:rPr/>
     </w:lvl>
     <w:lvl w:ilvl="6">
       <w:start w:val="1"/>
@@ -9131,6 +9305,7 @@
         </w:tabs>
         <w:ind w:left="2880" w:hanging="360"/>
       </w:pPr>
+      <w:rPr/>
     </w:lvl>
     <w:lvl w:ilvl="7">
       <w:start w:val="1"/>
@@ -9143,6 +9318,7 @@
         </w:tabs>
         <w:ind w:left="3240" w:hanging="360"/>
       </w:pPr>
+      <w:rPr/>
     </w:lvl>
     <w:lvl w:ilvl="8">
       <w:start w:val="1"/>
@@ -9155,6 +9331,7 @@
         </w:tabs>
         <w:ind w:left="3600" w:hanging="360"/>
       </w:pPr>
+      <w:rPr/>
     </w:lvl>
   </w:abstractNum>
   <w:abstractNum w:abstractNumId="23">
@@ -9184,6 +9361,7 @@
         </w:tabs>
         <w:ind w:left="1080" w:hanging="360"/>
       </w:pPr>
+      <w:rPr/>
     </w:lvl>
     <w:lvl w:ilvl="2">
       <w:start w:val="1"/>
@@ -9196,6 +9374,7 @@
         </w:tabs>
         <w:ind w:left="1440" w:hanging="360"/>
       </w:pPr>
+      <w:rPr/>
     </w:lvl>
     <w:lvl w:ilvl="3">
       <w:start w:val="1"/>
@@ -9208,6 +9387,7 @@
         </w:tabs>
         <w:ind w:left="1800" w:hanging="360"/>
       </w:pPr>
+      <w:rPr/>
     </w:lvl>
     <w:lvl w:ilvl="4">
       <w:start w:val="1"/>
@@ -9220,6 +9400,7 @@
         </w:tabs>
         <w:ind w:left="2160" w:hanging="360"/>
       </w:pPr>
+      <w:rPr/>
     </w:lvl>
     <w:lvl w:ilvl="5">
       <w:start w:val="1"/>
@@ -9232,6 +9413,7 @@
         </w:tabs>
         <w:ind w:left="2520" w:hanging="360"/>
       </w:pPr>
+      <w:rPr/>
     </w:lvl>
     <w:lvl w:ilvl="6">
       <w:start w:val="1"/>
@@ -9244,6 +9426,7 @@
         </w:tabs>
         <w:ind w:left="2880" w:hanging="360"/>
       </w:pPr>
+      <w:rPr/>
     </w:lvl>
     <w:lvl w:ilvl="7">
       <w:start w:val="1"/>
@@ -9256,6 +9439,7 @@
         </w:tabs>
         <w:ind w:left="3240" w:hanging="360"/>
       </w:pPr>
+      <w:rPr/>
     </w:lvl>
     <w:lvl w:ilvl="8">
       <w:start w:val="1"/>
@@ -9268,6 +9452,7 @@
         </w:tabs>
         <w:ind w:left="3600" w:hanging="360"/>
       </w:pPr>
+      <w:rPr/>
     </w:lvl>
   </w:abstractNum>
   <w:abstractNum w:abstractNumId="24">
@@ -9297,6 +9482,7 @@
         </w:tabs>
         <w:ind w:left="1080" w:hanging="360"/>
       </w:pPr>
+      <w:rPr/>
     </w:lvl>
     <w:lvl w:ilvl="2">
       <w:start w:val="1"/>
@@ -9309,6 +9495,7 @@
         </w:tabs>
         <w:ind w:left="1440" w:hanging="360"/>
       </w:pPr>
+      <w:rPr/>
     </w:lvl>
     <w:lvl w:ilvl="3">
       <w:start w:val="1"/>
@@ -9321,6 +9508,7 @@
         </w:tabs>
         <w:ind w:left="1800" w:hanging="360"/>
       </w:pPr>
+      <w:rPr/>
     </w:lvl>
     <w:lvl w:ilvl="4">
       <w:start w:val="1"/>
@@ -9333,6 +9521,7 @@
         </w:tabs>
         <w:ind w:left="2160" w:hanging="360"/>
       </w:pPr>
+      <w:rPr/>
     </w:lvl>
     <w:lvl w:ilvl="5">
       <w:start w:val="1"/>
@@ -9345,6 +9534,7 @@
         </w:tabs>
         <w:ind w:left="2520" w:hanging="360"/>
       </w:pPr>
+      <w:rPr/>
     </w:lvl>
     <w:lvl w:ilvl="6">
       <w:start w:val="1"/>
@@ -9357,6 +9547,7 @@
         </w:tabs>
         <w:ind w:left="2880" w:hanging="360"/>
       </w:pPr>
+      <w:rPr/>
     </w:lvl>
     <w:lvl w:ilvl="7">
       <w:start w:val="1"/>
@@ -9369,6 +9560,7 @@
         </w:tabs>
         <w:ind w:left="3240" w:hanging="360"/>
       </w:pPr>
+      <w:rPr/>
     </w:lvl>
     <w:lvl w:ilvl="8">
       <w:start w:val="1"/>
@@ -9381,6 +9573,7 @@
         </w:tabs>
         <w:ind w:left="3600" w:hanging="360"/>
       </w:pPr>
+      <w:rPr/>
     </w:lvl>
   </w:abstractNum>
   <w:abstractNum w:abstractNumId="25">
@@ -9410,6 +9603,7 @@
         </w:tabs>
         <w:ind w:left="1080" w:hanging="360"/>
       </w:pPr>
+      <w:rPr/>
     </w:lvl>
     <w:lvl w:ilvl="2">
       <w:start w:val="1"/>
@@ -9422,6 +9616,7 @@
         </w:tabs>
         <w:ind w:left="1440" w:hanging="360"/>
       </w:pPr>
+      <w:rPr/>
     </w:lvl>
     <w:lvl w:ilvl="3">
       <w:start w:val="1"/>
@@ -9434,6 +9629,7 @@
         </w:tabs>
         <w:ind w:left="1800" w:hanging="360"/>
       </w:pPr>
+      <w:rPr/>
     </w:lvl>
     <w:lvl w:ilvl="4">
       <w:start w:val="1"/>
@@ -9446,6 +9642,7 @@
         </w:tabs>
         <w:ind w:left="2160" w:hanging="360"/>
       </w:pPr>
+      <w:rPr/>
     </w:lvl>
     <w:lvl w:ilvl="5">
       <w:start w:val="1"/>
@@ -9458,6 +9655,7 @@
         </w:tabs>
         <w:ind w:left="2520" w:hanging="360"/>
       </w:pPr>
+      <w:rPr/>
     </w:lvl>
     <w:lvl w:ilvl="6">
       <w:start w:val="1"/>
@@ -9470,6 +9668,7 @@
         </w:tabs>
         <w:ind w:left="2880" w:hanging="360"/>
       </w:pPr>
+      <w:rPr/>
     </w:lvl>
     <w:lvl w:ilvl="7">
       <w:start w:val="1"/>
@@ -9482,6 +9681,7 @@
         </w:tabs>
         <w:ind w:left="3240" w:hanging="360"/>
       </w:pPr>
+      <w:rPr/>
     </w:lvl>
     <w:lvl w:ilvl="8">
       <w:start w:val="1"/>
@@ -9494,6 +9694,7 @@
         </w:tabs>
         <w:ind w:left="3600" w:hanging="360"/>
       </w:pPr>
+      <w:rPr/>
     </w:lvl>
   </w:abstractNum>
   <w:abstractNum w:abstractNumId="26">
@@ -9523,6 +9724,7 @@
         </w:tabs>
         <w:ind w:left="1080" w:hanging="360"/>
       </w:pPr>
+      <w:rPr/>
     </w:lvl>
     <w:lvl w:ilvl="2">
       <w:start w:val="1"/>
@@ -9535,6 +9737,7 @@
         </w:tabs>
         <w:ind w:left="1440" w:hanging="360"/>
       </w:pPr>
+      <w:rPr/>
     </w:lvl>
     <w:lvl w:ilvl="3">
       <w:start w:val="1"/>
@@ -9547,6 +9750,7 @@
         </w:tabs>
         <w:ind w:left="1800" w:hanging="360"/>
       </w:pPr>
+      <w:rPr/>
     </w:lvl>
     <w:lvl w:ilvl="4">
       <w:start w:val="1"/>
@@ -9559,6 +9763,7 @@
         </w:tabs>
         <w:ind w:left="2160" w:hanging="360"/>
       </w:pPr>
+      <w:rPr/>
     </w:lvl>
     <w:lvl w:ilvl="5">
       <w:start w:val="1"/>
@@ -9571,6 +9776,7 @@
         </w:tabs>
         <w:ind w:left="2520" w:hanging="360"/>
       </w:pPr>
+      <w:rPr/>
     </w:lvl>
     <w:lvl w:ilvl="6">
       <w:start w:val="1"/>
@@ -9583,6 +9789,7 @@
         </w:tabs>
         <w:ind w:left="2880" w:hanging="360"/>
       </w:pPr>
+      <w:rPr/>
     </w:lvl>
     <w:lvl w:ilvl="7">
       <w:start w:val="1"/>
@@ -9595,6 +9802,7 @@
         </w:tabs>
         <w:ind w:left="3240" w:hanging="360"/>
       </w:pPr>
+      <w:rPr/>
     </w:lvl>
     <w:lvl w:ilvl="8">
       <w:start w:val="1"/>
@@ -9607,6 +9815,7 @@
         </w:tabs>
         <w:ind w:left="3600" w:hanging="360"/>
       </w:pPr>
+      <w:rPr/>
     </w:lvl>
   </w:abstractNum>
   <w:abstractNum w:abstractNumId="27">
@@ -9636,6 +9845,7 @@
         </w:tabs>
         <w:ind w:left="1080" w:hanging="360"/>
       </w:pPr>
+      <w:rPr/>
     </w:lvl>
     <w:lvl w:ilvl="2">
       <w:start w:val="1"/>
@@ -9648,6 +9858,7 @@
         </w:tabs>
         <w:ind w:left="1440" w:hanging="360"/>
       </w:pPr>
+      <w:rPr/>
     </w:lvl>
     <w:lvl w:ilvl="3">
       <w:start w:val="1"/>
@@ -9660,6 +9871,7 @@
         </w:tabs>
         <w:ind w:left="1800" w:hanging="360"/>
       </w:pPr>
+      <w:rPr/>
     </w:lvl>
     <w:lvl w:ilvl="4">
       <w:start w:val="1"/>
@@ -9672,6 +9884,7 @@
         </w:tabs>
         <w:ind w:left="2160" w:hanging="360"/>
       </w:pPr>
+      <w:rPr/>
     </w:lvl>
     <w:lvl w:ilvl="5">
       <w:start w:val="1"/>
@@ -9684,6 +9897,7 @@
         </w:tabs>
         <w:ind w:left="2520" w:hanging="360"/>
       </w:pPr>
+      <w:rPr/>
     </w:lvl>
     <w:lvl w:ilvl="6">
       <w:start w:val="1"/>
@@ -9696,6 +9910,7 @@
         </w:tabs>
         <w:ind w:left="2880" w:hanging="360"/>
       </w:pPr>
+      <w:rPr/>
     </w:lvl>
     <w:lvl w:ilvl="7">
       <w:start w:val="1"/>
@@ -9708,6 +9923,7 @@
         </w:tabs>
         <w:ind w:left="3240" w:hanging="360"/>
       </w:pPr>
+      <w:rPr/>
     </w:lvl>
     <w:lvl w:ilvl="8">
       <w:start w:val="1"/>
@@ -9720,6 +9936,7 @@
         </w:tabs>
         <w:ind w:left="3600" w:hanging="360"/>
       </w:pPr>
+      <w:rPr/>
     </w:lvl>
   </w:abstractNum>
   <w:abstractNum w:abstractNumId="28">
@@ -9730,9 +9947,9 @@
       <w:lvlJc w:val="left"/>
       <w:pPr>
         <w:tabs>
-          <w:tab w:val="num" w:pos="720"/>
-        </w:tabs>
-        <w:ind w:left="720" w:hanging="283"/>
+          <w:tab w:val="num" w:pos="709"/>
+        </w:tabs>
+        <w:ind w:left="709" w:hanging="283"/>
       </w:pPr>
       <w:rPr>
         <w:rFonts w:ascii="Symbol" w:hAnsi="Symbol" w:cs="Symbol" w:hint="default"/>
@@ -9740,239 +9957,126 @@
     </w:lvl>
     <w:lvl w:ilvl="1">
       <w:start w:val="1"/>
-      <w:numFmt w:val="decimal"/>
-      <w:lvlText w:val="%2."/>
-      <w:lvlJc w:val="left"/>
-      <w:pPr>
-        <w:tabs>
-          <w:tab w:val="num" w:pos="1080"/>
-        </w:tabs>
-        <w:ind w:left="1080" w:hanging="360"/>
-      </w:pPr>
+      <w:numFmt w:val="bullet"/>
+      <w:lvlText w:val=""/>
+      <w:lvlJc w:val="left"/>
+      <w:pPr>
+        <w:tabs>
+          <w:tab w:val="num" w:pos="1418"/>
+        </w:tabs>
+        <w:ind w:left="1418" w:hanging="283"/>
+      </w:pPr>
+      <w:rPr>
+        <w:rFonts w:ascii="Symbol" w:hAnsi="Symbol" w:cs="Symbol" w:hint="default"/>
+      </w:rPr>
     </w:lvl>
     <w:lvl w:ilvl="2">
       <w:start w:val="1"/>
-      <w:numFmt w:val="decimal"/>
-      <w:lvlText w:val="%3."/>
-      <w:lvlJc w:val="left"/>
-      <w:pPr>
-        <w:tabs>
-          <w:tab w:val="num" w:pos="1440"/>
-        </w:tabs>
-        <w:ind w:left="1440" w:hanging="360"/>
-      </w:pPr>
+      <w:numFmt w:val="bullet"/>
+      <w:lvlText w:val=""/>
+      <w:lvlJc w:val="left"/>
+      <w:pPr>
+        <w:tabs>
+          <w:tab w:val="num" w:pos="2127"/>
+        </w:tabs>
+        <w:ind w:left="2127" w:hanging="283"/>
+      </w:pPr>
+      <w:rPr>
+        <w:rFonts w:ascii="Symbol" w:hAnsi="Symbol" w:cs="Symbol" w:hint="default"/>
+      </w:rPr>
     </w:lvl>
     <w:lvl w:ilvl="3">
       <w:start w:val="1"/>
-      <w:numFmt w:val="decimal"/>
-      <w:lvlText w:val="%4."/>
-      <w:lvlJc w:val="left"/>
-      <w:pPr>
-        <w:tabs>
-          <w:tab w:val="num" w:pos="1800"/>
-        </w:tabs>
-        <w:ind w:left="1800" w:hanging="360"/>
-      </w:pPr>
+      <w:numFmt w:val="bullet"/>
+      <w:lvlText w:val=""/>
+      <w:lvlJc w:val="left"/>
+      <w:pPr>
+        <w:tabs>
+          <w:tab w:val="num" w:pos="2836"/>
+        </w:tabs>
+        <w:ind w:left="2836" w:hanging="283"/>
+      </w:pPr>
+      <w:rPr>
+        <w:rFonts w:ascii="Symbol" w:hAnsi="Symbol" w:cs="Symbol" w:hint="default"/>
+      </w:rPr>
     </w:lvl>
     <w:lvl w:ilvl="4">
       <w:start w:val="1"/>
-      <w:numFmt w:val="decimal"/>
-      <w:lvlText w:val="%5."/>
-      <w:lvlJc w:val="left"/>
-      <w:pPr>
-        <w:tabs>
-          <w:tab w:val="num" w:pos="2160"/>
-        </w:tabs>
-        <w:ind w:left="2160" w:hanging="360"/>
-      </w:pPr>
+      <w:numFmt w:val="bullet"/>
+      <w:lvlText w:val=""/>
+      <w:lvlJc w:val="left"/>
+      <w:pPr>
+        <w:tabs>
+          <w:tab w:val="num" w:pos="3545"/>
+        </w:tabs>
+        <w:ind w:left="3545" w:hanging="283"/>
+      </w:pPr>
+      <w:rPr>
+        <w:rFonts w:ascii="Symbol" w:hAnsi="Symbol" w:cs="Symbol" w:hint="default"/>
+      </w:rPr>
     </w:lvl>
     <w:lvl w:ilvl="5">
       <w:start w:val="1"/>
-      <w:numFmt w:val="decimal"/>
-      <w:lvlText w:val="%6."/>
-      <w:lvlJc w:val="left"/>
-      <w:pPr>
-        <w:tabs>
-          <w:tab w:val="num" w:pos="2520"/>
-        </w:tabs>
-        <w:ind w:left="2520" w:hanging="360"/>
-      </w:pPr>
+      <w:numFmt w:val="bullet"/>
+      <w:lvlText w:val=""/>
+      <w:lvlJc w:val="left"/>
+      <w:pPr>
+        <w:tabs>
+          <w:tab w:val="num" w:pos="4254"/>
+        </w:tabs>
+        <w:ind w:left="4254" w:hanging="283"/>
+      </w:pPr>
+      <w:rPr>
+        <w:rFonts w:ascii="Symbol" w:hAnsi="Symbol" w:cs="Symbol" w:hint="default"/>
+      </w:rPr>
     </w:lvl>
     <w:lvl w:ilvl="6">
       <w:start w:val="1"/>
-      <w:numFmt w:val="decimal"/>
-      <w:lvlText w:val="%7."/>
-      <w:lvlJc w:val="left"/>
-      <w:pPr>
-        <w:tabs>
-          <w:tab w:val="num" w:pos="2880"/>
-        </w:tabs>
-        <w:ind w:left="2880" w:hanging="360"/>
-      </w:pPr>
+      <w:numFmt w:val="bullet"/>
+      <w:lvlText w:val=""/>
+      <w:lvlJc w:val="left"/>
+      <w:pPr>
+        <w:tabs>
+          <w:tab w:val="num" w:pos="4963"/>
+        </w:tabs>
+        <w:ind w:left="4963" w:hanging="283"/>
+      </w:pPr>
+      <w:rPr>
+        <w:rFonts w:ascii="Symbol" w:hAnsi="Symbol" w:cs="Symbol" w:hint="default"/>
+      </w:rPr>
     </w:lvl>
     <w:lvl w:ilvl="7">
       <w:start w:val="1"/>
-      <w:numFmt w:val="decimal"/>
-      <w:lvlText w:val="%8."/>
-      <w:lvlJc w:val="left"/>
-      <w:pPr>
-        <w:tabs>
-          <w:tab w:val="num" w:pos="3240"/>
-        </w:tabs>
-        <w:ind w:left="3240" w:hanging="360"/>
-      </w:pPr>
+      <w:numFmt w:val="bullet"/>
+      <w:lvlText w:val=""/>
+      <w:lvlJc w:val="left"/>
+      <w:pPr>
+        <w:tabs>
+          <w:tab w:val="num" w:pos="5672"/>
+        </w:tabs>
+        <w:ind w:left="5672" w:hanging="283"/>
+      </w:pPr>
+      <w:rPr>
+        <w:rFonts w:ascii="Symbol" w:hAnsi="Symbol" w:cs="Symbol" w:hint="default"/>
+      </w:rPr>
     </w:lvl>
     <w:lvl w:ilvl="8">
       <w:start w:val="1"/>
-      <w:numFmt w:val="decimal"/>
-      <w:lvlText w:val="%9."/>
-      <w:lvlJc w:val="left"/>
-      <w:pPr>
-        <w:tabs>
-          <w:tab w:val="num" w:pos="3600"/>
-        </w:tabs>
-        <w:ind w:left="3600" w:hanging="360"/>
-      </w:pPr>
+      <w:numFmt w:val="bullet"/>
+      <w:lvlText w:val=""/>
+      <w:lvlJc w:val="left"/>
+      <w:pPr>
+        <w:tabs>
+          <w:tab w:val="num" w:pos="6381"/>
+        </w:tabs>
+        <w:ind w:left="6381" w:hanging="283"/>
+      </w:pPr>
+      <w:rPr>
+        <w:rFonts w:ascii="Symbol" w:hAnsi="Symbol" w:cs="Symbol" w:hint="default"/>
+      </w:rPr>
     </w:lvl>
   </w:abstractNum>
   <w:abstractNum w:abstractNumId="29">
-    <w:lvl w:ilvl="0">
-      <w:start w:val="1"/>
-      <w:numFmt w:val="bullet"/>
-      <w:lvlText w:val=""/>
-      <w:lvlJc w:val="left"/>
-      <w:pPr>
-        <w:tabs>
-          <w:tab w:val="num" w:pos="709"/>
-        </w:tabs>
-        <w:ind w:left="709" w:hanging="283"/>
-      </w:pPr>
-      <w:rPr>
-        <w:rFonts w:ascii="Symbol" w:hAnsi="Symbol" w:cs="Symbol" w:hint="default"/>
-      </w:rPr>
-    </w:lvl>
-    <w:lvl w:ilvl="1">
-      <w:start w:val="1"/>
-      <w:numFmt w:val="bullet"/>
-      <w:lvlText w:val=""/>
-      <w:lvlJc w:val="left"/>
-      <w:pPr>
-        <w:tabs>
-          <w:tab w:val="num" w:pos="1418"/>
-        </w:tabs>
-        <w:ind w:left="1418" w:hanging="283"/>
-      </w:pPr>
-      <w:rPr>
-        <w:rFonts w:ascii="Symbol" w:hAnsi="Symbol" w:cs="Symbol" w:hint="default"/>
-      </w:rPr>
-    </w:lvl>
-    <w:lvl w:ilvl="2">
-      <w:start w:val="1"/>
-      <w:numFmt w:val="bullet"/>
-      <w:lvlText w:val=""/>
-      <w:lvlJc w:val="left"/>
-      <w:pPr>
-        <w:tabs>
-          <w:tab w:val="num" w:pos="2127"/>
-        </w:tabs>
-        <w:ind w:left="2127" w:hanging="283"/>
-      </w:pPr>
-      <w:rPr>
-        <w:rFonts w:ascii="Symbol" w:hAnsi="Symbol" w:cs="Symbol" w:hint="default"/>
-      </w:rPr>
-    </w:lvl>
-    <w:lvl w:ilvl="3">
-      <w:start w:val="1"/>
-      <w:numFmt w:val="bullet"/>
-      <w:lvlText w:val=""/>
-      <w:lvlJc w:val="left"/>
-      <w:pPr>
-        <w:tabs>
-          <w:tab w:val="num" w:pos="2836"/>
-        </w:tabs>
-        <w:ind w:left="2836" w:hanging="283"/>
-      </w:pPr>
-      <w:rPr>
-        <w:rFonts w:ascii="Symbol" w:hAnsi="Symbol" w:cs="Symbol" w:hint="default"/>
-      </w:rPr>
-    </w:lvl>
-    <w:lvl w:ilvl="4">
-      <w:start w:val="1"/>
-      <w:numFmt w:val="bullet"/>
-      <w:lvlText w:val=""/>
-      <w:lvlJc w:val="left"/>
-      <w:pPr>
-        <w:tabs>
-          <w:tab w:val="num" w:pos="3545"/>
-        </w:tabs>
-        <w:ind w:left="3545" w:hanging="283"/>
-      </w:pPr>
-      <w:rPr>
-        <w:rFonts w:ascii="Symbol" w:hAnsi="Symbol" w:cs="Symbol" w:hint="default"/>
-      </w:rPr>
-    </w:lvl>
-    <w:lvl w:ilvl="5">
-      <w:start w:val="1"/>
-      <w:numFmt w:val="bullet"/>
-      <w:lvlText w:val=""/>
-      <w:lvlJc w:val="left"/>
-      <w:pPr>
-        <w:tabs>
-          <w:tab w:val="num" w:pos="4254"/>
-        </w:tabs>
-        <w:ind w:left="4254" w:hanging="283"/>
-      </w:pPr>
-      <w:rPr>
-        <w:rFonts w:ascii="Symbol" w:hAnsi="Symbol" w:cs="Symbol" w:hint="default"/>
-      </w:rPr>
-    </w:lvl>
-    <w:lvl w:ilvl="6">
-      <w:start w:val="1"/>
-      <w:numFmt w:val="bullet"/>
-      <w:lvlText w:val=""/>
-      <w:lvlJc w:val="left"/>
-      <w:pPr>
-        <w:tabs>
-          <w:tab w:val="num" w:pos="4963"/>
-        </w:tabs>
-        <w:ind w:left="4963" w:hanging="283"/>
-      </w:pPr>
-      <w:rPr>
-        <w:rFonts w:ascii="Symbol" w:hAnsi="Symbol" w:cs="Symbol" w:hint="default"/>
-      </w:rPr>
-    </w:lvl>
-    <w:lvl w:ilvl="7">
-      <w:start w:val="1"/>
-      <w:numFmt w:val="bullet"/>
-      <w:lvlText w:val=""/>
-      <w:lvlJc w:val="left"/>
-      <w:pPr>
-        <w:tabs>
-          <w:tab w:val="num" w:pos="5672"/>
-        </w:tabs>
-        <w:ind w:left="5672" w:hanging="283"/>
-      </w:pPr>
-      <w:rPr>
-        <w:rFonts w:ascii="Symbol" w:hAnsi="Symbol" w:cs="Symbol" w:hint="default"/>
-      </w:rPr>
-    </w:lvl>
-    <w:lvl w:ilvl="8">
-      <w:start w:val="1"/>
-      <w:numFmt w:val="bullet"/>
-      <w:lvlText w:val=""/>
-      <w:lvlJc w:val="left"/>
-      <w:pPr>
-        <w:tabs>
-          <w:tab w:val="num" w:pos="6381"/>
-        </w:tabs>
-        <w:ind w:left="6381" w:hanging="283"/>
-      </w:pPr>
-      <w:rPr>
-        <w:rFonts w:ascii="Symbol" w:hAnsi="Symbol" w:cs="Symbol" w:hint="default"/>
-      </w:rPr>
-    </w:lvl>
-  </w:abstractNum>
-  <w:abstractNum w:abstractNumId="30">
     <w:lvl w:ilvl="0">
       <w:start w:val="1"/>
       <w:numFmt w:val="none"/>
@@ -10177,9 +10281,6 @@
   </w:num>
   <w:num w:numId="29">
     <w:abstractNumId w:val="29"/>
-  </w:num>
-  <w:num w:numId="30">
-    <w:abstractNumId w:val="30"/>
   </w:num>
 </w:numbering>
 </file>
@@ -10579,6 +10680,7 @@
     <w:qFormat/>
     <w:pPr>
       <w:widowControl/>
+      <w:suppressAutoHyphens w:val="true"/>
       <w:bidi w:val="0"/>
       <w:spacing w:lineRule="auto" w:line="259" w:before="0" w:after="160"/>
       <w:jc w:val="left"/>
@@ -10748,10 +10850,7 @@
   </w:style>
   <w:style w:type="character" w:styleId="Strong">
     <w:name w:val="Strong"/>
-    <w:basedOn w:val="DefaultParagraphFont"/>
-    <w:uiPriority w:val="22"/>
     <w:qFormat/>
-    <w:rsid w:val="00c473c6"/>
     <w:rPr>
       <w:b/>
       <w:bCs/>
@@ -10794,14 +10893,6 @@
     <w:qFormat/>
     <w:rPr>
       <w:rFonts w:ascii="OpenSymbol" w:hAnsi="OpenSymbol" w:eastAsia="OpenSymbol" w:cs="OpenSymbol"/>
-    </w:rPr>
-  </w:style>
-  <w:style w:type="character" w:styleId="StrongEmphasis">
-    <w:name w:val="Strong"/>
-    <w:qFormat/>
-    <w:rPr>
-      <w:b/>
-      <w:bCs/>
     </w:rPr>
   </w:style>
   <w:style w:type="paragraph" w:styleId="Heading">

--- a/SE-Assignments/Assignment-8/SRS_02.docx
+++ b/SE-Assignments/Assignment-8/SRS_02.docx
@@ -1587,7 +1587,7 @@
           </mc:Choice>
           <mc:Fallback>
             <w:pict>
-              <v:rect id="shape_0" ID="Shape2" path="m0,0l-2147483645,0l-2147483645,-2147483646l0,-2147483646xe" fillcolor="#a0a0a0" stroked="f" o:allowincell="f" style="position:absolute;margin-left:0pt;margin-top:74.2pt;width:451.25pt;height:1.45pt;mso-wrap-style:none;v-text-anchor:middle">
+              <v:rect id="shape_0" ID="Shape2" path="m0,0l-2147483645,0l-2147483645,-2147483646l0,-2147483646xe" fillcolor="#a0a0a0" stroked="f" o:allowincell="f" style="position:absolute;margin-left:0pt;margin-top:-1.55pt;width:451.25pt;height:1.45pt;mso-wrap-style:none;v-text-anchor:middle;mso-position-vertical:top">
                 <v:fill o:detectmouseclick="t" type="solid" color2="#5f5f5f"/>
                 <v:stroke color="#3465a4" joinstyle="round" endcap="flat"/>
                 <w10:wrap type="square"/>
@@ -1614,7 +1614,10 @@
         </w:rPr>
       </w:pPr>
       <w:r>
-        <w:rPr/>
+        <w:rPr>
+          <w:sz w:val="26"/>
+          <w:szCs w:val="26"/>
+        </w:rPr>
       </w:r>
     </w:p>
     <w:p>
@@ -1634,7 +1637,10 @@
         </w:rPr>
       </w:pPr>
       <w:r>
-        <w:rPr/>
+        <w:rPr>
+          <w:sz w:val="26"/>
+          <w:szCs w:val="26"/>
+        </w:rPr>
       </w:r>
     </w:p>
     <w:p>
@@ -2122,7 +2128,7 @@
           </mc:Choice>
           <mc:Fallback>
             <w:pict>
-              <v:rect id="shape_0" ID="Shape3" path="m0,0l-2147483645,0l-2147483645,-2147483646l0,-2147483646xe" fillcolor="#a0a0a0" stroked="f" o:allowincell="f" style="position:absolute;margin-left:0pt;margin-top:-3.55pt;width:451.25pt;height:1.45pt;mso-wrap-style:none;v-text-anchor:middle">
+              <v:rect id="shape_0" ID="Shape3" path="m0,0l-2147483645,0l-2147483645,-2147483646l0,-2147483646xe" fillcolor="#a0a0a0" stroked="f" o:allowincell="f" style="position:absolute;margin-left:0pt;margin-top:-15.55pt;width:451.25pt;height:1.45pt;mso-wrap-style:none;v-text-anchor:middle;mso-position-vertical:top">
                 <v:fill o:detectmouseclick="t" type="solid" color2="#5f5f5f"/>
                 <v:stroke color="#3465a4" joinstyle="round" endcap="flat"/>
                 <w10:wrap type="square"/>
@@ -2855,7 +2861,7 @@
           <w:lang w:eastAsia="en-GB"/>
         </w:rPr>
         <w:drawing>
-          <wp:anchor behindDoc="0" distT="0" distB="0" distL="0" distR="0" simplePos="0" locked="0" layoutInCell="0" allowOverlap="1" relativeHeight="7">
+          <wp:anchor behindDoc="0" distT="0" distB="0" distL="0" distR="0" simplePos="0" locked="0" layoutInCell="0" allowOverlap="1" relativeHeight="6">
             <wp:simplePos x="0" y="0"/>
             <wp:positionH relativeFrom="column">
               <wp:align>center</wp:align>
@@ -3103,7 +3109,12 @@
         </w:rPr>
       </w:pPr>
       <w:r>
-        <w:rPr/>
+        <w:rPr>
+          <w:rFonts w:eastAsia="Times New Roman" w:cs="Times New Roman" w:ascii="Times New Roman" w:hAnsi="Times New Roman"/>
+          <w:sz w:val="20"/>
+          <w:szCs w:val="24"/>
+          <w:lang w:eastAsia="en-GB"/>
+        </w:rPr>
       </w:r>
     </w:p>
     <w:p>
@@ -3292,7 +3303,7 @@
           <w:lang w:eastAsia="en-GB"/>
         </w:rPr>
         <w:drawing>
-          <wp:anchor behindDoc="0" distT="0" distB="0" distL="0" distR="0" simplePos="0" locked="0" layoutInCell="0" allowOverlap="1" relativeHeight="8">
+          <wp:anchor behindDoc="0" distT="0" distB="0" distL="0" distR="0" simplePos="0" locked="0" layoutInCell="0" allowOverlap="1" relativeHeight="7">
             <wp:simplePos x="0" y="0"/>
             <wp:positionH relativeFrom="column">
               <wp:align>center</wp:align>
@@ -3937,7 +3948,7 @@
           <w:lang w:eastAsia="en-GB"/>
         </w:rPr>
         <w:drawing>
-          <wp:anchor behindDoc="0" distT="0" distB="0" distL="0" distR="0" simplePos="0" locked="0" layoutInCell="0" allowOverlap="1" relativeHeight="9">
+          <wp:anchor behindDoc="0" distT="0" distB="0" distL="0" distR="0" simplePos="0" locked="0" layoutInCell="0" allowOverlap="1" relativeHeight="8">
             <wp:simplePos x="0" y="0"/>
             <wp:positionH relativeFrom="column">
               <wp:align>center</wp:align>
@@ -4164,7 +4175,12 @@
         </w:rPr>
       </w:pPr>
       <w:r>
-        <w:rPr/>
+        <w:rPr>
+          <w:rFonts w:eastAsia="Times New Roman" w:cs="Times New Roman" w:ascii="Times New Roman" w:hAnsi="Times New Roman"/>
+          <w:sz w:val="20"/>
+          <w:szCs w:val="24"/>
+          <w:lang w:eastAsia="en-GB"/>
+        </w:rPr>
       </w:r>
     </w:p>
     <w:p>
@@ -4440,7 +4456,7 @@
           <w:lang w:eastAsia="en-GB"/>
         </w:rPr>
         <w:drawing>
-          <wp:anchor behindDoc="0" distT="0" distB="0" distL="0" distR="0" simplePos="0" locked="0" layoutInCell="0" allowOverlap="1" relativeHeight="10">
+          <wp:anchor behindDoc="0" distT="0" distB="0" distL="0" distR="0" simplePos="0" locked="0" layoutInCell="0" allowOverlap="1" relativeHeight="9">
             <wp:simplePos x="0" y="0"/>
             <wp:positionH relativeFrom="column">
               <wp:posOffset>1309370</wp:posOffset>
@@ -4873,6 +4889,31 @@
     <w:p>
       <w:pPr>
         <w:pStyle w:val="Normal"/>
+        <w:spacing w:lineRule="auto" w:line="240" w:before="0" w:after="0"/>
+        <w:jc w:val="center"/>
+        <w:rPr>
+          <w:b w:val="false"/>
+          <w:b w:val="false"/>
+          <w:bCs w:val="false"/>
+          <w:sz w:val="24"/>
+          <w:szCs w:val="24"/>
+        </w:rPr>
+      </w:pPr>
+      <w:r>
+        <w:rPr>
+          <w:rFonts w:eastAsia="Times New Roman" w:cs="Times New Roman" w:ascii="Times New Roman" w:hAnsi="Times New Roman"/>
+          <w:b w:val="false"/>
+          <w:bCs w:val="false"/>
+          <w:sz w:val="24"/>
+          <w:szCs w:val="24"/>
+          <w:lang w:eastAsia="en-GB"/>
+        </w:rPr>
+        <w:t>Figure: State Diagram</w:t>
+      </w:r>
+    </w:p>
+    <w:p>
+      <w:pPr>
+        <w:pStyle w:val="Normal"/>
         <w:numPr>
           <w:ilvl w:val="0"/>
           <w:numId w:val="0"/>
@@ -4886,45 +4927,16 @@
           <w:b/>
           <w:b/>
           <w:bCs/>
-          <w:sz w:val="36"/>
-          <w:szCs w:val="36"/>
-          <w:lang w:eastAsia="en-GB"/>
-        </w:rPr>
-      </w:pPr>
-      <w:r>
-        <w:rPr>
-          <w:rFonts w:eastAsia="Times New Roman" w:cs="Times New Roman" w:ascii="Times New Roman" w:hAnsi="Times New Roman"/>
-          <w:b/>
-          <w:bCs/>
-          <w:sz w:val="36"/>
-          <w:szCs w:val="36"/>
-          <w:lang w:eastAsia="en-GB"/>
-        </w:rPr>
-      </w:r>
-    </w:p>
-    <w:p>
-      <w:pPr>
-        <w:pStyle w:val="Normal"/>
-        <w:spacing w:lineRule="auto" w:line="240" w:before="0" w:after="0"/>
-        <w:jc w:val="center"/>
-        <w:rPr>
-          <w:b w:val="false"/>
-          <w:b w:val="false"/>
-          <w:bCs w:val="false"/>
-          <w:sz w:val="24"/>
-          <w:szCs w:val="24"/>
-        </w:rPr>
-      </w:pPr>
-      <w:r>
-        <w:rPr>
-          <w:rFonts w:eastAsia="Times New Roman" w:cs="Times New Roman" w:ascii="Times New Roman" w:hAnsi="Times New Roman"/>
-          <w:b w:val="false"/>
-          <w:bCs w:val="false"/>
-          <w:sz w:val="24"/>
-          <w:szCs w:val="24"/>
-          <w:lang w:eastAsia="en-GB"/>
-        </w:rPr>
-        <w:t>Figure: State Diagram</w:t>
+          <w:lang w:eastAsia="en-GB"/>
+        </w:rPr>
+      </w:pPr>
+      <w:r>
+        <w:rPr>
+          <w:rFonts w:eastAsia="Times New Roman" w:cs="Times New Roman" w:ascii="Times New Roman" w:hAnsi="Times New Roman"/>
+          <w:b/>
+          <w:bCs/>
+          <w:lang w:eastAsia="en-GB"/>
+        </w:rPr>
       </w:r>
     </w:p>
     <w:p>
@@ -5079,20 +5091,12 @@
         <w:jc w:val="both"/>
         <w:outlineLvl w:val="1"/>
         <w:rPr>
-          <w:rFonts w:ascii="Times New Roman" w:hAnsi="Times New Roman" w:eastAsia="Times New Roman" w:cs="Times New Roman"/>
-          <w:b/>
-          <w:b/>
-          <w:bCs/>
-          <w:lang w:eastAsia="en-GB"/>
-        </w:rPr>
-      </w:pPr>
-      <w:r>
-        <w:rPr>
-          <w:rFonts w:eastAsia="Times New Roman" w:cs="Times New Roman" w:ascii="Times New Roman" w:hAnsi="Times New Roman"/>
-          <w:b/>
-          <w:bCs/>
-          <w:lang w:eastAsia="en-GB"/>
-        </w:rPr>
+          <w:sz w:val="28"/>
+          <w:szCs w:val="28"/>
+        </w:rPr>
+      </w:pPr>
+      <w:r>
+        <w:rPr/>
       </w:r>
     </w:p>
     <w:p>
@@ -5107,20 +5111,12 @@
         <w:jc w:val="both"/>
         <w:outlineLvl w:val="1"/>
         <w:rPr>
-          <w:rFonts w:ascii="Times New Roman" w:hAnsi="Times New Roman" w:eastAsia="Times New Roman" w:cs="Times New Roman"/>
-          <w:b/>
-          <w:b/>
-          <w:bCs/>
-          <w:lang w:eastAsia="en-GB"/>
-        </w:rPr>
-      </w:pPr>
-      <w:r>
-        <w:rPr>
-          <w:rFonts w:eastAsia="Times New Roman" w:cs="Times New Roman" w:ascii="Times New Roman" w:hAnsi="Times New Roman"/>
-          <w:b/>
-          <w:bCs/>
-          <w:lang w:eastAsia="en-GB"/>
-        </w:rPr>
+          <w:sz w:val="28"/>
+          <w:szCs w:val="28"/>
+        </w:rPr>
+      </w:pPr>
+      <w:r>
+        <w:rPr/>
       </w:r>
     </w:p>
     <w:p>
@@ -5148,7 +5144,7 @@
           <w:szCs w:val="28"/>
           <w:lang w:eastAsia="en-GB"/>
         </w:rPr>
-        <w:t>6. Additional Considerations</w:t>
+        <w:t>6. Other Requirements</w:t>
       </w:r>
     </w:p>
     <w:p>
@@ -5918,255 +5914,1044 @@
           <w:szCs w:val="24"/>
         </w:rPr>
         <w:t xml:space="preserve"> to help students choose the best times and places for studying.</w:t>
-      </w:r>
-    </w:p>
-    <w:p>
-      <w:pPr>
-        <w:pStyle w:val="Normal"/>
-        <w:spacing w:lineRule="auto" w:line="240" w:beforeAutospacing="1" w:afterAutospacing="1"/>
-        <w:jc w:val="both"/>
-        <w:rPr>
-          <w:rFonts w:ascii="Times new roman" w:hAnsi="Times new roman" w:cs="Times New Roman"/>
-          <w:sz w:val="24"/>
-          <w:szCs w:val="24"/>
-        </w:rPr>
-      </w:pPr>
-      <w:r>
-        <w:rPr>
-          <w:rFonts w:cs="Times New Roman" w:ascii="Times new roman" w:hAnsi="Times new roman"/>
-          <w:sz w:val="24"/>
-          <w:szCs w:val="24"/>
-        </w:rPr>
-      </w:r>
-    </w:p>
-    <w:p>
-      <w:pPr>
-        <w:pStyle w:val="Normal"/>
-        <w:spacing w:lineRule="auto" w:line="240" w:before="0" w:after="0"/>
-        <w:jc w:val="both"/>
-        <w:rPr>
-          <w:rFonts w:ascii="Times New Roman" w:hAnsi="Times New Roman" w:eastAsia="Times New Roman" w:cs="Times New Roman"/>
-          <w:sz w:val="28"/>
-          <w:szCs w:val="24"/>
-          <w:lang w:eastAsia="en-GB"/>
+        <w:br/>
+      </w:r>
+    </w:p>
+    <w:p>
+      <w:pPr>
+        <w:pStyle w:val="TextBody"/>
+        <w:tabs>
+          <w:tab w:val="clear" w:pos="720"/>
+          <w:tab w:val="left" w:pos="0" w:leader="none"/>
+        </w:tabs>
+        <w:ind w:hanging="0"/>
+        <w:rPr>
+          <w:rStyle w:val="StrongEmphasis"/>
+          <w:rFonts w:ascii="Times new roman" w:hAnsi="Times new roman"/>
+          <w:sz w:val="24"/>
+          <w:szCs w:val="24"/>
         </w:rPr>
       </w:pPr>
       <w:r>
         <w:rPr/>
-        <mc:AlternateContent>
-          <mc:Choice Requires="wps">
-            <w:drawing>
-              <wp:inline distT="0" distB="0" distL="0" distR="0">
-                <wp:extent cx="5731510" cy="19050"/>
-                <wp:effectExtent l="0" t="0" r="0" b="0"/>
-                <wp:docPr id="9" name="Shape5"/>
-                <a:graphic xmlns:a="http://schemas.openxmlformats.org/drawingml/2006/main">
-                  <a:graphicData uri="http://schemas.microsoft.com/office/word/2010/wordprocessingShape">
-                    <wps:wsp>
-                      <wps:cNvSpPr/>
-                      <wps:spPr>
-                        <a:xfrm>
-                          <a:off x="0" y="0"/>
-                          <a:ext cx="5731560" cy="19080"/>
-                        </a:xfrm>
-                        <a:prstGeom prst="rect">
-                          <a:avLst/>
-                        </a:prstGeom>
-                        <a:solidFill>
-                          <a:srgbClr val="a0a0a0"/>
-                        </a:solidFill>
-                        <a:ln w="0">
-                          <a:noFill/>
-                        </a:ln>
-                      </wps:spPr>
-                      <wps:style>
-                        <a:lnRef idx="0"/>
-                        <a:fillRef idx="0"/>
-                        <a:effectRef idx="0"/>
-                        <a:fontRef idx="minor"/>
-                      </wps:style>
-                      <wps:bodyPr/>
-                    </wps:wsp>
-                  </a:graphicData>
-                </a:graphic>
-                <wp14:sizeRelH relativeFrom="page">
-                  <wp14:pctWidth>100000</wp14:pctWidth>
-                </wp14:sizeRelH>
-              </wp:inline>
-            </w:drawing>
-          </mc:Choice>
-          <mc:Fallback>
-            <w:pict>
-              <v:rect id="shape_0" ID="Shape5" path="m0,0l-2147483645,0l-2147483645,-2147483646l0,-2147483646xe" fillcolor="#a0a0a0" stroked="f" o:allowincell="f" style="position:absolute;margin-left:0pt;margin-top:-1.55pt;width:451.25pt;height:1.45pt;mso-wrap-style:none;v-text-anchor:middle;mso-position-vertical:top">
-                <v:fill o:detectmouseclick="t" type="solid" color2="#5f5f5f"/>
-                <v:stroke color="#3465a4" joinstyle="round" endcap="flat"/>
-                <w10:wrap type="square"/>
-              </v:rect>
-            </w:pict>
-          </mc:Fallback>
-        </mc:AlternateContent>
-      </w:r>
-    </w:p>
-    <w:p>
-      <w:pPr>
-        <w:pStyle w:val="Normal"/>
+      </w:r>
+    </w:p>
+    <w:p>
+      <w:pPr>
+        <w:pStyle w:val="TextBody"/>
         <w:numPr>
           <w:ilvl w:val="0"/>
           <w:numId w:val="0"/>
         </w:numPr>
+        <w:tabs>
+          <w:tab w:val="clear" w:pos="720"/>
+          <w:tab w:val="left" w:pos="0" w:leader="none"/>
+        </w:tabs>
+        <w:ind w:hanging="0"/>
+        <w:rPr/>
+      </w:pPr>
+      <w:r>
+        <w:rPr>
+          <w:rStyle w:val="StrongEmphasis"/>
+          <w:rFonts w:ascii="Times new roman" w:hAnsi="Times new roman"/>
+          <w:sz w:val="28"/>
+          <w:szCs w:val="28"/>
+        </w:rPr>
+        <w:t>Appendix A: Glossary</w:t>
+      </w:r>
+    </w:p>
+    <w:p>
+      <w:pPr>
+        <w:pStyle w:val="TextBody"/>
+        <w:tabs>
+          <w:tab w:val="clear" w:pos="720"/>
+          <w:tab w:val="left" w:pos="0" w:leader="none"/>
+        </w:tabs>
+        <w:ind w:hanging="0"/>
+        <w:rPr>
+          <w:rStyle w:val="StrongEmphasis"/>
+          <w:rFonts w:ascii="Times new roman" w:hAnsi="Times new roman"/>
+          <w:sz w:val="28"/>
+          <w:szCs w:val="28"/>
+        </w:rPr>
+      </w:pPr>
+      <w:r>
+        <w:rPr/>
+      </w:r>
+    </w:p>
+    <w:tbl>
+      <w:tblPr>
+        <w:tblW w:w="10015" w:type="dxa"/>
+        <w:jc w:val="left"/>
+        <w:tblInd w:w="-304" w:type="dxa"/>
+        <w:tblLayout w:type="fixed"/>
+        <w:tblCellMar>
+          <w:top w:w="28" w:type="dxa"/>
+          <w:left w:w="28" w:type="dxa"/>
+          <w:bottom w:w="28" w:type="dxa"/>
+          <w:right w:w="28" w:type="dxa"/>
+        </w:tblCellMar>
+      </w:tblPr>
+      <w:tblGrid>
+        <w:gridCol w:w="1821"/>
+        <w:gridCol w:w="8194"/>
+      </w:tblGrid>
+      <w:tr>
+        <w:trPr>
+          <w:tblHeader w:val="true"/>
+        </w:trPr>
+        <w:tc>
+          <w:tcPr>
+            <w:tcW w:w="1821" w:type="dxa"/>
+            <w:tcBorders/>
+            <w:vAlign w:val="center"/>
+          </w:tcPr>
+          <w:p>
+            <w:pPr>
+              <w:pStyle w:val="TableHeading"/>
+              <w:spacing w:before="0" w:after="160"/>
+              <w:rPr>
+                <w:rFonts w:ascii="Tims new roman" w:hAnsi="Tims new roman"/>
+                <w:sz w:val="22"/>
+                <w:szCs w:val="22"/>
+              </w:rPr>
+            </w:pPr>
+            <w:r>
+              <w:rPr>
+                <w:rFonts w:ascii="Tims new roman" w:hAnsi="Tims new roman"/>
+                <w:sz w:val="22"/>
+                <w:szCs w:val="22"/>
+              </w:rPr>
+              <w:t>Term</w:t>
+            </w:r>
+          </w:p>
+        </w:tc>
+        <w:tc>
+          <w:tcPr>
+            <w:tcW w:w="8194" w:type="dxa"/>
+            <w:tcBorders/>
+            <w:vAlign w:val="center"/>
+          </w:tcPr>
+          <w:p>
+            <w:pPr>
+              <w:pStyle w:val="TableHeading"/>
+              <w:spacing w:before="0" w:after="160"/>
+              <w:rPr>
+                <w:rFonts w:ascii="Tims new roman" w:hAnsi="Tims new roman"/>
+                <w:sz w:val="22"/>
+                <w:szCs w:val="22"/>
+              </w:rPr>
+            </w:pPr>
+            <w:r>
+              <w:rPr>
+                <w:rFonts w:ascii="Tims new roman" w:hAnsi="Tims new roman"/>
+                <w:sz w:val="22"/>
+                <w:szCs w:val="22"/>
+              </w:rPr>
+              <w:t>Defination</w:t>
+            </w:r>
+          </w:p>
+        </w:tc>
+      </w:tr>
+      <w:tr>
+        <w:trPr/>
+        <w:tc>
+          <w:tcPr>
+            <w:tcW w:w="1821" w:type="dxa"/>
+            <w:tcBorders/>
+            <w:vAlign w:val="center"/>
+          </w:tcPr>
+          <w:p>
+            <w:pPr>
+              <w:pStyle w:val="TableContents"/>
+              <w:spacing w:before="0" w:after="160"/>
+              <w:jc w:val="left"/>
+              <w:rPr/>
+            </w:pPr>
+            <w:r>
+              <w:rPr>
+                <w:rStyle w:val="StrongEmphasis"/>
+                <w:rFonts w:ascii="Tims new roman" w:hAnsi="Tims new roman"/>
+                <w:sz w:val="22"/>
+                <w:szCs w:val="22"/>
+              </w:rPr>
+              <w:t xml:space="preserve"> </w:t>
+            </w:r>
+            <w:r>
+              <w:rPr>
+                <w:rStyle w:val="StrongEmphasis"/>
+                <w:rFonts w:ascii="Tims new roman" w:hAnsi="Tims new roman"/>
+                <w:sz w:val="22"/>
+                <w:szCs w:val="22"/>
+              </w:rPr>
+              <w:t>CPS</w:t>
+            </w:r>
+          </w:p>
+        </w:tc>
+        <w:tc>
+          <w:tcPr>
+            <w:tcW w:w="8194" w:type="dxa"/>
+            <w:tcBorders/>
+            <w:vAlign w:val="center"/>
+          </w:tcPr>
+          <w:p>
+            <w:pPr>
+              <w:pStyle w:val="TableContents"/>
+              <w:spacing w:before="0" w:after="160"/>
+              <w:rPr>
+                <w:rFonts w:ascii="Tims new roman" w:hAnsi="Tims new roman"/>
+                <w:sz w:val="22"/>
+                <w:szCs w:val="22"/>
+              </w:rPr>
+            </w:pPr>
+            <w:r>
+              <w:rPr>
+                <w:rFonts w:ascii="Tims new roman" w:hAnsi="Tims new roman"/>
+                <w:sz w:val="22"/>
+                <w:szCs w:val="22"/>
+              </w:rPr>
+              <w:t>Cyber-Physical System: Integration of computation with physical processes.</w:t>
+            </w:r>
+          </w:p>
+        </w:tc>
+      </w:tr>
+      <w:tr>
+        <w:trPr/>
+        <w:tc>
+          <w:tcPr>
+            <w:tcW w:w="1821" w:type="dxa"/>
+            <w:tcBorders/>
+            <w:vAlign w:val="center"/>
+          </w:tcPr>
+          <w:p>
+            <w:pPr>
+              <w:pStyle w:val="TableContents"/>
+              <w:spacing w:before="0" w:after="160"/>
+              <w:jc w:val="left"/>
+              <w:rPr/>
+            </w:pPr>
+            <w:r>
+              <w:rPr>
+                <w:rStyle w:val="StrongEmphasis"/>
+                <w:rFonts w:ascii="Tims new roman" w:hAnsi="Tims new roman"/>
+                <w:sz w:val="22"/>
+                <w:szCs w:val="22"/>
+              </w:rPr>
+              <w:t>SRAMS</w:t>
+            </w:r>
+          </w:p>
+        </w:tc>
+        <w:tc>
+          <w:tcPr>
+            <w:tcW w:w="8194" w:type="dxa"/>
+            <w:tcBorders/>
+            <w:vAlign w:val="center"/>
+          </w:tcPr>
+          <w:p>
+            <w:pPr>
+              <w:pStyle w:val="TableContents"/>
+              <w:spacing w:before="0" w:after="160"/>
+              <w:rPr>
+                <w:rFonts w:ascii="Tims new roman" w:hAnsi="Tims new roman"/>
+                <w:sz w:val="22"/>
+                <w:szCs w:val="22"/>
+              </w:rPr>
+            </w:pPr>
+            <w:r>
+              <w:rPr>
+                <w:rFonts w:ascii="Tims new roman" w:hAnsi="Tims new roman"/>
+                <w:sz w:val="22"/>
+                <w:szCs w:val="22"/>
+              </w:rPr>
+              <w:t>Smart Student Routine Management System.</w:t>
+            </w:r>
+          </w:p>
+        </w:tc>
+      </w:tr>
+      <w:tr>
+        <w:trPr/>
+        <w:tc>
+          <w:tcPr>
+            <w:tcW w:w="1821" w:type="dxa"/>
+            <w:tcBorders/>
+            <w:vAlign w:val="center"/>
+          </w:tcPr>
+          <w:p>
+            <w:pPr>
+              <w:pStyle w:val="TableContents"/>
+              <w:spacing w:before="0" w:after="160"/>
+              <w:jc w:val="left"/>
+              <w:rPr/>
+            </w:pPr>
+            <w:r>
+              <w:rPr>
+                <w:rStyle w:val="StrongEmphasis"/>
+                <w:rFonts w:ascii="Tims new roman" w:hAnsi="Tims new roman"/>
+                <w:sz w:val="22"/>
+                <w:szCs w:val="22"/>
+              </w:rPr>
+              <w:t>IoT</w:t>
+            </w:r>
+          </w:p>
+        </w:tc>
+        <w:tc>
+          <w:tcPr>
+            <w:tcW w:w="8194" w:type="dxa"/>
+            <w:tcBorders/>
+            <w:vAlign w:val="center"/>
+          </w:tcPr>
+          <w:p>
+            <w:pPr>
+              <w:pStyle w:val="TableContents"/>
+              <w:spacing w:before="0" w:after="160"/>
+              <w:rPr>
+                <w:rFonts w:ascii="Tims new roman" w:hAnsi="Tims new roman"/>
+                <w:sz w:val="22"/>
+                <w:szCs w:val="22"/>
+              </w:rPr>
+            </w:pPr>
+            <w:r>
+              <w:rPr>
+                <w:rFonts w:ascii="Tims new roman" w:hAnsi="Tims new roman"/>
+                <w:sz w:val="22"/>
+                <w:szCs w:val="22"/>
+              </w:rPr>
+              <w:t>Internet of Things: Physical objects embedded with sensors and connected over the internet.</w:t>
+            </w:r>
+          </w:p>
+        </w:tc>
+      </w:tr>
+      <w:tr>
+        <w:trPr/>
+        <w:tc>
+          <w:tcPr>
+            <w:tcW w:w="1821" w:type="dxa"/>
+            <w:tcBorders/>
+            <w:vAlign w:val="center"/>
+          </w:tcPr>
+          <w:p>
+            <w:pPr>
+              <w:pStyle w:val="TableContents"/>
+              <w:spacing w:before="0" w:after="160"/>
+              <w:jc w:val="left"/>
+              <w:rPr/>
+            </w:pPr>
+            <w:r>
+              <w:rPr>
+                <w:rStyle w:val="StrongEmphasis"/>
+                <w:rFonts w:ascii="Tims new roman" w:hAnsi="Tims new roman"/>
+                <w:sz w:val="22"/>
+                <w:szCs w:val="22"/>
+              </w:rPr>
+              <w:t>UI/UX</w:t>
+            </w:r>
+          </w:p>
+        </w:tc>
+        <w:tc>
+          <w:tcPr>
+            <w:tcW w:w="8194" w:type="dxa"/>
+            <w:tcBorders/>
+            <w:vAlign w:val="center"/>
+          </w:tcPr>
+          <w:p>
+            <w:pPr>
+              <w:pStyle w:val="TableContents"/>
+              <w:spacing w:before="0" w:after="160"/>
+              <w:rPr>
+                <w:rFonts w:ascii="Tims new roman" w:hAnsi="Tims new roman"/>
+                <w:sz w:val="22"/>
+                <w:szCs w:val="22"/>
+              </w:rPr>
+            </w:pPr>
+            <w:r>
+              <w:rPr>
+                <w:rFonts w:ascii="Tims new roman" w:hAnsi="Tims new roman"/>
+                <w:sz w:val="22"/>
+                <w:szCs w:val="22"/>
+              </w:rPr>
+              <w:t>User Interface/User Experience.</w:t>
+            </w:r>
+          </w:p>
+        </w:tc>
+      </w:tr>
+      <w:tr>
+        <w:trPr/>
+        <w:tc>
+          <w:tcPr>
+            <w:tcW w:w="1821" w:type="dxa"/>
+            <w:tcBorders/>
+            <w:vAlign w:val="center"/>
+          </w:tcPr>
+          <w:p>
+            <w:pPr>
+              <w:pStyle w:val="TableContents"/>
+              <w:spacing w:before="0" w:after="160"/>
+              <w:jc w:val="left"/>
+              <w:rPr/>
+            </w:pPr>
+            <w:r>
+              <w:rPr>
+                <w:rStyle w:val="StrongEmphasis"/>
+                <w:rFonts w:ascii="Tims new roman" w:hAnsi="Tims new roman"/>
+                <w:sz w:val="22"/>
+                <w:szCs w:val="22"/>
+              </w:rPr>
+              <w:t>API</w:t>
+            </w:r>
+          </w:p>
+        </w:tc>
+        <w:tc>
+          <w:tcPr>
+            <w:tcW w:w="8194" w:type="dxa"/>
+            <w:tcBorders/>
+            <w:vAlign w:val="center"/>
+          </w:tcPr>
+          <w:p>
+            <w:pPr>
+              <w:pStyle w:val="TableContents"/>
+              <w:spacing w:before="0" w:after="160"/>
+              <w:rPr>
+                <w:rFonts w:ascii="Tims new roman" w:hAnsi="Tims new roman"/>
+                <w:sz w:val="22"/>
+                <w:szCs w:val="22"/>
+              </w:rPr>
+            </w:pPr>
+            <w:r>
+              <w:rPr>
+                <w:rFonts w:ascii="Tims new roman" w:hAnsi="Tims new roman"/>
+                <w:sz w:val="22"/>
+                <w:szCs w:val="22"/>
+              </w:rPr>
+              <w:t>Application Programming Interface.</w:t>
+            </w:r>
+          </w:p>
+        </w:tc>
+      </w:tr>
+      <w:tr>
+        <w:trPr/>
+        <w:tc>
+          <w:tcPr>
+            <w:tcW w:w="1821" w:type="dxa"/>
+            <w:tcBorders/>
+            <w:vAlign w:val="center"/>
+          </w:tcPr>
+          <w:p>
+            <w:pPr>
+              <w:pStyle w:val="TableContents"/>
+              <w:spacing w:before="0" w:after="160"/>
+              <w:jc w:val="left"/>
+              <w:rPr/>
+            </w:pPr>
+            <w:r>
+              <w:rPr>
+                <w:rStyle w:val="StrongEmphasis"/>
+                <w:rFonts w:ascii="Tims new roman" w:hAnsi="Tims new roman"/>
+                <w:sz w:val="22"/>
+                <w:szCs w:val="22"/>
+              </w:rPr>
+              <w:t>TBD</w:t>
+            </w:r>
+          </w:p>
+        </w:tc>
+        <w:tc>
+          <w:tcPr>
+            <w:tcW w:w="8194" w:type="dxa"/>
+            <w:tcBorders/>
+            <w:vAlign w:val="center"/>
+          </w:tcPr>
+          <w:p>
+            <w:pPr>
+              <w:pStyle w:val="TableContents"/>
+              <w:spacing w:before="0" w:after="160"/>
+              <w:rPr>
+                <w:rFonts w:ascii="Tims new roman" w:hAnsi="Tims new roman"/>
+                <w:sz w:val="22"/>
+                <w:szCs w:val="22"/>
+              </w:rPr>
+            </w:pPr>
+            <w:r>
+              <w:rPr>
+                <w:rFonts w:ascii="Tims new roman" w:hAnsi="Tims new roman"/>
+                <w:sz w:val="22"/>
+                <w:szCs w:val="22"/>
+              </w:rPr>
+              <w:t>To Be Determined.</w:t>
+            </w:r>
+          </w:p>
+        </w:tc>
+      </w:tr>
+      <w:tr>
+        <w:trPr/>
+        <w:tc>
+          <w:tcPr>
+            <w:tcW w:w="1821" w:type="dxa"/>
+            <w:tcBorders/>
+            <w:vAlign w:val="center"/>
+          </w:tcPr>
+          <w:p>
+            <w:pPr>
+              <w:pStyle w:val="TableContents"/>
+              <w:spacing w:before="0" w:after="160"/>
+              <w:jc w:val="left"/>
+              <w:rPr/>
+            </w:pPr>
+            <w:r>
+              <w:rPr>
+                <w:rStyle w:val="StrongEmphasis"/>
+                <w:rFonts w:ascii="Tims new roman" w:hAnsi="Tims new roman"/>
+                <w:sz w:val="22"/>
+                <w:szCs w:val="22"/>
+              </w:rPr>
+              <w:t>UML</w:t>
+            </w:r>
+          </w:p>
+        </w:tc>
+        <w:tc>
+          <w:tcPr>
+            <w:tcW w:w="8194" w:type="dxa"/>
+            <w:tcBorders/>
+            <w:vAlign w:val="center"/>
+          </w:tcPr>
+          <w:p>
+            <w:pPr>
+              <w:pStyle w:val="TableContents"/>
+              <w:spacing w:before="0" w:after="160"/>
+              <w:rPr>
+                <w:rFonts w:ascii="Tims new roman" w:hAnsi="Tims new roman"/>
+                <w:sz w:val="22"/>
+                <w:szCs w:val="22"/>
+              </w:rPr>
+            </w:pPr>
+            <w:r>
+              <w:rPr>
+                <w:rFonts w:ascii="Tims new roman" w:hAnsi="Tims new roman"/>
+                <w:sz w:val="22"/>
+                <w:szCs w:val="22"/>
+              </w:rPr>
+              <w:t>Unified Modeling Language used for system design diagrams.</w:t>
+            </w:r>
+          </w:p>
+        </w:tc>
+      </w:tr>
+      <w:tr>
+        <w:trPr/>
+        <w:tc>
+          <w:tcPr>
+            <w:tcW w:w="1821" w:type="dxa"/>
+            <w:tcBorders/>
+            <w:vAlign w:val="center"/>
+          </w:tcPr>
+          <w:p>
+            <w:pPr>
+              <w:pStyle w:val="TableContents"/>
+              <w:spacing w:before="0" w:after="160"/>
+              <w:jc w:val="left"/>
+              <w:rPr/>
+            </w:pPr>
+            <w:r>
+              <w:rPr>
+                <w:rStyle w:val="StrongEmphasis"/>
+                <w:rFonts w:ascii="Tims new roman" w:hAnsi="Tims new roman"/>
+                <w:sz w:val="22"/>
+                <w:szCs w:val="22"/>
+              </w:rPr>
+              <w:t>Analytics</w:t>
+            </w:r>
+          </w:p>
+        </w:tc>
+        <w:tc>
+          <w:tcPr>
+            <w:tcW w:w="8194" w:type="dxa"/>
+            <w:tcBorders/>
+            <w:vAlign w:val="center"/>
+          </w:tcPr>
+          <w:p>
+            <w:pPr>
+              <w:pStyle w:val="TableContents"/>
+              <w:spacing w:before="0" w:after="160"/>
+              <w:rPr>
+                <w:rFonts w:ascii="Tims new roman" w:hAnsi="Tims new roman"/>
+                <w:sz w:val="22"/>
+                <w:szCs w:val="22"/>
+              </w:rPr>
+            </w:pPr>
+            <w:r>
+              <w:rPr>
+                <w:rFonts w:ascii="Tims new roman" w:hAnsi="Tims new roman"/>
+                <w:sz w:val="22"/>
+                <w:szCs w:val="22"/>
+              </w:rPr>
+              <w:t>The discovery and interpretation of meaningful patterns in data.</w:t>
+            </w:r>
+          </w:p>
+        </w:tc>
+      </w:tr>
+      <w:tr>
+        <w:trPr/>
+        <w:tc>
+          <w:tcPr>
+            <w:tcW w:w="1821" w:type="dxa"/>
+            <w:tcBorders/>
+            <w:vAlign w:val="center"/>
+          </w:tcPr>
+          <w:p>
+            <w:pPr>
+              <w:pStyle w:val="TableContents"/>
+              <w:spacing w:before="0" w:after="160"/>
+              <w:jc w:val="left"/>
+              <w:rPr/>
+            </w:pPr>
+            <w:r>
+              <w:rPr>
+                <w:rStyle w:val="StrongEmphasis"/>
+                <w:rFonts w:ascii="Tims new roman" w:hAnsi="Tims new roman"/>
+                <w:sz w:val="22"/>
+                <w:szCs w:val="22"/>
+              </w:rPr>
+              <w:t>Academic Sync</w:t>
+            </w:r>
+          </w:p>
+        </w:tc>
+        <w:tc>
+          <w:tcPr>
+            <w:tcW w:w="8194" w:type="dxa"/>
+            <w:tcBorders/>
+            <w:vAlign w:val="center"/>
+          </w:tcPr>
+          <w:p>
+            <w:pPr>
+              <w:pStyle w:val="TableContents"/>
+              <w:spacing w:before="0" w:after="160"/>
+              <w:rPr>
+                <w:rFonts w:ascii="Tims new roman" w:hAnsi="Tims new roman"/>
+                <w:sz w:val="22"/>
+                <w:szCs w:val="22"/>
+              </w:rPr>
+            </w:pPr>
+            <w:r>
+              <w:rPr>
+                <w:rFonts w:ascii="Tims new roman" w:hAnsi="Tims new roman"/>
+                <w:sz w:val="22"/>
+                <w:szCs w:val="22"/>
+              </w:rPr>
+              <w:t>The automated process of fetching deadlines or exam schedules from educational portals.</w:t>
+            </w:r>
+          </w:p>
+        </w:tc>
+      </w:tr>
+    </w:tbl>
+    <w:p>
+      <w:pPr>
+        <w:pStyle w:val="TextBody"/>
+        <w:tabs>
+          <w:tab w:val="clear" w:pos="720"/>
+          <w:tab w:val="left" w:pos="0" w:leader="none"/>
+        </w:tabs>
+        <w:ind w:hanging="0"/>
+        <w:rPr>
+          <w:rFonts w:ascii="Times new roman" w:hAnsi="Times new roman"/>
+          <w:sz w:val="24"/>
+          <w:szCs w:val="24"/>
+        </w:rPr>
+      </w:pPr>
+      <w:r>
+        <w:rPr/>
+      </w:r>
+    </w:p>
+    <w:p>
+      <w:pPr>
+        <w:pStyle w:val="Normal"/>
         <w:spacing w:lineRule="auto" w:line="240" w:beforeAutospacing="1" w:afterAutospacing="1"/>
-        <w:ind w:left="0" w:hanging="0"/>
-        <w:jc w:val="both"/>
-        <w:outlineLvl w:val="1"/>
+        <w:jc w:val="both"/>
+        <w:rPr>
+          <w:rFonts w:ascii="Times new roman" w:hAnsi="Times new roman" w:cs="Times New Roman"/>
+          <w:sz w:val="24"/>
+          <w:szCs w:val="24"/>
+        </w:rPr>
+      </w:pPr>
+      <w:r>
+        <w:rPr>
+          <w:rFonts w:cs="Times New Roman" w:ascii="Times new roman" w:hAnsi="Times new roman"/>
+          <w:sz w:val="24"/>
+          <w:szCs w:val="24"/>
+        </w:rPr>
+      </w:r>
+    </w:p>
+    <w:p>
+      <w:pPr>
+        <w:pStyle w:val="Heading2"/>
+        <w:spacing w:lineRule="auto" w:line="240" w:before="0" w:after="0"/>
+        <w:jc w:val="both"/>
+        <w:rPr/>
+      </w:pPr>
+      <w:r>
+        <w:rPr>
+          <w:rStyle w:val="StrongEmphasis"/>
+          <w:rFonts w:eastAsia="Times New Roman" w:cs="Times New Roman" w:ascii="Times new roman" w:hAnsi="Times new roman"/>
+          <w:b/>
+          <w:sz w:val="28"/>
+          <w:szCs w:val="28"/>
+          <w:lang w:eastAsia="en-GB"/>
+        </w:rPr>
+        <w:t>Appendix C: To Be Determined (TBD) List</w:t>
+      </w:r>
+    </w:p>
+    <w:p>
+      <w:pPr>
+        <w:pStyle w:val="Heading2"/>
+        <w:spacing w:lineRule="auto" w:line="240" w:before="0" w:after="0"/>
+        <w:jc w:val="both"/>
         <w:rPr>
           <w:rFonts w:ascii="Times New Roman" w:hAnsi="Times New Roman" w:eastAsia="Times New Roman" w:cs="Times New Roman"/>
-          <w:b/>
-          <w:b/>
-          <w:bCs/>
-          <w:sz w:val="36"/>
-          <w:szCs w:val="36"/>
-          <w:lang w:eastAsia="en-GB"/>
-        </w:rPr>
-      </w:pPr>
-      <w:r>
-        <w:rPr>
-          <w:rFonts w:eastAsia="Times New Roman" w:cs="Times New Roman" w:ascii="Times New Roman" w:hAnsi="Times New Roman"/>
-          <w:b/>
-          <w:bCs/>
-          <w:sz w:val="36"/>
-          <w:szCs w:val="36"/>
-          <w:lang w:eastAsia="en-GB"/>
-        </w:rPr>
-        <w:t>7. Conclusion</w:t>
-      </w:r>
-    </w:p>
-    <w:p>
-      <w:pPr>
-        <w:pStyle w:val="TextBody"/>
-        <w:spacing w:lineRule="auto" w:line="240" w:beforeAutospacing="1" w:afterAutospacing="1"/>
-        <w:jc w:val="both"/>
+          <w:sz w:val="28"/>
+          <w:szCs w:val="24"/>
+          <w:lang w:eastAsia="en-GB"/>
+        </w:rPr>
+      </w:pPr>
+      <w:r>
         <w:rPr/>
-      </w:pPr>
-      <w:r>
-        <w:rPr>
-          <w:rFonts w:eastAsia="Times New Roman" w:cs="Times New Roman" w:ascii="Times new roman" w:hAnsi="Times new roman"/>
-          <w:bCs/>
-          <w:sz w:val="24"/>
-          <w:szCs w:val="24"/>
-          <w:lang w:eastAsia="en-GB"/>
-        </w:rPr>
-        <w:t xml:space="preserve">This Software Requirements Specification (SRS) outlines the foundational structure, purpose, and design of the </w:t>
-      </w:r>
-      <w:r>
-        <w:rPr>
-          <w:rStyle w:val="Strong"/>
-          <w:rFonts w:eastAsia="Times New Roman" w:cs="Times New Roman" w:ascii="Times new roman" w:hAnsi="Times new roman"/>
-          <w:sz w:val="24"/>
-          <w:szCs w:val="24"/>
-          <w:lang w:eastAsia="en-GB"/>
-        </w:rPr>
-        <w:t>Cyber-Physical System (CPS)</w:t>
-      </w:r>
-      <w:r>
-        <w:rPr>
-          <w:rFonts w:eastAsia="Times New Roman" w:cs="Times New Roman" w:ascii="Times new roman" w:hAnsi="Times new roman"/>
-          <w:bCs/>
-          <w:sz w:val="24"/>
-          <w:szCs w:val="24"/>
-          <w:lang w:eastAsia="en-GB"/>
-        </w:rPr>
-        <w:t xml:space="preserve"> designed to assist students in managing their academic responsibilities alongside their daily routines. In today’s fast-paced educational environment, students often struggle to maintain a balance between lectures, assignments, self-study, extracurricular activities, and personal well-being. This software aims to bridge that gap by offering an intelligent, automated, and user-centric solution that seamlessly blends time management with academic excellence</w:t>
-      </w:r>
-      <w:r>
-        <w:rPr>
-          <w:rFonts w:ascii="Times new roman" w:hAnsi="Times new roman"/>
-          <w:sz w:val="24"/>
-          <w:szCs w:val="24"/>
-        </w:rPr>
-        <w:t>.</w:t>
-      </w:r>
-    </w:p>
-    <w:p>
-      <w:pPr>
-        <w:pStyle w:val="TextBody"/>
+      </w:r>
+    </w:p>
+    <w:tbl>
+      <w:tblPr>
+        <w:tblW w:w="8767" w:type="dxa"/>
+        <w:jc w:val="left"/>
+        <w:tblInd w:w="0" w:type="dxa"/>
+        <w:tblLayout w:type="fixed"/>
+        <w:tblCellMar>
+          <w:top w:w="28" w:type="dxa"/>
+          <w:left w:w="28" w:type="dxa"/>
+          <w:bottom w:w="28" w:type="dxa"/>
+          <w:right w:w="28" w:type="dxa"/>
+        </w:tblCellMar>
+      </w:tblPr>
+      <w:tblGrid>
+        <w:gridCol w:w="671"/>
+        <w:gridCol w:w="8096"/>
+      </w:tblGrid>
+      <w:tr>
+        <w:trPr>
+          <w:tblHeader w:val="true"/>
+        </w:trPr>
+        <w:tc>
+          <w:tcPr>
+            <w:tcW w:w="671" w:type="dxa"/>
+            <w:tcBorders/>
+            <w:vAlign w:val="center"/>
+          </w:tcPr>
+          <w:p>
+            <w:pPr>
+              <w:pStyle w:val="TableHeading"/>
+              <w:spacing w:before="0" w:after="160"/>
+              <w:rPr>
+                <w:sz w:val="24"/>
+                <w:szCs w:val="24"/>
+              </w:rPr>
+            </w:pPr>
+            <w:r>
+              <w:rPr>
+                <w:sz w:val="24"/>
+                <w:szCs w:val="24"/>
+              </w:rPr>
+              <w:t>#</w:t>
+            </w:r>
+          </w:p>
+        </w:tc>
+        <w:tc>
+          <w:tcPr>
+            <w:tcW w:w="8096" w:type="dxa"/>
+            <w:tcBorders/>
+            <w:vAlign w:val="center"/>
+          </w:tcPr>
+          <w:p>
+            <w:pPr>
+              <w:pStyle w:val="TableHeading"/>
+              <w:spacing w:before="0" w:after="160"/>
+              <w:rPr>
+                <w:sz w:val="24"/>
+                <w:szCs w:val="24"/>
+              </w:rPr>
+            </w:pPr>
+            <w:r>
+              <w:rPr>
+                <w:sz w:val="24"/>
+                <w:szCs w:val="24"/>
+              </w:rPr>
+              <w:t>Description</w:t>
+            </w:r>
+          </w:p>
+        </w:tc>
+      </w:tr>
+      <w:tr>
+        <w:trPr/>
+        <w:tc>
+          <w:tcPr>
+            <w:tcW w:w="671" w:type="dxa"/>
+            <w:tcBorders/>
+            <w:vAlign w:val="center"/>
+          </w:tcPr>
+          <w:p>
+            <w:pPr>
+              <w:pStyle w:val="TableContents"/>
+              <w:widowControl w:val="false"/>
+              <w:suppressLineNumbers/>
+              <w:spacing w:before="0" w:after="160"/>
+              <w:rPr/>
+            </w:pPr>
+            <w:r>
+              <w:rPr>
+                <w:rStyle w:val="StrongEmphasis"/>
+                <w:sz w:val="24"/>
+                <w:szCs w:val="24"/>
+              </w:rPr>
+              <w:t>TBD-1</w:t>
+            </w:r>
+          </w:p>
+        </w:tc>
+        <w:tc>
+          <w:tcPr>
+            <w:tcW w:w="8096" w:type="dxa"/>
+            <w:tcBorders/>
+            <w:vAlign w:val="center"/>
+          </w:tcPr>
+          <w:p>
+            <w:pPr>
+              <w:pStyle w:val="TableContents"/>
+              <w:spacing w:before="0" w:after="160"/>
+              <w:rPr>
+                <w:sz w:val="24"/>
+                <w:szCs w:val="24"/>
+              </w:rPr>
+            </w:pPr>
+            <w:r>
+              <w:rPr>
+                <w:sz w:val="24"/>
+                <w:szCs w:val="24"/>
+              </w:rPr>
+              <w:t>Final decision on database provider (e.g., Firebase vs. MongoDB).</w:t>
+            </w:r>
+          </w:p>
+        </w:tc>
+      </w:tr>
+      <w:tr>
+        <w:trPr/>
+        <w:tc>
+          <w:tcPr>
+            <w:tcW w:w="671" w:type="dxa"/>
+            <w:tcBorders/>
+            <w:vAlign w:val="center"/>
+          </w:tcPr>
+          <w:p>
+            <w:pPr>
+              <w:pStyle w:val="TableContents"/>
+              <w:widowControl w:val="false"/>
+              <w:suppressLineNumbers/>
+              <w:spacing w:before="0" w:after="160"/>
+              <w:rPr/>
+            </w:pPr>
+            <w:r>
+              <w:rPr>
+                <w:rStyle w:val="StrongEmphasis"/>
+                <w:sz w:val="24"/>
+                <w:szCs w:val="24"/>
+              </w:rPr>
+              <w:t>TBD-2</w:t>
+            </w:r>
+          </w:p>
+        </w:tc>
+        <w:tc>
+          <w:tcPr>
+            <w:tcW w:w="8096" w:type="dxa"/>
+            <w:tcBorders/>
+            <w:vAlign w:val="center"/>
+          </w:tcPr>
+          <w:p>
+            <w:pPr>
+              <w:pStyle w:val="TableContents"/>
+              <w:spacing w:before="0" w:after="160"/>
+              <w:rPr>
+                <w:sz w:val="24"/>
+                <w:szCs w:val="24"/>
+              </w:rPr>
+            </w:pPr>
+            <w:r>
+              <w:rPr>
+                <w:sz w:val="24"/>
+                <w:szCs w:val="24"/>
+              </w:rPr>
+              <w:t>Selection of academic portals for Phase-1 integration.</w:t>
+            </w:r>
+          </w:p>
+        </w:tc>
+      </w:tr>
+      <w:tr>
+        <w:trPr/>
+        <w:tc>
+          <w:tcPr>
+            <w:tcW w:w="671" w:type="dxa"/>
+            <w:tcBorders/>
+            <w:vAlign w:val="center"/>
+          </w:tcPr>
+          <w:p>
+            <w:pPr>
+              <w:pStyle w:val="TableContents"/>
+              <w:widowControl w:val="false"/>
+              <w:suppressLineNumbers/>
+              <w:spacing w:before="0" w:after="160"/>
+              <w:rPr/>
+            </w:pPr>
+            <w:r>
+              <w:rPr>
+                <w:rStyle w:val="StrongEmphasis"/>
+                <w:sz w:val="24"/>
+                <w:szCs w:val="24"/>
+              </w:rPr>
+              <w:t>TBD-3</w:t>
+            </w:r>
+          </w:p>
+        </w:tc>
+        <w:tc>
+          <w:tcPr>
+            <w:tcW w:w="8096" w:type="dxa"/>
+            <w:tcBorders/>
+            <w:vAlign w:val="center"/>
+          </w:tcPr>
+          <w:p>
+            <w:pPr>
+              <w:pStyle w:val="TableContents"/>
+              <w:spacing w:before="0" w:after="160"/>
+              <w:rPr>
+                <w:sz w:val="24"/>
+                <w:szCs w:val="24"/>
+              </w:rPr>
+            </w:pPr>
+            <w:r>
+              <w:rPr>
+                <w:sz w:val="24"/>
+                <w:szCs w:val="24"/>
+              </w:rPr>
+              <w:t>Legal consultation regarding data privacy and minors.</w:t>
+            </w:r>
+          </w:p>
+        </w:tc>
+      </w:tr>
+      <w:tr>
+        <w:trPr/>
+        <w:tc>
+          <w:tcPr>
+            <w:tcW w:w="671" w:type="dxa"/>
+            <w:tcBorders/>
+            <w:vAlign w:val="center"/>
+          </w:tcPr>
+          <w:p>
+            <w:pPr>
+              <w:pStyle w:val="TableContents"/>
+              <w:widowControl w:val="false"/>
+              <w:suppressLineNumbers/>
+              <w:spacing w:before="0" w:after="160"/>
+              <w:rPr/>
+            </w:pPr>
+            <w:r>
+              <w:rPr>
+                <w:rStyle w:val="StrongEmphasis"/>
+                <w:sz w:val="24"/>
+                <w:szCs w:val="24"/>
+              </w:rPr>
+              <w:t>TBD-4</w:t>
+            </w:r>
+          </w:p>
+        </w:tc>
+        <w:tc>
+          <w:tcPr>
+            <w:tcW w:w="8096" w:type="dxa"/>
+            <w:tcBorders/>
+            <w:vAlign w:val="center"/>
+          </w:tcPr>
+          <w:p>
+            <w:pPr>
+              <w:pStyle w:val="TableContents"/>
+              <w:spacing w:before="0" w:after="160"/>
+              <w:rPr>
+                <w:sz w:val="24"/>
+                <w:szCs w:val="24"/>
+              </w:rPr>
+            </w:pPr>
+            <w:r>
+              <w:rPr>
+                <w:sz w:val="24"/>
+                <w:szCs w:val="24"/>
+              </w:rPr>
+              <w:t>Cloud service provider for hosting and analytics.</w:t>
+            </w:r>
+          </w:p>
+        </w:tc>
+      </w:tr>
+      <w:tr>
+        <w:trPr/>
+        <w:tc>
+          <w:tcPr>
+            <w:tcW w:w="671" w:type="dxa"/>
+            <w:tcBorders/>
+            <w:vAlign w:val="center"/>
+          </w:tcPr>
+          <w:p>
+            <w:pPr>
+              <w:pStyle w:val="TableContents"/>
+              <w:widowControl w:val="false"/>
+              <w:suppressLineNumbers/>
+              <w:spacing w:before="0" w:after="160"/>
+              <w:rPr/>
+            </w:pPr>
+            <w:r>
+              <w:rPr>
+                <w:rStyle w:val="StrongEmphasis"/>
+                <w:sz w:val="24"/>
+                <w:szCs w:val="24"/>
+              </w:rPr>
+              <w:t>TBD-5</w:t>
+            </w:r>
+          </w:p>
+        </w:tc>
+        <w:tc>
+          <w:tcPr>
+            <w:tcW w:w="8096" w:type="dxa"/>
+            <w:tcBorders/>
+            <w:vAlign w:val="center"/>
+          </w:tcPr>
+          <w:p>
+            <w:pPr>
+              <w:pStyle w:val="TableContents"/>
+              <w:spacing w:before="0" w:after="160"/>
+              <w:rPr>
+                <w:sz w:val="24"/>
+                <w:szCs w:val="24"/>
+              </w:rPr>
+            </w:pPr>
+            <w:r>
+              <w:rPr>
+                <w:sz w:val="24"/>
+                <w:szCs w:val="24"/>
+              </w:rPr>
+              <w:t>Final UI design framework (e.g., React Native, Flutter).</w:t>
+            </w:r>
+          </w:p>
+        </w:tc>
+      </w:tr>
+    </w:tbl>
+    <w:p>
+      <w:pPr>
+        <w:pStyle w:val="Normal"/>
+        <w:spacing w:lineRule="auto" w:line="240" w:before="0" w:after="0"/>
+        <w:jc w:val="both"/>
+        <w:rPr>
+          <w:rFonts w:ascii="Times New Roman" w:hAnsi="Times New Roman" w:eastAsia="Times New Roman" w:cs="Times New Roman"/>
+          <w:sz w:val="28"/>
+          <w:szCs w:val="24"/>
+          <w:lang w:eastAsia="en-GB"/>
+        </w:rPr>
+      </w:pPr>
+      <w:r>
         <w:rPr/>
-      </w:pPr>
-      <w:r>
-        <w:rPr>
-          <w:rFonts w:ascii="Times new roman" w:hAnsi="Times new roman"/>
-          <w:sz w:val="24"/>
-          <w:szCs w:val="24"/>
-        </w:rPr>
-        <w:t xml:space="preserve">In the long term, this system could be extended with </w:t>
-      </w:r>
-      <w:r>
-        <w:rPr>
-          <w:rStyle w:val="Strong"/>
-          <w:rFonts w:ascii="Times new roman" w:hAnsi="Times new roman"/>
-          <w:sz w:val="24"/>
-          <w:szCs w:val="24"/>
-        </w:rPr>
-        <w:t>AI-based learning pattern analysis</w:t>
-      </w:r>
-      <w:r>
-        <w:rPr>
-          <w:rFonts w:ascii="Times new roman" w:hAnsi="Times new roman"/>
-          <w:sz w:val="24"/>
-          <w:szCs w:val="24"/>
-        </w:rPr>
-        <w:t xml:space="preserve">, </w:t>
-      </w:r>
-      <w:r>
-        <w:rPr>
-          <w:rStyle w:val="Strong"/>
-          <w:rFonts w:ascii="Times new roman" w:hAnsi="Times new roman"/>
-          <w:sz w:val="24"/>
-          <w:szCs w:val="24"/>
-        </w:rPr>
-        <w:t>integration with college portals</w:t>
-      </w:r>
-      <w:r>
-        <w:rPr>
-          <w:rFonts w:ascii="Times new roman" w:hAnsi="Times new roman"/>
-          <w:sz w:val="24"/>
-          <w:szCs w:val="24"/>
-        </w:rPr>
-        <w:t xml:space="preserve">, and </w:t>
-      </w:r>
-      <w:r>
-        <w:rPr>
-          <w:rStyle w:val="Strong"/>
-          <w:rFonts w:ascii="Times new roman" w:hAnsi="Times new roman"/>
-          <w:sz w:val="24"/>
-          <w:szCs w:val="24"/>
-        </w:rPr>
-        <w:t>voice-assisted scheduling</w:t>
-      </w:r>
-      <w:r>
-        <w:rPr>
-          <w:rFonts w:ascii="Times new roman" w:hAnsi="Times new roman"/>
-          <w:sz w:val="24"/>
-          <w:szCs w:val="24"/>
-        </w:rPr>
-        <w:t>, ensuring adaptability and future readiness. Additionally, it can be customized for various educational levels, making it scalable and relevant for schools, diploma students, and even working professionals pursuing part-time education.</w:t>
-      </w:r>
-    </w:p>
-    <w:p>
-      <w:pPr>
-        <w:pStyle w:val="TextBody"/>
-        <w:rPr>
-          <w:rFonts w:ascii="Times new roman" w:hAnsi="Times new roman"/>
-          <w:sz w:val="24"/>
-          <w:szCs w:val="24"/>
-        </w:rPr>
-      </w:pPr>
-      <w:r>
-        <w:rPr>
-          <w:rFonts w:ascii="Times new roman" w:hAnsi="Times new roman"/>
-          <w:sz w:val="24"/>
-          <w:szCs w:val="24"/>
-        </w:rPr>
-        <w:t>The development of this system represents a step forward in the evolution of educational technology and personal productivity tools. It not only contributes to academic improvement but also fosters discipline, stress reduction, and time-awareness among students, ultimately shaping more responsible and self-managed individuals.</w:t>
       </w:r>
     </w:p>
     <w:p>
@@ -6251,7 +7036,7 @@
         <w:docPartGallery w:val="Page Numbers (Bottom of Page)"/>
         <w:docPartUnique w:val="true"/>
       </w:docPartObj>
-      <w:id w:val="1640756656"/>
+      <w:id w:val="645297293"/>
     </w:sdtPr>
     <w:sdtContent>
       <w:p>
@@ -6274,7 +7059,7 @@
         </w:r>
         <w:r>
           <w:rPr/>
-          <w:t>6</w:t>
+          <w:t>10</w:t>
         </w:r>
         <w:r>
           <w:rPr/>
@@ -10895,6 +11680,14 @@
       <w:rFonts w:ascii="OpenSymbol" w:hAnsi="OpenSymbol" w:eastAsia="OpenSymbol" w:cs="OpenSymbol"/>
     </w:rPr>
   </w:style>
+  <w:style w:type="character" w:styleId="StrongEmphasis">
+    <w:name w:val="Strong"/>
+    <w:qFormat/>
+    <w:rPr>
+      <w:b/>
+      <w:bCs/>
+    </w:rPr>
+  </w:style>
   <w:style w:type="paragraph" w:styleId="Heading">
     <w:name w:val="Heading"/>
     <w:basedOn w:val="Normal"/>
@@ -11060,6 +11853,29 @@
       <w:spacing w:lineRule="auto" w:line="240" w:before="0" w:after="0"/>
     </w:pPr>
     <w:rPr/>
+  </w:style>
+  <w:style w:type="paragraph" w:styleId="TableContents">
+    <w:name w:val="Table Contents"/>
+    <w:basedOn w:val="Normal"/>
+    <w:qFormat/>
+    <w:pPr>
+      <w:widowControl w:val="false"/>
+      <w:suppressLineNumbers/>
+    </w:pPr>
+    <w:rPr/>
+  </w:style>
+  <w:style w:type="paragraph" w:styleId="TableHeading">
+    <w:name w:val="Table Heading"/>
+    <w:basedOn w:val="TableContents"/>
+    <w:qFormat/>
+    <w:pPr>
+      <w:suppressLineNumbers/>
+      <w:jc w:val="center"/>
+    </w:pPr>
+    <w:rPr>
+      <w:b/>
+      <w:bCs/>
+    </w:rPr>
   </w:style>
   <w:style w:type="numbering" w:styleId="NoList" w:default="1">
     <w:name w:val="No List"/>
